--- a/arb/docx/002.content.docx
+++ b/arb/docx/002.content.docx
@@ -163,28 +163,6 @@
           <w:lang w:val="ar_AE" w:bidi="ar_AE"/>
         </w:rPr>
         <w:t>س</w:t>
-      </w:r>
-      <w:r>
-        <w:rPr>
-          <w:lang w:val="ar_AE" w:bidi="ar_AE"/>
-        </w:rPr>
-      </w:r>
-    </w:p>
-    <w:p>
-      <w:pPr>
-        <w:bidi/>
-      </w:pPr>
-      <w:r>
-        <w:rPr>
-          <w:lang w:val="ar_AE" w:bidi="ar_AE"/>
-        </w:rPr>
-      </w:r>
-      <w:r>
-        <w:rPr>
-          <w:i/>
-          <w:lang w:val="ar_AE" w:bidi="ar_AE"/>
-        </w:rPr>
-        <w:t>"سيأتي", السبعون أسبوعًا, السيادة الإلهية والمسؤولية البشرية, سر الأخبار السارة, سر المسيّا, سُكنى الله مع شعبه, سلسلة نسب يسوع, سمو وعظمة الابن فوق الجميع, سوء الفهم في إنجيل يوحنا, سيادة الله</w:t>
       </w:r>
       <w:r>
         <w:rPr>

--- a/arb/docx/002.content.docx
+++ b/arb/docx/002.content.docx
@@ -22,7 +22,7 @@
         <w:rPr>
           <w:lang w:val="ar_AE" w:bidi="ar_AE"/>
         </w:rPr>
-        <w:t>Resource: Study Notes - Themes (Tyndale)</w:t>
+        <w:t>Resource: Tyndale Open Study Notes</w:t>
       </w:r>
       <w:r>
         <w:rPr>
@@ -122,7 +122,7 @@
         <w:rPr>
           <w:lang w:val="ar_AE" w:bidi="ar_AE"/>
         </w:rPr>
-        <w:t>Study Notes - Themes (Tyndale)</w:t>
+        <w:t>Tyndale Open Study Notes</w:t>
       </w:r>
     </w:p>
     <w:p>

--- a/arb/docx/002.content.docx
+++ b/arb/docx/002.content.docx
@@ -22,7 +22,7 @@
         <w:rPr>
           <w:lang w:val="ar_AE" w:bidi="ar_AE"/>
         </w:rPr>
-        <w:t>Resource: Tyndale Open Study Notes</w:t>
+        <w:t>Resource: Aquifer Open Study Notes (Themes)</w:t>
       </w:r>
       <w:r>
         <w:rPr>
@@ -122,7 +122,7 @@
         <w:rPr>
           <w:lang w:val="ar_AE" w:bidi="ar_AE"/>
         </w:rPr>
-        <w:t>Tyndale Open Study Notes</w:t>
+        <w:t>Aquifer Open Study Notes (Themes)</w:t>
       </w:r>
     </w:p>
     <w:p>

--- a/arb/docx/002.content.docx
+++ b/arb/docx/002.content.docx
@@ -9,6 +9,8 @@
       </w:pPr>
       <w:r>
         <w:rPr>
+          <w:rtl/>
+          <w:cs/>
           <w:lang w:val="ar_AE" w:bidi="ar_AE"/>
         </w:rPr>
       </w:r>
@@ -20,12 +22,16 @@
       </w:pPr>
       <w:r>
         <w:rPr>
+          <w:rtl/>
+          <w:cs/>
           <w:lang w:val="ar_AE" w:bidi="ar_AE"/>
         </w:rPr>
         <w:t>Resource: Aquifer Open Study Notes (Themes)</w:t>
       </w:r>
       <w:r>
         <w:rPr>
+          <w:rtl/>
+          <w:cs/>
           <w:lang w:val="ar_AE" w:bidi="ar_AE"/>
         </w:rPr>
       </w:r>
@@ -36,12 +42,16 @@
       </w:pPr>
       <w:r>
         <w:rPr>
+          <w:rtl/>
+          <w:cs/>
           <w:lang w:val="ar_AE" w:bidi="ar_AE"/>
         </w:rPr>
       </w:r>
       <w:r>
         <w:rPr>
           <w:b/>
+          <w:rtl/>
+          <w:cs/>
           <w:lang w:val="ar_AE" w:bidi="ar_AE"/>
         </w:rPr>
         <w:t>Aquifer Open Study Notes (Themes)</w:t>
@@ -53,35 +63,47 @@
       </w:pPr>
       <w:r>
         <w:rPr>
-          <w:lang w:val="ar_AE" w:bidi="ar_AE"/>
-        </w:rPr>
-      </w:r>
-      <w:r>
-        <w:rPr>
+          <w:rtl/>
+          <w:cs/>
+          <w:lang w:val="ar_AE" w:bidi="ar_AE"/>
+        </w:rPr>
+      </w:r>
+      <w:r>
+        <w:rPr>
+          <w:rtl/>
+          <w:cs/>
           <w:lang w:val="ar_AE" w:bidi="ar_AE"/>
         </w:rPr>
         <w:t xml:space="preserve">This work is an adaptation of </w:t>
       </w:r>
       <w:r>
         <w:rPr>
+          <w:rtl/>
+          <w:cs/>
           <w:lang w:val="ar_AE" w:bidi="ar_AE"/>
         </w:rPr>
         <w:t>Tyndale Open Study Notes</w:t>
       </w:r>
       <w:r>
         <w:rPr>
+          <w:rtl/>
+          <w:cs/>
           <w:lang w:val="ar_AE" w:bidi="ar_AE"/>
         </w:rPr>
         <w:t xml:space="preserve"> © 2023 Tyndale House Publishers, licensed under the CC BY-SA 4.0 license. The adaptation, </w:t>
       </w:r>
       <w:r>
         <w:rPr>
+          <w:rtl/>
+          <w:cs/>
           <w:lang w:val="ar_AE" w:bidi="ar_AE"/>
         </w:rPr>
         <w:t>Aquifer Open Study Notes</w:t>
       </w:r>
       <w:r>
         <w:rPr>
+          <w:rtl/>
+          <w:cs/>
           <w:lang w:val="ar_AE" w:bidi="ar_AE"/>
         </w:rPr>
         <w:t>, was created by Mission Mutual and is also licensed under CC BY-SA 4.0.</w:t>
@@ -93,22 +115,30 @@
       </w:pPr>
       <w:r>
         <w:rPr>
-          <w:lang w:val="ar_AE" w:bidi="ar_AE"/>
-        </w:rPr>
-      </w:r>
-      <w:r>
-        <w:rPr>
+          <w:rtl/>
+          <w:cs/>
+          <w:lang w:val="ar_AE" w:bidi="ar_AE"/>
+        </w:rPr>
+      </w:r>
+      <w:r>
+        <w:rPr>
+          <w:rtl/>
+          <w:cs/>
           <w:lang w:val="ar_AE" w:bidi="ar_AE"/>
         </w:rPr>
         <w:t>This resource has been adapted into multiple languages, including English, Tok Pisin, Arabic (عربي), French (Français), Hindi (हिंदी), Indonesian (Bahasa Indonesia), Portuguese (Português), Russian (Русский), Spanish (Español), Swahili (Kiswahili), and Simplified Chinese (简体中文).</w:t>
       </w:r>
       <w:r>
         <w:rPr>
-          <w:lang w:val="ar_AE" w:bidi="ar_AE"/>
-        </w:rPr>
-      </w:r>
-      <w:r>
-        <w:rPr>
+          <w:rtl/>
+          <w:cs/>
+          <w:lang w:val="ar_AE" w:bidi="ar_AE"/>
+        </w:rPr>
+      </w:r>
+      <w:r>
+        <w:rPr>
+          <w:rtl/>
+          <w:cs/>
           <w:lang w:val="ar_AE" w:bidi="ar_AE"/>
         </w:rPr>
       </w:r>
@@ -120,6 +150,8 @@
       </w:pPr>
       <w:r>
         <w:rPr>
+          <w:rtl/>
+          <w:cs/>
           <w:lang w:val="ar_AE" w:bidi="ar_AE"/>
         </w:rPr>
         <w:t>Aquifer Open Study Notes (Themes)</w:t>
@@ -149,6 +181,8 @@
       </w:pPr>
       <w:r>
         <w:rPr>
+          <w:rtl/>
+          <w:cs/>
           <w:lang w:val="ar_AE" w:bidi="ar_AE"/>
         </w:rPr>
       </w:r>
@@ -160,12 +194,16 @@
       </w:pPr>
       <w:r>
         <w:rPr>
+          <w:rtl/>
+          <w:cs/>
           <w:lang w:val="ar_AE" w:bidi="ar_AE"/>
         </w:rPr>
         <w:t>ب</w:t>
       </w:r>
       <w:r>
         <w:rPr>
+          <w:rtl/>
+          <w:cs/>
           <w:lang w:val="ar_AE" w:bidi="ar_AE"/>
         </w:rPr>
       </w:r>
@@ -176,22 +214,30 @@
       </w:pPr>
       <w:r>
         <w:rPr>
-          <w:lang w:val="ar_AE" w:bidi="ar_AE"/>
-        </w:rPr>
-      </w:r>
-      <w:r>
-        <w:rPr>
+          <w:rtl/>
+          <w:cs/>
+          <w:lang w:val="ar_AE" w:bidi="ar_AE"/>
+        </w:rPr>
+      </w:r>
+      <w:r>
+        <w:rPr>
+          <w:rtl/>
+          <w:cs/>
           <w:lang w:val="ar_AE" w:bidi="ar_AE"/>
         </w:rPr>
         <w:t xml:space="preserve"> </w:t>
       </w:r>
       <w:r>
         <w:rPr>
-          <w:lang w:val="ar_AE" w:bidi="ar_AE"/>
-        </w:rPr>
-      </w:r>
-      <w:r>
-        <w:rPr>
+          <w:rtl/>
+          <w:cs/>
+          <w:lang w:val="ar_AE" w:bidi="ar_AE"/>
+        </w:rPr>
+      </w:r>
+      <w:r>
+        <w:rPr>
+          <w:rtl/>
+          <w:cs/>
           <w:lang w:val="ar_AE" w:bidi="ar_AE"/>
         </w:rPr>
       </w:r>
@@ -217,6 +263,8 @@
       </w:pPr>
       <w:r>
         <w:rPr>
+          <w:rtl/>
+          <w:cs/>
           <w:lang w:val="ar_AE" w:bidi="ar_AE"/>
         </w:rPr>
       </w:r>
@@ -228,12 +276,16 @@
       </w:pPr>
       <w:r>
         <w:rPr>
+          <w:rtl/>
+          <w:cs/>
           <w:lang w:val="ar_AE" w:bidi="ar_AE"/>
         </w:rPr>
         <w:t>البركة</w:t>
       </w:r>
       <w:r>
         <w:rPr>
+          <w:rtl/>
+          <w:cs/>
           <w:lang w:val="ar_AE" w:bidi="ar_AE"/>
         </w:rPr>
       </w:r>
@@ -244,11 +296,15 @@
       </w:pPr>
       <w:r>
         <w:rPr>
-          <w:lang w:val="ar_AE" w:bidi="ar_AE"/>
-        </w:rPr>
-      </w:r>
-      <w:r>
-        <w:rPr>
+          <w:rtl/>
+          <w:cs/>
+          <w:lang w:val="ar_AE" w:bidi="ar_AE"/>
+        </w:rPr>
+      </w:r>
+      <w:r>
+        <w:rPr>
+          <w:rtl/>
+          <w:cs/>
           <w:lang w:val="ar_AE" w:bidi="ar_AE"/>
         </w:rPr>
         <w:t>قبل وفاة يعقوب (أحد الأباء البطاركة)، بارك كل واحد من أبنائه، وأبناء يُوسُف أيضًا (</w:t>
@@ -256,6 +312,8 @@
       <w:hyperlink r:id="rId13">
         <w:r>
           <w:rPr>
+            <w:rtl/>
+            <w:cs/>
             <w:lang w:val="ar_AE" w:bidi="ar_AE"/>
           </w:rPr>
           <w:rPr>
@@ -267,6 +325,8 @@
       </w:hyperlink>
       <w:r>
         <w:rPr>
+          <w:rtl/>
+          <w:cs/>
           <w:lang w:val="ar_AE" w:bidi="ar_AE"/>
         </w:rPr>
         <w:t xml:space="preserve">؛ </w:t>
@@ -274,6 +334,8 @@
       <w:hyperlink r:id="rId14">
         <w:r>
           <w:rPr>
+            <w:rtl/>
+            <w:cs/>
             <w:lang w:val="ar_AE" w:bidi="ar_AE"/>
           </w:rPr>
           <w:rPr>
@@ -285,6 +347,8 @@
       </w:hyperlink>
       <w:r>
         <w:rPr>
+          <w:rtl/>
+          <w:cs/>
           <w:lang w:val="ar_AE" w:bidi="ar_AE"/>
         </w:rPr>
         <w:t>). وهو ما فعله قبلًا أبيه إسحاق عندما باركه (</w:t>
@@ -292,6 +356,8 @@
       <w:hyperlink r:id="rId15">
         <w:r>
           <w:rPr>
+            <w:rtl/>
+            <w:cs/>
             <w:lang w:val="ar_AE" w:bidi="ar_AE"/>
           </w:rPr>
           <w:rPr>
@@ -303,6 +369,8 @@
       </w:hyperlink>
       <w:r>
         <w:rPr>
+          <w:rtl/>
+          <w:cs/>
           <w:lang w:val="ar_AE" w:bidi="ar_AE"/>
         </w:rPr>
         <w:t>). البركة تمنح الحياة وتصلحها وتثريها، في حين أن اللعنة تضر بالحياة وتتلفها. (</w:t>
@@ -310,6 +378,8 @@
       <w:hyperlink r:id="rId16">
         <w:r>
           <w:rPr>
+            <w:rtl/>
+            <w:cs/>
             <w:lang w:val="ar_AE" w:bidi="ar_AE"/>
           </w:rPr>
           <w:rPr>
@@ -321,6 +391,8 @@
       </w:hyperlink>
       <w:r>
         <w:rPr>
+          <w:rtl/>
+          <w:cs/>
           <w:lang w:val="ar_AE" w:bidi="ar_AE"/>
         </w:rPr>
         <w:t>). يمنح المُحسن الواهب (من يقدم العون) البركة علنًا، مانحًا القوة للازدهار والنجاح.</w:t>
@@ -332,11 +404,15 @@
       </w:pPr>
       <w:r>
         <w:rPr>
-          <w:lang w:val="ar_AE" w:bidi="ar_AE"/>
-        </w:rPr>
-      </w:r>
-      <w:r>
-        <w:rPr>
+          <w:rtl/>
+          <w:cs/>
+          <w:lang w:val="ar_AE" w:bidi="ar_AE"/>
+        </w:rPr>
+      </w:r>
+      <w:r>
+        <w:rPr>
+          <w:rtl/>
+          <w:cs/>
           <w:lang w:val="ar_AE" w:bidi="ar_AE"/>
         </w:rPr>
         <w:t>البركات أمر أساسي في العلاقات العهدية، لأنها توجّه الشعب وتحفزه لاتباع قواعد العهد ومطالبه (</w:t>
@@ -344,6 +420,8 @@
       <w:hyperlink r:id="rId17">
         <w:r>
           <w:rPr>
+            <w:rtl/>
+            <w:cs/>
             <w:lang w:val="ar_AE" w:bidi="ar_AE"/>
           </w:rPr>
           <w:rPr>
@@ -355,6 +433,8 @@
       </w:hyperlink>
       <w:r>
         <w:rPr>
+          <w:rtl/>
+          <w:cs/>
           <w:lang w:val="ar_AE" w:bidi="ar_AE"/>
         </w:rPr>
         <w:t xml:space="preserve">). فالطاعة تثمر إلى بركات، في حين أن التمرد يفضي إلى اللعنة (انظر </w:t>
@@ -362,6 +442,8 @@
       <w:hyperlink r:id="rId18">
         <w:r>
           <w:rPr>
+            <w:rtl/>
+            <w:cs/>
             <w:lang w:val="ar_AE" w:bidi="ar_AE"/>
           </w:rPr>
           <w:rPr>
@@ -373,6 +455,8 @@
       </w:hyperlink>
       <w:r>
         <w:rPr>
+          <w:rtl/>
+          <w:cs/>
           <w:lang w:val="ar_AE" w:bidi="ar_AE"/>
         </w:rPr>
         <w:t>).</w:t>
@@ -384,11 +468,15 @@
       </w:pPr>
       <w:r>
         <w:rPr>
-          <w:lang w:val="ar_AE" w:bidi="ar_AE"/>
-        </w:rPr>
-      </w:r>
-      <w:r>
-        <w:rPr>
+          <w:rtl/>
+          <w:cs/>
+          <w:lang w:val="ar_AE" w:bidi="ar_AE"/>
+        </w:rPr>
+      </w:r>
+      <w:r>
+        <w:rPr>
+          <w:rtl/>
+          <w:cs/>
           <w:lang w:val="ar_AE" w:bidi="ar_AE"/>
         </w:rPr>
         <w:t>أول أوجه البركة كانت الخليقة ذاتها، إذ قد منح الله الخالق البركات للحيوانات والبشر على حد سواء (</w:t>
@@ -396,6 +484,8 @@
       <w:hyperlink r:id="rId19">
         <w:r>
           <w:rPr>
+            <w:rtl/>
+            <w:cs/>
             <w:lang w:val="ar_AE" w:bidi="ar_AE"/>
           </w:rPr>
           <w:rPr>
@@ -407,6 +497,8 @@
       </w:hyperlink>
       <w:r>
         <w:rPr>
+          <w:rtl/>
+          <w:cs/>
           <w:lang w:val="ar_AE" w:bidi="ar_AE"/>
         </w:rPr>
         <w:t xml:space="preserve"> </w:t>
@@ -414,6 +506,8 @@
       <w:hyperlink r:id="rId20">
         <w:r>
           <w:rPr>
+            <w:rtl/>
+            <w:cs/>
             <w:lang w:val="ar_AE" w:bidi="ar_AE"/>
           </w:rPr>
           <w:rPr>
@@ -425,6 +519,8 @@
       </w:hyperlink>
       <w:r>
         <w:rPr>
+          <w:rtl/>
+          <w:cs/>
           <w:lang w:val="ar_AE" w:bidi="ar_AE"/>
         </w:rPr>
         <w:t xml:space="preserve"> انظر </w:t>
@@ -432,6 +528,8 @@
       <w:hyperlink r:id="rId21">
         <w:r>
           <w:rPr>
+            <w:rtl/>
+            <w:cs/>
             <w:lang w:val="ar_AE" w:bidi="ar_AE"/>
           </w:rPr>
           <w:rPr>
@@ -443,6 +541,8 @@
       </w:hyperlink>
       <w:r>
         <w:rPr>
+          <w:rtl/>
+          <w:cs/>
           <w:lang w:val="ar_AE" w:bidi="ar_AE"/>
         </w:rPr>
         <w:t xml:space="preserve"> </w:t>
@@ -450,6 +550,8 @@
       <w:hyperlink r:id="rId22">
         <w:r>
           <w:rPr>
+            <w:rtl/>
+            <w:cs/>
             <w:lang w:val="ar_AE" w:bidi="ar_AE"/>
           </w:rPr>
           <w:rPr>
@@ -461,6 +563,8 @@
       </w:hyperlink>
       <w:r>
         <w:rPr>
+          <w:rtl/>
+          <w:cs/>
           <w:lang w:val="ar_AE" w:bidi="ar_AE"/>
         </w:rPr>
         <w:t>). ويستخدم الله البشر أيضًا كيما ينقل بركاته الإلهية. فاختار الله إبراهيم ليكون بركة للأمم (</w:t>
@@ -468,6 +572,8 @@
       <w:hyperlink r:id="rId23">
         <w:r>
           <w:rPr>
+            <w:rtl/>
+            <w:cs/>
             <w:lang w:val="ar_AE" w:bidi="ar_AE"/>
           </w:rPr>
           <w:rPr>
@@ -479,6 +585,8 @@
       </w:hyperlink>
       <w:r>
         <w:rPr>
+          <w:rtl/>
+          <w:cs/>
           <w:lang w:val="ar_AE" w:bidi="ar_AE"/>
         </w:rPr>
         <w:t>). إن الله ببركاته التي يقدمها يساند وينقي الأسرة والحكومات، حتى الأمور الدينية (</w:t>
@@ -486,6 +594,8 @@
       <w:hyperlink r:id="rId15">
         <w:r>
           <w:rPr>
+            <w:rtl/>
+            <w:cs/>
             <w:lang w:val="ar_AE" w:bidi="ar_AE"/>
           </w:rPr>
           <w:rPr>
@@ -497,6 +607,8 @@
       </w:hyperlink>
       <w:r>
         <w:rPr>
+          <w:rtl/>
+          <w:cs/>
           <w:lang w:val="ar_AE" w:bidi="ar_AE"/>
         </w:rPr>
         <w:t xml:space="preserve"> </w:t>
@@ -504,6 +616,8 @@
       <w:hyperlink r:id="rId24">
         <w:r>
           <w:rPr>
+            <w:rtl/>
+            <w:cs/>
             <w:lang w:val="ar_AE" w:bidi="ar_AE"/>
           </w:rPr>
           <w:rPr>
@@ -515,6 +629,8 @@
       </w:hyperlink>
       <w:r>
         <w:rPr>
+          <w:rtl/>
+          <w:cs/>
           <w:lang w:val="ar_AE" w:bidi="ar_AE"/>
         </w:rPr>
         <w:t xml:space="preserve"> </w:t>
@@ -522,6 +638,8 @@
       <w:hyperlink r:id="rId25">
         <w:r>
           <w:rPr>
+            <w:rtl/>
+            <w:cs/>
             <w:lang w:val="ar_AE" w:bidi="ar_AE"/>
           </w:rPr>
           <w:rPr>
@@ -533,6 +651,8 @@
       </w:hyperlink>
       <w:r>
         <w:rPr>
+          <w:rtl/>
+          <w:cs/>
           <w:lang w:val="ar_AE" w:bidi="ar_AE"/>
         </w:rPr>
         <w:t xml:space="preserve"> </w:t>
@@ -540,6 +660,8 @@
       <w:hyperlink r:id="rId26">
         <w:r>
           <w:rPr>
+            <w:rtl/>
+            <w:cs/>
             <w:lang w:val="ar_AE" w:bidi="ar_AE"/>
           </w:rPr>
           <w:rPr>
@@ -551,6 +673,8 @@
       </w:hyperlink>
       <w:r>
         <w:rPr>
+          <w:rtl/>
+          <w:cs/>
           <w:lang w:val="ar_AE" w:bidi="ar_AE"/>
         </w:rPr>
         <w:t xml:space="preserve"> </w:t>
@@ -558,6 +682,8 @@
       <w:hyperlink r:id="rId27">
         <w:r>
           <w:rPr>
+            <w:rtl/>
+            <w:cs/>
             <w:lang w:val="ar_AE" w:bidi="ar_AE"/>
           </w:rPr>
           <w:rPr>
@@ -569,6 +695,8 @@
       </w:hyperlink>
       <w:r>
         <w:rPr>
+          <w:rtl/>
+          <w:cs/>
           <w:lang w:val="ar_AE" w:bidi="ar_AE"/>
         </w:rPr>
         <w:t xml:space="preserve"> </w:t>
@@ -576,6 +704,8 @@
       <w:hyperlink r:id="rId28">
         <w:r>
           <w:rPr>
+            <w:rtl/>
+            <w:cs/>
             <w:lang w:val="ar_AE" w:bidi="ar_AE"/>
           </w:rPr>
           <w:rPr>
@@ -587,6 +717,8 @@
       </w:hyperlink>
       <w:r>
         <w:rPr>
+          <w:rtl/>
+          <w:cs/>
           <w:lang w:val="ar_AE" w:bidi="ar_AE"/>
         </w:rPr>
         <w:t>). والكهنة كانوا ينقلون بركة الله إلى شعب إسرائيل (</w:t>
@@ -594,6 +726,8 @@
       <w:hyperlink r:id="rId29">
         <w:r>
           <w:rPr>
+            <w:rtl/>
+            <w:cs/>
             <w:lang w:val="ar_AE" w:bidi="ar_AE"/>
           </w:rPr>
           <w:rPr>
@@ -605,6 +739,8 @@
       </w:hyperlink>
       <w:r>
         <w:rPr>
+          <w:rtl/>
+          <w:cs/>
           <w:lang w:val="ar_AE" w:bidi="ar_AE"/>
         </w:rPr>
         <w:t xml:space="preserve"> </w:t>
@@ -612,6 +748,8 @@
       <w:hyperlink r:id="rId30">
         <w:r>
           <w:rPr>
+            <w:rtl/>
+            <w:cs/>
             <w:lang w:val="ar_AE" w:bidi="ar_AE"/>
           </w:rPr>
           <w:rPr>
@@ -623,6 +761,8 @@
       </w:hyperlink>
       <w:r>
         <w:rPr>
+          <w:rtl/>
+          <w:cs/>
           <w:lang w:val="ar_AE" w:bidi="ar_AE"/>
         </w:rPr>
         <w:t>).</w:t>
@@ -634,11 +774,15 @@
       </w:pPr>
       <w:r>
         <w:rPr>
-          <w:lang w:val="ar_AE" w:bidi="ar_AE"/>
-        </w:rPr>
-      </w:r>
-      <w:r>
-        <w:rPr>
+          <w:rtl/>
+          <w:cs/>
+          <w:lang w:val="ar_AE" w:bidi="ar_AE"/>
+        </w:rPr>
+      </w:r>
+      <w:r>
+        <w:rPr>
+          <w:rtl/>
+          <w:cs/>
           <w:lang w:val="ar_AE" w:bidi="ar_AE"/>
         </w:rPr>
         <w:t>للبركات في العهد القديم ثلاثة أوجه رئيسية:</w:t>
@@ -657,11 +801,15 @@
       </w:pPr>
       <w:r>
         <w:rPr>
-          <w:lang w:val="ar_AE" w:bidi="ar_AE"/>
-        </w:rPr>
-      </w:r>
-      <w:r>
-        <w:rPr>
+          <w:rtl/>
+          <w:cs/>
+          <w:lang w:val="ar_AE" w:bidi="ar_AE"/>
+        </w:rPr>
+      </w:r>
+      <w:r>
+        <w:rPr>
+          <w:rtl/>
+          <w:cs/>
           <w:lang w:val="ar_AE" w:bidi="ar_AE"/>
         </w:rPr>
         <w:t>الفئة الأسمى تمنح البركات للفئة الأدنى (الأكبر يمنح البركة للأصغر) (</w:t>
@@ -669,6 +817,8 @@
       <w:hyperlink r:id="rId31">
         <w:r>
           <w:rPr>
+            <w:rtl/>
+            <w:cs/>
             <w:lang w:val="ar_AE" w:bidi="ar_AE"/>
           </w:rPr>
           <w:rPr>
@@ -680,6 +830,8 @@
       </w:hyperlink>
       <w:r>
         <w:rPr>
+          <w:rtl/>
+          <w:cs/>
           <w:lang w:val="ar_AE" w:bidi="ar_AE"/>
         </w:rPr>
         <w:t xml:space="preserve">؛ </w:t>
@@ -687,6 +839,8 @@
       <w:hyperlink r:id="rId32">
         <w:r>
           <w:rPr>
+            <w:rtl/>
+            <w:cs/>
             <w:lang w:val="ar_AE" w:bidi="ar_AE"/>
           </w:rPr>
           <w:rPr>
@@ -698,6 +852,8 @@
       </w:hyperlink>
       <w:r>
         <w:rPr>
+          <w:rtl/>
+          <w:cs/>
           <w:lang w:val="ar_AE" w:bidi="ar_AE"/>
         </w:rPr>
         <w:t>).</w:t>
@@ -712,11 +868,15 @@
       </w:pPr>
       <w:r>
         <w:rPr>
-          <w:lang w:val="ar_AE" w:bidi="ar_AE"/>
-        </w:rPr>
-      </w:r>
-      <w:r>
-        <w:rPr>
+          <w:rtl/>
+          <w:cs/>
+          <w:lang w:val="ar_AE" w:bidi="ar_AE"/>
+        </w:rPr>
+      </w:r>
+      <w:r>
+        <w:rPr>
+          <w:rtl/>
+          <w:cs/>
           <w:lang w:val="ar_AE" w:bidi="ar_AE"/>
         </w:rPr>
         <w:t>البركات تظهر النعمة والفضل، فتثمر ازدهارًا ونجاحًا (</w:t>
@@ -724,6 +884,8 @@
       <w:hyperlink r:id="rId33">
         <w:r>
           <w:rPr>
+            <w:rtl/>
+            <w:cs/>
             <w:lang w:val="ar_AE" w:bidi="ar_AE"/>
           </w:rPr>
           <w:rPr>
@@ -735,6 +897,8 @@
       </w:hyperlink>
       <w:r>
         <w:rPr>
+          <w:rtl/>
+          <w:cs/>
           <w:lang w:val="ar_AE" w:bidi="ar_AE"/>
         </w:rPr>
         <w:t>).</w:t>
@@ -749,11 +913,15 @@
       </w:pPr>
       <w:r>
         <w:rPr>
-          <w:lang w:val="ar_AE" w:bidi="ar_AE"/>
-        </w:rPr>
-      </w:r>
-      <w:r>
-        <w:rPr>
+          <w:rtl/>
+          <w:cs/>
+          <w:lang w:val="ar_AE" w:bidi="ar_AE"/>
+        </w:rPr>
+      </w:r>
+      <w:r>
+        <w:rPr>
+          <w:rtl/>
+          <w:cs/>
           <w:lang w:val="ar_AE" w:bidi="ar_AE"/>
         </w:rPr>
         <w:t>كل القوة والبركات تأتي من الخالق. ومحبة الله هي مصدر جميع البركات (</w:t>
@@ -761,6 +929,8 @@
       <w:hyperlink r:id="rId34">
         <w:r>
           <w:rPr>
+            <w:rtl/>
+            <w:cs/>
             <w:lang w:val="ar_AE" w:bidi="ar_AE"/>
           </w:rPr>
           <w:rPr>
@@ -772,6 +942,8 @@
       </w:hyperlink>
       <w:r>
         <w:rPr>
+          <w:rtl/>
+          <w:cs/>
           <w:lang w:val="ar_AE" w:bidi="ar_AE"/>
         </w:rPr>
         <w:t xml:space="preserve"> </w:t>
@@ -779,6 +951,8 @@
       <w:hyperlink r:id="rId35">
         <w:r>
           <w:rPr>
+            <w:rtl/>
+            <w:cs/>
             <w:lang w:val="ar_AE" w:bidi="ar_AE"/>
           </w:rPr>
           <w:rPr>
@@ -790,6 +964,8 @@
       </w:hyperlink>
       <w:r>
         <w:rPr>
+          <w:rtl/>
+          <w:cs/>
           <w:lang w:val="ar_AE" w:bidi="ar_AE"/>
         </w:rPr>
         <w:t>).</w:t>
@@ -801,11 +977,15 @@
       </w:pPr>
       <w:r>
         <w:rPr>
-          <w:lang w:val="ar_AE" w:bidi="ar_AE"/>
-        </w:rPr>
-      </w:r>
-      <w:r>
-        <w:rPr>
+          <w:rtl/>
+          <w:cs/>
+          <w:lang w:val="ar_AE" w:bidi="ar_AE"/>
+        </w:rPr>
+      </w:r>
+      <w:r>
+        <w:rPr>
+          <w:rtl/>
+          <w:cs/>
           <w:lang w:val="ar_AE" w:bidi="ar_AE"/>
         </w:rPr>
         <w:t>تختلف بركات الله في العهد القديم كل الاختلاف عن تلك الموجودة في الأديان الوثنية القديمة. في الأديان الوثنية، كان الناس يعتقدون أن الثروة والخصوبة سواء أكانت في الأسرة أو الحيوانات أو المحاصيل تتحقق عن طريق الطقوس السحرية "التي تحمل حسًّا تعاطفيًّا" (طقوس دينية بعينها) في أماكن عبادتهم. كانت هذه الطقوس تهدف إلى التأثير على الآلهة للحفاظ على دورة الحياة. في العهد القديم، كانت الحياة والخصوبة والبركات جميعها تتحقق بأمر من الله، إذ إنه هو الإله الحقيقي الحي الوحيد.</w:t>
@@ -817,11 +997,15 @@
       </w:pPr>
       <w:r>
         <w:rPr>
-          <w:lang w:val="ar_AE" w:bidi="ar_AE"/>
-        </w:rPr>
-      </w:r>
-      <w:r>
-        <w:rPr>
+          <w:rtl/>
+          <w:cs/>
+          <w:lang w:val="ar_AE" w:bidi="ar_AE"/>
+        </w:rPr>
+      </w:r>
+      <w:r>
+        <w:rPr>
+          <w:rtl/>
+          <w:cs/>
           <w:lang w:val="ar_AE" w:bidi="ar_AE"/>
         </w:rPr>
         <w:t>في العهد الجديد، يتحول تركيز البركات على الأمور الروحية، أكثر من الأمور المادية. فتنتقل البركة من الأمة الإسرائيلية إلى الكنيسة، ومن المؤقت إلى الأبدي (</w:t>
@@ -829,6 +1013,8 @@
       <w:hyperlink r:id="rId36">
         <w:r>
           <w:rPr>
+            <w:rtl/>
+            <w:cs/>
             <w:lang w:val="ar_AE" w:bidi="ar_AE"/>
           </w:rPr>
           <w:rPr>
@@ -840,6 +1026,8 @@
       </w:hyperlink>
       <w:r>
         <w:rPr>
+          <w:rtl/>
+          <w:cs/>
           <w:lang w:val="ar_AE" w:bidi="ar_AE"/>
         </w:rPr>
         <w:t xml:space="preserve"> </w:t>
@@ -847,6 +1035,8 @@
       <w:hyperlink r:id="rId37">
         <w:r>
           <w:rPr>
+            <w:rtl/>
+            <w:cs/>
             <w:lang w:val="ar_AE" w:bidi="ar_AE"/>
           </w:rPr>
           <w:rPr>
@@ -858,6 +1048,8 @@
       </w:hyperlink>
       <w:r>
         <w:rPr>
+          <w:rtl/>
+          <w:cs/>
           <w:lang w:val="ar_AE" w:bidi="ar_AE"/>
         </w:rPr>
         <w:t xml:space="preserve"> </w:t>
@@ -865,6 +1057,8 @@
       <w:hyperlink r:id="rId38">
         <w:r>
           <w:rPr>
+            <w:rtl/>
+            <w:cs/>
             <w:lang w:val="ar_AE" w:bidi="ar_AE"/>
           </w:rPr>
           <w:rPr>
@@ -876,6 +1070,8 @@
       </w:hyperlink>
       <w:r>
         <w:rPr>
+          <w:rtl/>
+          <w:cs/>
           <w:lang w:val="ar_AE" w:bidi="ar_AE"/>
         </w:rPr>
         <w:t>). وبموت يسوع على الصليب فقد حمل نتائج لعنة الخطية (</w:t>
@@ -883,6 +1079,8 @@
       <w:hyperlink r:id="rId39">
         <w:r>
           <w:rPr>
+            <w:rtl/>
+            <w:cs/>
             <w:lang w:val="ar_AE" w:bidi="ar_AE"/>
           </w:rPr>
           <w:rPr>
@@ -894,6 +1092,8 @@
       </w:hyperlink>
       <w:r>
         <w:rPr>
+          <w:rtl/>
+          <w:cs/>
           <w:lang w:val="ar_AE" w:bidi="ar_AE"/>
         </w:rPr>
         <w:t>). وأسس ملكوت الله (</w:t>
@@ -901,6 +1101,8 @@
       <w:hyperlink r:id="rId40">
         <w:r>
           <w:rPr>
+            <w:rtl/>
+            <w:cs/>
             <w:lang w:val="ar_AE" w:bidi="ar_AE"/>
           </w:rPr>
           <w:rPr>
@@ -912,6 +1114,8 @@
       </w:hyperlink>
       <w:r>
         <w:rPr>
+          <w:rtl/>
+          <w:cs/>
           <w:lang w:val="ar_AE" w:bidi="ar_AE"/>
         </w:rPr>
         <w:t xml:space="preserve"> </w:t>
@@ -919,6 +1123,8 @@
       <w:hyperlink r:id="rId41">
         <w:r>
           <w:rPr>
+            <w:rtl/>
+            <w:cs/>
             <w:lang w:val="ar_AE" w:bidi="ar_AE"/>
           </w:rPr>
           <w:rPr>
@@ -930,6 +1136,8 @@
       </w:hyperlink>
       <w:r>
         <w:rPr>
+          <w:rtl/>
+          <w:cs/>
           <w:lang w:val="ar_AE" w:bidi="ar_AE"/>
         </w:rPr>
         <w:t xml:space="preserve"> </w:t>
@@ -937,6 +1145,8 @@
       <w:hyperlink r:id="rId42">
         <w:r>
           <w:rPr>
+            <w:rtl/>
+            <w:cs/>
             <w:lang w:val="ar_AE" w:bidi="ar_AE"/>
           </w:rPr>
           <w:rPr>
@@ -948,6 +1158,8 @@
       </w:hyperlink>
       <w:r>
         <w:rPr>
+          <w:rtl/>
+          <w:cs/>
           <w:lang w:val="ar_AE" w:bidi="ar_AE"/>
         </w:rPr>
         <w:t>). ومنح غفران الخطايا لأبناء الملكوت (</w:t>
@@ -955,6 +1167,8 @@
       <w:hyperlink r:id="rId43">
         <w:r>
           <w:rPr>
+            <w:rtl/>
+            <w:cs/>
             <w:lang w:val="ar_AE" w:bidi="ar_AE"/>
           </w:rPr>
           <w:rPr>
@@ -966,6 +1180,8 @@
       </w:hyperlink>
       <w:r>
         <w:rPr>
+          <w:rtl/>
+          <w:cs/>
           <w:lang w:val="ar_AE" w:bidi="ar_AE"/>
         </w:rPr>
         <w:t>). الآن، يدعو الله جميع المؤمنين المسيحيين ليباركوا العالم (</w:t>
@@ -973,6 +1189,8 @@
       <w:hyperlink r:id="rId44">
         <w:r>
           <w:rPr>
+            <w:rtl/>
+            <w:cs/>
             <w:lang w:val="ar_AE" w:bidi="ar_AE"/>
           </w:rPr>
           <w:rPr>
@@ -984,6 +1202,8 @@
       </w:hyperlink>
       <w:r>
         <w:rPr>
+          <w:rtl/>
+          <w:cs/>
           <w:lang w:val="ar_AE" w:bidi="ar_AE"/>
         </w:rPr>
         <w:t xml:space="preserve"> </w:t>
@@ -991,6 +1211,8 @@
       <w:hyperlink r:id="rId45">
         <w:r>
           <w:rPr>
+            <w:rtl/>
+            <w:cs/>
             <w:lang w:val="ar_AE" w:bidi="ar_AE"/>
           </w:rPr>
           <w:rPr>
@@ -1002,6 +1224,8 @@
       </w:hyperlink>
       <w:r>
         <w:rPr>
+          <w:rtl/>
+          <w:cs/>
           <w:lang w:val="ar_AE" w:bidi="ar_AE"/>
         </w:rPr>
         <w:t xml:space="preserve"> انظر أيضًا </w:t>
@@ -1009,6 +1233,8 @@
       <w:hyperlink r:id="rId46">
         <w:r>
           <w:rPr>
+            <w:rtl/>
+            <w:cs/>
             <w:lang w:val="ar_AE" w:bidi="ar_AE"/>
           </w:rPr>
           <w:rPr>
@@ -1020,6 +1246,8 @@
       </w:hyperlink>
       <w:r>
         <w:rPr>
+          <w:rtl/>
+          <w:cs/>
           <w:lang w:val="ar_AE" w:bidi="ar_AE"/>
         </w:rPr>
         <w:t xml:space="preserve"> </w:t>
@@ -1027,6 +1255,8 @@
       <w:hyperlink r:id="rId47">
         <w:r>
           <w:rPr>
+            <w:rtl/>
+            <w:cs/>
             <w:lang w:val="ar_AE" w:bidi="ar_AE"/>
           </w:rPr>
           <w:rPr>
@@ -1038,6 +1268,8 @@
       </w:hyperlink>
       <w:r>
         <w:rPr>
+          <w:rtl/>
+          <w:cs/>
           <w:lang w:val="ar_AE" w:bidi="ar_AE"/>
         </w:rPr>
         <w:t>).</w:t>
@@ -1049,12 +1281,16 @@
       </w:pPr>
       <w:r>
         <w:rPr>
+          <w:rtl/>
+          <w:cs/>
           <w:lang w:val="ar_AE" w:bidi="ar_AE"/>
         </w:rPr>
       </w:r>
       <w:r>
         <w:rPr>
           <w:u w:val="single"/>
+          <w:rtl/>
+          <w:cs/>
           <w:lang w:val="ar_AE" w:bidi="ar_AE"/>
         </w:rPr>
         <w:t>مقاطع كتابية لدراسة أعمق</w:t>
@@ -1066,12 +1302,16 @@
       </w:pPr>
       <w:r>
         <w:rPr>
+          <w:rtl/>
+          <w:cs/>
           <w:lang w:val="ar_AE" w:bidi="ar_AE"/>
         </w:rPr>
       </w:r>
       <w:hyperlink r:id="rId19">
         <w:r>
           <w:rPr>
+            <w:rtl/>
+            <w:cs/>
             <w:lang w:val="ar_AE" w:bidi="ar_AE"/>
           </w:rPr>
           <w:rPr>
@@ -1083,6 +1323,8 @@
       </w:hyperlink>
       <w:r>
         <w:rPr>
+          <w:rtl/>
+          <w:cs/>
           <w:lang w:val="ar_AE" w:bidi="ar_AE"/>
         </w:rPr>
         <w:t xml:space="preserve"> </w:t>
@@ -1090,6 +1332,8 @@
       <w:hyperlink r:id="rId20">
         <w:r>
           <w:rPr>
+            <w:rtl/>
+            <w:cs/>
             <w:lang w:val="ar_AE" w:bidi="ar_AE"/>
           </w:rPr>
           <w:rPr>
@@ -1101,6 +1345,8 @@
       </w:hyperlink>
       <w:r>
         <w:rPr>
+          <w:rtl/>
+          <w:cs/>
           <w:lang w:val="ar_AE" w:bidi="ar_AE"/>
         </w:rPr>
         <w:t xml:space="preserve"> </w:t>
@@ -1108,6 +1354,8 @@
       <w:hyperlink r:id="rId48">
         <w:r>
           <w:rPr>
+            <w:rtl/>
+            <w:cs/>
             <w:lang w:val="ar_AE" w:bidi="ar_AE"/>
           </w:rPr>
           <w:rPr>
@@ -1119,6 +1367,8 @@
       </w:hyperlink>
       <w:r>
         <w:rPr>
+          <w:rtl/>
+          <w:cs/>
           <w:lang w:val="ar_AE" w:bidi="ar_AE"/>
         </w:rPr>
         <w:t xml:space="preserve"> </w:t>
@@ -1126,6 +1376,8 @@
       <w:hyperlink r:id="rId23">
         <w:r>
           <w:rPr>
+            <w:rtl/>
+            <w:cs/>
             <w:lang w:val="ar_AE" w:bidi="ar_AE"/>
           </w:rPr>
           <w:rPr>
@@ -1137,6 +1389,8 @@
       </w:hyperlink>
       <w:r>
         <w:rPr>
+          <w:rtl/>
+          <w:cs/>
           <w:lang w:val="ar_AE" w:bidi="ar_AE"/>
         </w:rPr>
         <w:t xml:space="preserve"> </w:t>
@@ -1144,6 +1398,8 @@
       <w:hyperlink r:id="rId49">
         <w:r>
           <w:rPr>
+            <w:rtl/>
+            <w:cs/>
             <w:lang w:val="ar_AE" w:bidi="ar_AE"/>
           </w:rPr>
           <w:rPr>
@@ -1155,6 +1411,8 @@
       </w:hyperlink>
       <w:r>
         <w:rPr>
+          <w:rtl/>
+          <w:cs/>
           <w:lang w:val="ar_AE" w:bidi="ar_AE"/>
         </w:rPr>
         <w:t xml:space="preserve"> </w:t>
@@ -1162,6 +1420,8 @@
       <w:hyperlink r:id="rId50">
         <w:r>
           <w:rPr>
+            <w:rtl/>
+            <w:cs/>
             <w:lang w:val="ar_AE" w:bidi="ar_AE"/>
           </w:rPr>
           <w:rPr>
@@ -1173,6 +1433,8 @@
       </w:hyperlink>
       <w:r>
         <w:rPr>
+          <w:rtl/>
+          <w:cs/>
           <w:lang w:val="ar_AE" w:bidi="ar_AE"/>
         </w:rPr>
         <w:t xml:space="preserve"> </w:t>
@@ -1180,6 +1442,8 @@
       <w:hyperlink r:id="rId51">
         <w:r>
           <w:rPr>
+            <w:rtl/>
+            <w:cs/>
             <w:lang w:val="ar_AE" w:bidi="ar_AE"/>
           </w:rPr>
           <w:rPr>
@@ -1191,6 +1455,8 @@
       </w:hyperlink>
       <w:r>
         <w:rPr>
+          <w:rtl/>
+          <w:cs/>
           <w:lang w:val="ar_AE" w:bidi="ar_AE"/>
         </w:rPr>
         <w:t xml:space="preserve"> </w:t>
@@ -1198,6 +1464,8 @@
       <w:hyperlink r:id="rId52">
         <w:r>
           <w:rPr>
+            <w:rtl/>
+            <w:cs/>
             <w:lang w:val="ar_AE" w:bidi="ar_AE"/>
           </w:rPr>
           <w:rPr>
@@ -1209,6 +1477,8 @@
       </w:hyperlink>
       <w:r>
         <w:rPr>
+          <w:rtl/>
+          <w:cs/>
           <w:lang w:val="ar_AE" w:bidi="ar_AE"/>
         </w:rPr>
         <w:t xml:space="preserve"> </w:t>
@@ -1216,6 +1486,8 @@
       <w:hyperlink r:id="rId53">
         <w:r>
           <w:rPr>
+            <w:rtl/>
+            <w:cs/>
             <w:lang w:val="ar_AE" w:bidi="ar_AE"/>
           </w:rPr>
           <w:rPr>
@@ -1227,6 +1499,8 @@
       </w:hyperlink>
       <w:r>
         <w:rPr>
+          <w:rtl/>
+          <w:cs/>
           <w:lang w:val="ar_AE" w:bidi="ar_AE"/>
         </w:rPr>
         <w:t xml:space="preserve"> </w:t>
@@ -1234,6 +1508,8 @@
       <w:hyperlink r:id="rId54">
         <w:r>
           <w:rPr>
+            <w:rtl/>
+            <w:cs/>
             <w:lang w:val="ar_AE" w:bidi="ar_AE"/>
           </w:rPr>
           <w:rPr>
@@ -1245,6 +1521,8 @@
       </w:hyperlink>
       <w:r>
         <w:rPr>
+          <w:rtl/>
+          <w:cs/>
           <w:lang w:val="ar_AE" w:bidi="ar_AE"/>
         </w:rPr>
         <w:t xml:space="preserve"> </w:t>
@@ -1252,6 +1530,8 @@
       <w:hyperlink r:id="rId17">
         <w:r>
           <w:rPr>
+            <w:rtl/>
+            <w:cs/>
             <w:lang w:val="ar_AE" w:bidi="ar_AE"/>
           </w:rPr>
           <w:rPr>
@@ -1263,6 +1543,8 @@
       </w:hyperlink>
       <w:r>
         <w:rPr>
+          <w:rtl/>
+          <w:cs/>
           <w:lang w:val="ar_AE" w:bidi="ar_AE"/>
         </w:rPr>
         <w:t xml:space="preserve"> </w:t>
@@ -1270,6 +1552,8 @@
       <w:hyperlink r:id="rId55">
         <w:r>
           <w:rPr>
+            <w:rtl/>
+            <w:cs/>
             <w:lang w:val="ar_AE" w:bidi="ar_AE"/>
           </w:rPr>
           <w:rPr>
@@ -1281,6 +1565,8 @@
       </w:hyperlink>
       <w:r>
         <w:rPr>
+          <w:rtl/>
+          <w:cs/>
           <w:lang w:val="ar_AE" w:bidi="ar_AE"/>
         </w:rPr>
         <w:t xml:space="preserve"> </w:t>
@@ -1288,6 +1574,8 @@
       <w:hyperlink r:id="rId35">
         <w:r>
           <w:rPr>
+            <w:rtl/>
+            <w:cs/>
             <w:lang w:val="ar_AE" w:bidi="ar_AE"/>
           </w:rPr>
           <w:rPr>
@@ -1299,6 +1587,8 @@
       </w:hyperlink>
       <w:r>
         <w:rPr>
+          <w:rtl/>
+          <w:cs/>
           <w:lang w:val="ar_AE" w:bidi="ar_AE"/>
         </w:rPr>
         <w:t xml:space="preserve"> </w:t>
@@ -1306,6 +1596,8 @@
       <w:hyperlink r:id="rId30">
         <w:r>
           <w:rPr>
+            <w:rtl/>
+            <w:cs/>
             <w:lang w:val="ar_AE" w:bidi="ar_AE"/>
           </w:rPr>
           <w:rPr>
@@ -1317,6 +1609,8 @@
       </w:hyperlink>
       <w:r>
         <w:rPr>
+          <w:rtl/>
+          <w:cs/>
           <w:lang w:val="ar_AE" w:bidi="ar_AE"/>
         </w:rPr>
         <w:t xml:space="preserve"> </w:t>
@@ -1324,6 +1618,8 @@
       <w:hyperlink r:id="rId56">
         <w:r>
           <w:rPr>
+            <w:rtl/>
+            <w:cs/>
             <w:lang w:val="ar_AE" w:bidi="ar_AE"/>
           </w:rPr>
           <w:rPr>
@@ -1335,6 +1631,8 @@
       </w:hyperlink>
       <w:r>
         <w:rPr>
+          <w:rtl/>
+          <w:cs/>
           <w:lang w:val="ar_AE" w:bidi="ar_AE"/>
         </w:rPr>
         <w:t xml:space="preserve"> </w:t>
@@ -1342,6 +1640,8 @@
       <w:hyperlink r:id="rId57">
         <w:r>
           <w:rPr>
+            <w:rtl/>
+            <w:cs/>
             <w:lang w:val="ar_AE" w:bidi="ar_AE"/>
           </w:rPr>
           <w:rPr>
@@ -1353,6 +1653,8 @@
       </w:hyperlink>
       <w:r>
         <w:rPr>
+          <w:rtl/>
+          <w:cs/>
           <w:lang w:val="ar_AE" w:bidi="ar_AE"/>
         </w:rPr>
         <w:t xml:space="preserve"> </w:t>
@@ -1360,6 +1662,8 @@
       <w:hyperlink r:id="rId58">
         <w:r>
           <w:rPr>
+            <w:rtl/>
+            <w:cs/>
             <w:lang w:val="ar_AE" w:bidi="ar_AE"/>
           </w:rPr>
           <w:rPr>
@@ -1371,6 +1675,8 @@
       </w:hyperlink>
       <w:r>
         <w:rPr>
+          <w:rtl/>
+          <w:cs/>
           <w:lang w:val="ar_AE" w:bidi="ar_AE"/>
         </w:rPr>
         <w:t xml:space="preserve"> </w:t>
@@ -1378,6 +1684,8 @@
       <w:hyperlink r:id="rId59">
         <w:r>
           <w:rPr>
+            <w:rtl/>
+            <w:cs/>
             <w:lang w:val="ar_AE" w:bidi="ar_AE"/>
           </w:rPr>
           <w:rPr>
@@ -1389,6 +1697,8 @@
       </w:hyperlink>
       <w:r>
         <w:rPr>
+          <w:rtl/>
+          <w:cs/>
           <w:lang w:val="ar_AE" w:bidi="ar_AE"/>
         </w:rPr>
         <w:t xml:space="preserve"> </w:t>
@@ -1396,6 +1706,8 @@
       <w:hyperlink r:id="rId60">
         <w:r>
           <w:rPr>
+            <w:rtl/>
+            <w:cs/>
             <w:lang w:val="ar_AE" w:bidi="ar_AE"/>
           </w:rPr>
           <w:rPr>
@@ -1407,6 +1719,8 @@
       </w:hyperlink>
       <w:r>
         <w:rPr>
+          <w:rtl/>
+          <w:cs/>
           <w:lang w:val="ar_AE" w:bidi="ar_AE"/>
         </w:rPr>
         <w:t xml:space="preserve"> </w:t>
@@ -1414,6 +1728,8 @@
       <w:hyperlink r:id="rId44">
         <w:r>
           <w:rPr>
+            <w:rtl/>
+            <w:cs/>
             <w:lang w:val="ar_AE" w:bidi="ar_AE"/>
           </w:rPr>
           <w:rPr>
@@ -1425,6 +1741,8 @@
       </w:hyperlink>
       <w:r>
         <w:rPr>
+          <w:rtl/>
+          <w:cs/>
           <w:lang w:val="ar_AE" w:bidi="ar_AE"/>
         </w:rPr>
         <w:t xml:space="preserve"> </w:t>
@@ -1432,6 +1750,8 @@
       <w:hyperlink r:id="rId45">
         <w:r>
           <w:rPr>
+            <w:rtl/>
+            <w:cs/>
             <w:lang w:val="ar_AE" w:bidi="ar_AE"/>
           </w:rPr>
           <w:rPr>
@@ -1443,6 +1763,8 @@
       </w:hyperlink>
       <w:r>
         <w:rPr>
+          <w:rtl/>
+          <w:cs/>
           <w:lang w:val="ar_AE" w:bidi="ar_AE"/>
         </w:rPr>
         <w:t xml:space="preserve"> </w:t>
@@ -1450,6 +1772,8 @@
       <w:hyperlink r:id="rId61">
         <w:r>
           <w:rPr>
+            <w:rtl/>
+            <w:cs/>
             <w:lang w:val="ar_AE" w:bidi="ar_AE"/>
           </w:rPr>
           <w:rPr>
@@ -1461,6 +1785,8 @@
       </w:hyperlink>
       <w:r>
         <w:rPr>
+          <w:rtl/>
+          <w:cs/>
           <w:lang w:val="ar_AE" w:bidi="ar_AE"/>
         </w:rPr>
         <w:t xml:space="preserve"> </w:t>
@@ -1468,6 +1794,8 @@
       <w:hyperlink r:id="rId37">
         <w:r>
           <w:rPr>
+            <w:rtl/>
+            <w:cs/>
             <w:lang w:val="ar_AE" w:bidi="ar_AE"/>
           </w:rPr>
           <w:rPr>
@@ -1479,6 +1807,8 @@
       </w:hyperlink>
       <w:r>
         <w:rPr>
+          <w:rtl/>
+          <w:cs/>
           <w:lang w:val="ar_AE" w:bidi="ar_AE"/>
         </w:rPr>
         <w:t xml:space="preserve"> </w:t>
@@ -1486,6 +1816,8 @@
       <w:hyperlink r:id="rId32">
         <w:r>
           <w:rPr>
+            <w:rtl/>
+            <w:cs/>
             <w:lang w:val="ar_AE" w:bidi="ar_AE"/>
           </w:rPr>
           <w:rPr>
@@ -1497,6 +1829,8 @@
       </w:hyperlink>
       <w:r>
         <w:rPr>
+          <w:rtl/>
+          <w:cs/>
           <w:lang w:val="ar_AE" w:bidi="ar_AE"/>
         </w:rPr>
         <w:t xml:space="preserve"> </w:t>
@@ -1504,6 +1838,8 @@
       <w:hyperlink r:id="rId38">
         <w:r>
           <w:rPr>
+            <w:rtl/>
+            <w:cs/>
             <w:lang w:val="ar_AE" w:bidi="ar_AE"/>
           </w:rPr>
           <w:rPr>
@@ -1515,11 +1851,15 @@
       </w:hyperlink>
       <w:r>
         <w:rPr>
-          <w:lang w:val="ar_AE" w:bidi="ar_AE"/>
-        </w:rPr>
-      </w:r>
-      <w:r>
-        <w:rPr>
+          <w:rtl/>
+          <w:cs/>
+          <w:lang w:val="ar_AE" w:bidi="ar_AE"/>
+        </w:rPr>
+      </w:r>
+      <w:r>
+        <w:rPr>
+          <w:rtl/>
+          <w:cs/>
           <w:lang w:val="ar_AE" w:bidi="ar_AE"/>
         </w:rPr>
       </w:r>
@@ -1530,6 +1870,8 @@
       </w:pPr>
       <w:r>
         <w:rPr>
+          <w:rtl/>
+          <w:cs/>
           <w:lang w:val="ar_AE" w:bidi="ar_AE"/>
         </w:rPr>
       </w:r>
@@ -1541,12 +1883,16 @@
       </w:pPr>
       <w:r>
         <w:rPr>
+          <w:rtl/>
+          <w:cs/>
           <w:lang w:val="ar_AE" w:bidi="ar_AE"/>
         </w:rPr>
         <w:t>البركة الكهنوتية</w:t>
       </w:r>
       <w:r>
         <w:rPr>
+          <w:rtl/>
+          <w:cs/>
           <w:lang w:val="ar_AE" w:bidi="ar_AE"/>
         </w:rPr>
       </w:r>
@@ -1557,11 +1903,15 @@
       </w:pPr>
       <w:r>
         <w:rPr>
-          <w:lang w:val="ar_AE" w:bidi="ar_AE"/>
-        </w:rPr>
-      </w:r>
-      <w:r>
-        <w:rPr>
+          <w:rtl/>
+          <w:cs/>
+          <w:lang w:val="ar_AE" w:bidi="ar_AE"/>
+        </w:rPr>
+      </w:r>
+      <w:r>
+        <w:rPr>
+          <w:rtl/>
+          <w:cs/>
           <w:lang w:val="ar_AE" w:bidi="ar_AE"/>
         </w:rPr>
         <w:t>البركة الكهنوتية هي مقطع معروف ومحبوب في الكتاب المقدس العبري (</w:t>
@@ -1569,6 +1919,8 @@
       <w:hyperlink r:id="rId55">
         <w:r>
           <w:rPr>
+            <w:rtl/>
+            <w:cs/>
             <w:lang w:val="ar_AE" w:bidi="ar_AE"/>
           </w:rPr>
           <w:rPr>
@@ -1580,6 +1932,8 @@
       </w:hyperlink>
       <w:r>
         <w:rPr>
+          <w:rtl/>
+          <w:cs/>
           <w:lang w:val="ar_AE" w:bidi="ar_AE"/>
         </w:rPr>
         <w:t>). على مر القرون، وجد المتعبدون تعزية في سطوره القصيرة ذات المعاني العميقة. هذا النص المعروف نصّ بسيط ومميز.</w:t>
@@ -1591,11 +1945,15 @@
       </w:pPr>
       <w:r>
         <w:rPr>
-          <w:lang w:val="ar_AE" w:bidi="ar_AE"/>
-        </w:rPr>
-      </w:r>
-      <w:r>
-        <w:rPr>
+          <w:rtl/>
+          <w:cs/>
+          <w:lang w:val="ar_AE" w:bidi="ar_AE"/>
+        </w:rPr>
+      </w:r>
+      <w:r>
+        <w:rPr>
+          <w:rtl/>
+          <w:cs/>
           <w:lang w:val="ar_AE" w:bidi="ar_AE"/>
         </w:rPr>
         <w:t xml:space="preserve">تلتمس البركة الكهنوتية نعمة الرب وصنيعه بتكرار اسمه في كل طلب ("الرب" يعني </w:t>
@@ -1603,24 +1961,32 @@
       <w:r>
         <w:rPr>
           <w:i/>
+          <w:rtl/>
+          <w:cs/>
           <w:lang w:val="ar_AE" w:bidi="ar_AE"/>
         </w:rPr>
         <w:t>يهوه؛</w:t>
       </w:r>
       <w:r>
         <w:rPr>
+          <w:rtl/>
+          <w:cs/>
           <w:lang w:val="ar_AE" w:bidi="ar_AE"/>
         </w:rPr>
         <w:t xml:space="preserve"> انظر </w:t>
       </w:r>
       <w:r>
         <w:rPr>
+          <w:rtl/>
+          <w:cs/>
           <w:lang w:val="ar_AE" w:bidi="ar_AE"/>
         </w:rPr>
         <w:t>ملاحظة الدراسة على خروج 3:15</w:t>
       </w:r>
       <w:r>
         <w:rPr>
+          <w:rtl/>
+          <w:cs/>
           <w:lang w:val="ar_AE" w:bidi="ar_AE"/>
         </w:rPr>
         <w:t>). وتكرار اسم الله إنما يذكّر شعبه برعايته لهم ودوره العظيم في حياتهم. تؤكد هذه البركة على الرابطة القائمة بين الله وشعب، وتساعدهم على تذكر نبع البركات التي يتمتعون بها.</w:t>
@@ -1632,11 +1998,15 @@
       </w:pPr>
       <w:r>
         <w:rPr>
-          <w:lang w:val="ar_AE" w:bidi="ar_AE"/>
-        </w:rPr>
-      </w:r>
-      <w:r>
-        <w:rPr>
+          <w:rtl/>
+          <w:cs/>
+          <w:lang w:val="ar_AE" w:bidi="ar_AE"/>
+        </w:rPr>
+      </w:r>
+      <w:r>
+        <w:rPr>
+          <w:rtl/>
+          <w:cs/>
           <w:lang w:val="ar_AE" w:bidi="ar_AE"/>
         </w:rPr>
         <w:t xml:space="preserve">تتناول مقاطع كثيرة في العهد القديم البركات التي من الله للشعب، ومن ثم مباركة الشعب لآخرين (على سبيل المثال، </w:t>
@@ -1644,6 +2014,8 @@
       <w:hyperlink r:id="rId62">
         <w:r>
           <w:rPr>
+            <w:rtl/>
+            <w:cs/>
             <w:lang w:val="ar_AE" w:bidi="ar_AE"/>
           </w:rPr>
           <w:rPr>
@@ -1655,6 +2027,8 @@
       </w:hyperlink>
       <w:r>
         <w:rPr>
+          <w:rtl/>
+          <w:cs/>
           <w:lang w:val="ar_AE" w:bidi="ar_AE"/>
         </w:rPr>
         <w:t xml:space="preserve">؛ </w:t>
@@ -1662,6 +2036,8 @@
       <w:hyperlink r:id="rId63">
         <w:r>
           <w:rPr>
+            <w:rtl/>
+            <w:cs/>
             <w:lang w:val="ar_AE" w:bidi="ar_AE"/>
           </w:rPr>
           <w:rPr>
@@ -1673,6 +2049,8 @@
       </w:hyperlink>
       <w:r>
         <w:rPr>
+          <w:rtl/>
+          <w:cs/>
           <w:lang w:val="ar_AE" w:bidi="ar_AE"/>
         </w:rPr>
         <w:t xml:space="preserve">؛ </w:t>
@@ -1680,6 +2058,8 @@
       <w:hyperlink r:id="rId35">
         <w:r>
           <w:rPr>
+            <w:rtl/>
+            <w:cs/>
             <w:lang w:val="ar_AE" w:bidi="ar_AE"/>
           </w:rPr>
           <w:rPr>
@@ -1691,6 +2071,8 @@
       </w:hyperlink>
       <w:r>
         <w:rPr>
+          <w:rtl/>
+          <w:cs/>
           <w:lang w:val="ar_AE" w:bidi="ar_AE"/>
         </w:rPr>
         <w:t xml:space="preserve">؛ </w:t>
@@ -1698,6 +2080,8 @@
       <w:hyperlink r:id="rId56">
         <w:r>
           <w:rPr>
+            <w:rtl/>
+            <w:cs/>
             <w:lang w:val="ar_AE" w:bidi="ar_AE"/>
           </w:rPr>
           <w:rPr>
@@ -1709,6 +2093,8 @@
       </w:hyperlink>
       <w:r>
         <w:rPr>
+          <w:rtl/>
+          <w:cs/>
           <w:lang w:val="ar_AE" w:bidi="ar_AE"/>
         </w:rPr>
         <w:t>). كان بنو إسرائيل بحاجة إلى بركات الله، ومعونته ونعمته وصنيعه معهم، في أثناء استعدادهم لمغادرة سيناء. غالبًا ما يفكر القراء المعاصرون في البركات بعبارات عامة، لكن بني إسرائيل في البرية كانوا يفهمون هذه البركات في الطعام، والماء، والصحة، والأطفال، والحماية من الأعداء، والاستقرار في أرض الموعد. وقد قدم الله على مدار سفر العدد احتياجات إسرائيل العملية.</w:t>
@@ -1720,11 +2106,15 @@
       </w:pPr>
       <w:r>
         <w:rPr>
-          <w:lang w:val="ar_AE" w:bidi="ar_AE"/>
-        </w:rPr>
-      </w:r>
-      <w:r>
-        <w:rPr>
+          <w:rtl/>
+          <w:cs/>
+          <w:lang w:val="ar_AE" w:bidi="ar_AE"/>
+        </w:rPr>
+      </w:r>
+      <w:r>
+        <w:rPr>
+          <w:rtl/>
+          <w:cs/>
           <w:lang w:val="ar_AE" w:bidi="ar_AE"/>
         </w:rPr>
         <w:t>بارك الرب إسرائيل باستخدام كلمات الكهنة، هارون وأبنائه، لمباركة الشعب (</w:t>
@@ -1732,6 +2122,8 @@
       <w:hyperlink r:id="rId64">
         <w:r>
           <w:rPr>
+            <w:rtl/>
+            <w:cs/>
             <w:lang w:val="ar_AE" w:bidi="ar_AE"/>
           </w:rPr>
           <w:rPr>
@@ -1743,6 +2135,8 @@
       </w:hyperlink>
       <w:r>
         <w:rPr>
+          <w:rtl/>
+          <w:cs/>
           <w:lang w:val="ar_AE" w:bidi="ar_AE"/>
         </w:rPr>
         <w:t>). وفضلًا عن عمل الكهنة في خيمة الاجتماع (ولاحقًا في الهيكل)، فإنهم أدّوا دورًا أساسيًا في حياة بني إسرائيل. على سبيل المثال، أسهم الكهنة في ضمان تحقيق العدالة في الأرض (</w:t>
@@ -1750,6 +2144,8 @@
       <w:hyperlink r:id="rId65">
         <w:r>
           <w:rPr>
+            <w:rtl/>
+            <w:cs/>
             <w:lang w:val="ar_AE" w:bidi="ar_AE"/>
           </w:rPr>
           <w:rPr>
@@ -1761,6 +2157,8 @@
       </w:hyperlink>
       <w:r>
         <w:rPr>
+          <w:rtl/>
+          <w:cs/>
           <w:lang w:val="ar_AE" w:bidi="ar_AE"/>
         </w:rPr>
         <w:t xml:space="preserve">). دعموا الملك في عمل واجباته، متبعين المبدأ الوارد في </w:t>
@@ -1768,6 +2166,8 @@
       <w:hyperlink r:id="rId66">
         <w:r>
           <w:rPr>
+            <w:rtl/>
+            <w:cs/>
             <w:lang w:val="ar_AE" w:bidi="ar_AE"/>
           </w:rPr>
           <w:rPr>
@@ -1779,6 +2179,8 @@
       </w:hyperlink>
       <w:r>
         <w:rPr>
+          <w:rtl/>
+          <w:cs/>
           <w:lang w:val="ar_AE" w:bidi="ar_AE"/>
         </w:rPr>
         <w:t>. وقد شجّع عالي الكاهن حنّة في أزمتها، وكذا أرشد الصبي صموئيل لينموا روحيًا (</w:t>
@@ -1786,6 +2188,8 @@
       <w:hyperlink r:id="rId67">
         <w:r>
           <w:rPr>
+            <w:rtl/>
+            <w:cs/>
             <w:lang w:val="ar_AE" w:bidi="ar_AE"/>
           </w:rPr>
           <w:rPr>
@@ -1797,6 +2201,8 @@
       </w:hyperlink>
       <w:r>
         <w:rPr>
+          <w:rtl/>
+          <w:cs/>
           <w:lang w:val="ar_AE" w:bidi="ar_AE"/>
         </w:rPr>
         <w:t xml:space="preserve">). كان الكهنة واللاويون نشطين في تعليم الدروس الروحية لإسرائيل (انظر، على سبيل المثال، </w:t>
@@ -1804,6 +2210,8 @@
       <w:hyperlink r:id="rId68">
         <w:r>
           <w:rPr>
+            <w:rtl/>
+            <w:cs/>
             <w:lang w:val="ar_AE" w:bidi="ar_AE"/>
           </w:rPr>
           <w:rPr>
@@ -1815,6 +2223,8 @@
       </w:hyperlink>
       <w:r>
         <w:rPr>
+          <w:rtl/>
+          <w:cs/>
           <w:lang w:val="ar_AE" w:bidi="ar_AE"/>
         </w:rPr>
         <w:t xml:space="preserve">؛ </w:t>
@@ -1822,6 +2232,8 @@
       <w:hyperlink r:id="rId69">
         <w:r>
           <w:rPr>
+            <w:rtl/>
+            <w:cs/>
             <w:lang w:val="ar_AE" w:bidi="ar_AE"/>
           </w:rPr>
           <w:rPr>
@@ -1833,6 +2245,8 @@
       </w:hyperlink>
       <w:r>
         <w:rPr>
+          <w:rtl/>
+          <w:cs/>
           <w:lang w:val="ar_AE" w:bidi="ar_AE"/>
         </w:rPr>
         <w:t xml:space="preserve">؛ </w:t>
@@ -1840,6 +2254,8 @@
       <w:hyperlink r:id="rId70">
         <w:r>
           <w:rPr>
+            <w:rtl/>
+            <w:cs/>
             <w:lang w:val="ar_AE" w:bidi="ar_AE"/>
           </w:rPr>
           <w:rPr>
@@ -1851,6 +2267,8 @@
       </w:hyperlink>
       <w:r>
         <w:rPr>
+          <w:rtl/>
+          <w:cs/>
           <w:lang w:val="ar_AE" w:bidi="ar_AE"/>
         </w:rPr>
         <w:t>).</w:t>
@@ -1862,11 +2280,15 @@
       </w:pPr>
       <w:r>
         <w:rPr>
-          <w:lang w:val="ar_AE" w:bidi="ar_AE"/>
-        </w:rPr>
-      </w:r>
-      <w:r>
-        <w:rPr>
+          <w:rtl/>
+          <w:cs/>
+          <w:lang w:val="ar_AE" w:bidi="ar_AE"/>
+        </w:rPr>
+      </w:r>
+      <w:r>
+        <w:rPr>
+          <w:rtl/>
+          <w:cs/>
           <w:lang w:val="ar_AE" w:bidi="ar_AE"/>
         </w:rPr>
         <w:t xml:space="preserve">يبرز كشف أثري مهم أهمية هذه البركة الكهنوتية القديمة. في عام 1980، عثر المنقّبون على لفافتين صغيرتين من الفضة في قبر محفور في الصخر في </w:t>
@@ -1874,12 +2296,16 @@
       <w:r>
         <w:rPr>
           <w:i/>
+          <w:rtl/>
+          <w:cs/>
           <w:lang w:val="ar_AE" w:bidi="ar_AE"/>
         </w:rPr>
         <w:t>كتف هنوم</w:t>
       </w:r>
       <w:r>
         <w:rPr>
+          <w:rtl/>
+          <w:cs/>
           <w:lang w:val="ar_AE" w:bidi="ar_AE"/>
         </w:rPr>
         <w:t xml:space="preserve">، جَنُوب غرب المدينة القديمة لأورشليم. يحدّد العلماء تاريخ هذه القطع (التمائم) أنها تعود إلى أواخر القرن السادس أو أوائل القرن الخامس قبل الميلاد. بعد عملية مطولة ودقيقة، فَرَدَ العلماء اللفافتين الرقيقتين ووجدوا فيهما البركة الواردة في </w:t>
@@ -1887,6 +2313,8 @@
       <w:hyperlink r:id="rId29">
         <w:r>
           <w:rPr>
+            <w:rtl/>
+            <w:cs/>
             <w:lang w:val="ar_AE" w:bidi="ar_AE"/>
           </w:rPr>
           <w:rPr>
@@ -1898,6 +2326,8 @@
       </w:hyperlink>
       <w:r>
         <w:rPr>
+          <w:rtl/>
+          <w:cs/>
           <w:lang w:val="ar_AE" w:bidi="ar_AE"/>
         </w:rPr>
         <w:t>، مطابقة تطابقًا وثيقًا لنص الكتاب المقدس العبري.</w:t>
@@ -1909,11 +2339,15 @@
       </w:pPr>
       <w:r>
         <w:rPr>
-          <w:lang w:val="ar_AE" w:bidi="ar_AE"/>
-        </w:rPr>
-      </w:r>
-      <w:r>
-        <w:rPr>
+          <w:rtl/>
+          <w:cs/>
+          <w:lang w:val="ar_AE" w:bidi="ar_AE"/>
+        </w:rPr>
+      </w:r>
+      <w:r>
+        <w:rPr>
+          <w:rtl/>
+          <w:cs/>
           <w:lang w:val="ar_AE" w:bidi="ar_AE"/>
         </w:rPr>
         <w:t>في العصور القديمة، كان الناس أحيانًا يرتدون مثل هذه اللفائف باعتبارها قطع رمزية (تمائم)، مشابهة لـ</w:t>
@@ -1921,12 +2355,16 @@
       <w:r>
         <w:rPr>
           <w:i/>
+          <w:rtl/>
+          <w:cs/>
           <w:lang w:val="ar_AE" w:bidi="ar_AE"/>
         </w:rPr>
         <w:t>التفيلين</w:t>
       </w:r>
       <w:r>
         <w:rPr>
+          <w:rtl/>
+          <w:cs/>
           <w:lang w:val="ar_AE" w:bidi="ar_AE"/>
         </w:rPr>
         <w:t xml:space="preserve"> أو "الفلاكتيريات-العصائب" أو "علب الصلاة" (انظر </w:t>
@@ -1934,6 +2372,8 @@
       <w:hyperlink r:id="rId71">
         <w:r>
           <w:rPr>
+            <w:rtl/>
+            <w:cs/>
             <w:lang w:val="ar_AE" w:bidi="ar_AE"/>
           </w:rPr>
           <w:rPr>
@@ -1945,6 +2385,8 @@
       </w:hyperlink>
       <w:r>
         <w:rPr>
+          <w:rtl/>
+          <w:cs/>
           <w:lang w:val="ar_AE" w:bidi="ar_AE"/>
         </w:rPr>
         <w:t xml:space="preserve">؛ </w:t>
@@ -1952,6 +2394,8 @@
       <w:hyperlink r:id="rId72">
         <w:r>
           <w:rPr>
+            <w:rtl/>
+            <w:cs/>
             <w:lang w:val="ar_AE" w:bidi="ar_AE"/>
           </w:rPr>
           <w:rPr>
@@ -1963,6 +2407,8 @@
       </w:hyperlink>
       <w:r>
         <w:rPr>
+          <w:rtl/>
+          <w:cs/>
           <w:lang w:val="ar_AE" w:bidi="ar_AE"/>
         </w:rPr>
         <w:t xml:space="preserve">). هاتان اللفافتان الصغيرتان من أقدم المخطوطات الكتابية وتحتويان على أقدم إشارة إلى </w:t>
@@ -1970,12 +2416,16 @@
       <w:r>
         <w:rPr>
           <w:i/>
+          <w:rtl/>
+          <w:cs/>
           <w:lang w:val="ar_AE" w:bidi="ar_AE"/>
         </w:rPr>
         <w:t>الرب-يهوه</w:t>
       </w:r>
       <w:r>
         <w:rPr>
+          <w:rtl/>
+          <w:cs/>
           <w:lang w:val="ar_AE" w:bidi="ar_AE"/>
         </w:rPr>
         <w:t>، اسم الله في العهد القديم، الموجود في أورشليم. تُظهر هذه الاكتشافات الأثرية مدى جاذبية هذا النص الكتابي الموجز، ودعوته المستمرة للبركة.</w:t>
@@ -1987,11 +2437,15 @@
       </w:pPr>
       <w:r>
         <w:rPr>
-          <w:lang w:val="ar_AE" w:bidi="ar_AE"/>
-        </w:rPr>
-      </w:r>
-      <w:r>
-        <w:rPr>
+          <w:rtl/>
+          <w:cs/>
+          <w:lang w:val="ar_AE" w:bidi="ar_AE"/>
+        </w:rPr>
+      </w:r>
+      <w:r>
+        <w:rPr>
+          <w:rtl/>
+          <w:cs/>
           <w:lang w:val="ar_AE" w:bidi="ar_AE"/>
         </w:rPr>
         <w:t xml:space="preserve">تُختتم العديد من رسائل العهد الجديد ببركة موجهة للقراء. هذه البركة تتشابه مع البركة الكهنوتية المذكورة في سفر العدد (على سبيل المثال، </w:t>
@@ -1999,6 +2453,8 @@
       <w:hyperlink r:id="rId73">
         <w:r>
           <w:rPr>
+            <w:rtl/>
+            <w:cs/>
             <w:lang w:val="ar_AE" w:bidi="ar_AE"/>
           </w:rPr>
           <w:rPr>
@@ -2010,6 +2466,8 @@
       </w:hyperlink>
       <w:r>
         <w:rPr>
+          <w:rtl/>
+          <w:cs/>
           <w:lang w:val="ar_AE" w:bidi="ar_AE"/>
         </w:rPr>
         <w:t xml:space="preserve">؛ </w:t>
@@ -2017,6 +2475,8 @@
       <w:hyperlink r:id="rId74">
         <w:r>
           <w:rPr>
+            <w:rtl/>
+            <w:cs/>
             <w:lang w:val="ar_AE" w:bidi="ar_AE"/>
           </w:rPr>
           <w:rPr>
@@ -2028,6 +2488,8 @@
       </w:hyperlink>
       <w:r>
         <w:rPr>
+          <w:rtl/>
+          <w:cs/>
           <w:lang w:val="ar_AE" w:bidi="ar_AE"/>
         </w:rPr>
         <w:t>).</w:t>
@@ -2039,18 +2501,24 @@
       </w:pPr>
       <w:r>
         <w:rPr>
+          <w:rtl/>
+          <w:cs/>
           <w:lang w:val="ar_AE" w:bidi="ar_AE"/>
         </w:rPr>
       </w:r>
       <w:r>
         <w:rPr>
           <w:u w:val="single"/>
+          <w:rtl/>
+          <w:cs/>
           <w:lang w:val="ar_AE" w:bidi="ar_AE"/>
         </w:rPr>
         <w:t>مقاطع كتابية لدراسة أعمق</w:t>
       </w:r>
       <w:r>
         <w:rPr>
+          <w:rtl/>
+          <w:cs/>
           <w:lang w:val="ar_AE" w:bidi="ar_AE"/>
         </w:rPr>
         <w:t xml:space="preserve"> </w:t>
@@ -2062,12 +2530,16 @@
       </w:pPr>
       <w:r>
         <w:rPr>
+          <w:rtl/>
+          <w:cs/>
           <w:lang w:val="ar_AE" w:bidi="ar_AE"/>
         </w:rPr>
       </w:r>
       <w:hyperlink r:id="rId20">
         <w:r>
           <w:rPr>
+            <w:rtl/>
+            <w:cs/>
             <w:lang w:val="ar_AE" w:bidi="ar_AE"/>
           </w:rPr>
           <w:rPr>
@@ -2079,6 +2551,8 @@
       </w:hyperlink>
       <w:r>
         <w:rPr>
+          <w:rtl/>
+          <w:cs/>
           <w:lang w:val="ar_AE" w:bidi="ar_AE"/>
         </w:rPr>
         <w:t xml:space="preserve">؛ </w:t>
@@ -2086,6 +2560,8 @@
       <w:hyperlink r:id="rId75">
         <w:r>
           <w:rPr>
+            <w:rtl/>
+            <w:cs/>
             <w:lang w:val="ar_AE" w:bidi="ar_AE"/>
           </w:rPr>
           <w:rPr>
@@ -2097,6 +2573,8 @@
       </w:hyperlink>
       <w:r>
         <w:rPr>
+          <w:rtl/>
+          <w:cs/>
           <w:lang w:val="ar_AE" w:bidi="ar_AE"/>
         </w:rPr>
         <w:t xml:space="preserve"> </w:t>
@@ -2104,6 +2582,8 @@
       <w:hyperlink r:id="rId48">
         <w:r>
           <w:rPr>
+            <w:rtl/>
+            <w:cs/>
             <w:lang w:val="ar_AE" w:bidi="ar_AE"/>
           </w:rPr>
           <w:rPr>
@@ -2115,6 +2595,8 @@
       </w:hyperlink>
       <w:r>
         <w:rPr>
+          <w:rtl/>
+          <w:cs/>
           <w:lang w:val="ar_AE" w:bidi="ar_AE"/>
         </w:rPr>
         <w:t xml:space="preserve">؛ </w:t>
@@ -2122,6 +2604,8 @@
       <w:hyperlink r:id="rId62">
         <w:r>
           <w:rPr>
+            <w:rtl/>
+            <w:cs/>
             <w:lang w:val="ar_AE" w:bidi="ar_AE"/>
           </w:rPr>
           <w:rPr>
@@ -2133,6 +2617,8 @@
       </w:hyperlink>
       <w:r>
         <w:rPr>
+          <w:rtl/>
+          <w:cs/>
           <w:lang w:val="ar_AE" w:bidi="ar_AE"/>
         </w:rPr>
         <w:t xml:space="preserve">؛ </w:t>
@@ -2140,6 +2626,8 @@
       <w:hyperlink r:id="rId49">
         <w:r>
           <w:rPr>
+            <w:rtl/>
+            <w:cs/>
             <w:lang w:val="ar_AE" w:bidi="ar_AE"/>
           </w:rPr>
           <w:rPr>
@@ -2151,6 +2639,8 @@
       </w:hyperlink>
       <w:r>
         <w:rPr>
+          <w:rtl/>
+          <w:cs/>
           <w:lang w:val="ar_AE" w:bidi="ar_AE"/>
         </w:rPr>
         <w:t xml:space="preserve">؛ </w:t>
@@ -2158,6 +2648,8 @@
       <w:hyperlink r:id="rId52">
         <w:r>
           <w:rPr>
+            <w:rtl/>
+            <w:cs/>
             <w:lang w:val="ar_AE" w:bidi="ar_AE"/>
           </w:rPr>
           <w:rPr>
@@ -2169,6 +2661,8 @@
       </w:hyperlink>
       <w:r>
         <w:rPr>
+          <w:rtl/>
+          <w:cs/>
           <w:lang w:val="ar_AE" w:bidi="ar_AE"/>
         </w:rPr>
         <w:t xml:space="preserve">؛ </w:t>
@@ -2176,6 +2670,8 @@
       <w:hyperlink r:id="rId76">
         <w:r>
           <w:rPr>
+            <w:rtl/>
+            <w:cs/>
             <w:lang w:val="ar_AE" w:bidi="ar_AE"/>
           </w:rPr>
           <w:rPr>
@@ -2187,6 +2683,8 @@
       </w:hyperlink>
       <w:r>
         <w:rPr>
+          <w:rtl/>
+          <w:cs/>
           <w:lang w:val="ar_AE" w:bidi="ar_AE"/>
         </w:rPr>
         <w:t xml:space="preserve">؛ </w:t>
@@ -2194,6 +2692,8 @@
       <w:hyperlink r:id="rId77">
         <w:r>
           <w:rPr>
+            <w:rtl/>
+            <w:cs/>
             <w:lang w:val="ar_AE" w:bidi="ar_AE"/>
           </w:rPr>
           <w:rPr>
@@ -2205,6 +2705,8 @@
       </w:hyperlink>
       <w:r>
         <w:rPr>
+          <w:rtl/>
+          <w:cs/>
           <w:lang w:val="ar_AE" w:bidi="ar_AE"/>
         </w:rPr>
         <w:t xml:space="preserve">؛ </w:t>
@@ -2212,6 +2714,8 @@
       <w:hyperlink r:id="rId28">
         <w:r>
           <w:rPr>
+            <w:rtl/>
+            <w:cs/>
             <w:lang w:val="ar_AE" w:bidi="ar_AE"/>
           </w:rPr>
           <w:rPr>
@@ -2223,6 +2727,8 @@
       </w:hyperlink>
       <w:r>
         <w:rPr>
+          <w:rtl/>
+          <w:cs/>
           <w:lang w:val="ar_AE" w:bidi="ar_AE"/>
         </w:rPr>
         <w:t xml:space="preserve">؛ </w:t>
@@ -2230,6 +2736,8 @@
       <w:hyperlink r:id="rId55">
         <w:r>
           <w:rPr>
+            <w:rtl/>
+            <w:cs/>
             <w:lang w:val="ar_AE" w:bidi="ar_AE"/>
           </w:rPr>
           <w:rPr>
@@ -2241,6 +2749,8 @@
       </w:hyperlink>
       <w:r>
         <w:rPr>
+          <w:rtl/>
+          <w:cs/>
           <w:lang w:val="ar_AE" w:bidi="ar_AE"/>
         </w:rPr>
         <w:t xml:space="preserve">؛ </w:t>
@@ -2248,6 +2758,8 @@
       <w:hyperlink r:id="rId78">
         <w:r>
           <w:rPr>
+            <w:rtl/>
+            <w:cs/>
             <w:lang w:val="ar_AE" w:bidi="ar_AE"/>
           </w:rPr>
           <w:rPr>
@@ -2259,6 +2771,8 @@
       </w:hyperlink>
       <w:r>
         <w:rPr>
+          <w:rtl/>
+          <w:cs/>
           <w:lang w:val="ar_AE" w:bidi="ar_AE"/>
         </w:rPr>
         <w:t xml:space="preserve">؛ </w:t>
@@ -2266,6 +2780,8 @@
       <w:hyperlink r:id="rId30">
         <w:r>
           <w:rPr>
+            <w:rtl/>
+            <w:cs/>
             <w:lang w:val="ar_AE" w:bidi="ar_AE"/>
           </w:rPr>
           <w:rPr>
@@ -2277,6 +2793,8 @@
       </w:hyperlink>
       <w:r>
         <w:rPr>
+          <w:rtl/>
+          <w:cs/>
           <w:lang w:val="ar_AE" w:bidi="ar_AE"/>
         </w:rPr>
         <w:t xml:space="preserve">؛ </w:t>
@@ -2284,6 +2802,8 @@
       <w:hyperlink r:id="rId79">
         <w:r>
           <w:rPr>
+            <w:rtl/>
+            <w:cs/>
             <w:lang w:val="ar_AE" w:bidi="ar_AE"/>
           </w:rPr>
           <w:rPr>
@@ -2295,6 +2815,8 @@
       </w:hyperlink>
       <w:r>
         <w:rPr>
+          <w:rtl/>
+          <w:cs/>
           <w:lang w:val="ar_AE" w:bidi="ar_AE"/>
         </w:rPr>
         <w:t xml:space="preserve">؛ </w:t>
@@ -2302,6 +2824,8 @@
       <w:hyperlink r:id="rId80">
         <w:r>
           <w:rPr>
+            <w:rtl/>
+            <w:cs/>
             <w:lang w:val="ar_AE" w:bidi="ar_AE"/>
           </w:rPr>
           <w:rPr>
@@ -2313,6 +2837,8 @@
       </w:hyperlink>
       <w:r>
         <w:rPr>
+          <w:rtl/>
+          <w:cs/>
           <w:lang w:val="ar_AE" w:bidi="ar_AE"/>
         </w:rPr>
         <w:t xml:space="preserve">؛ </w:t>
@@ -2320,6 +2846,8 @@
       <w:hyperlink r:id="rId81">
         <w:r>
           <w:rPr>
+            <w:rtl/>
+            <w:cs/>
             <w:lang w:val="ar_AE" w:bidi="ar_AE"/>
           </w:rPr>
           <w:rPr>
@@ -2331,6 +2859,8 @@
       </w:hyperlink>
       <w:r>
         <w:rPr>
+          <w:rtl/>
+          <w:cs/>
           <w:lang w:val="ar_AE" w:bidi="ar_AE"/>
         </w:rPr>
         <w:t xml:space="preserve">؛ </w:t>
@@ -2338,6 +2868,8 @@
       <w:hyperlink r:id="rId82">
         <w:r>
           <w:rPr>
+            <w:rtl/>
+            <w:cs/>
             <w:lang w:val="ar_AE" w:bidi="ar_AE"/>
           </w:rPr>
           <w:rPr>
@@ -2349,6 +2881,8 @@
       </w:hyperlink>
       <w:r>
         <w:rPr>
+          <w:rtl/>
+          <w:cs/>
           <w:lang w:val="ar_AE" w:bidi="ar_AE"/>
         </w:rPr>
         <w:t xml:space="preserve">؛ </w:t>
@@ -2356,6 +2890,8 @@
       <w:hyperlink r:id="rId83">
         <w:r>
           <w:rPr>
+            <w:rtl/>
+            <w:cs/>
             <w:lang w:val="ar_AE" w:bidi="ar_AE"/>
           </w:rPr>
           <w:rPr>
@@ -2367,6 +2903,8 @@
       </w:hyperlink>
       <w:r>
         <w:rPr>
+          <w:rtl/>
+          <w:cs/>
           <w:lang w:val="ar_AE" w:bidi="ar_AE"/>
         </w:rPr>
         <w:t xml:space="preserve">؛ </w:t>
@@ -2374,6 +2912,8 @@
       <w:hyperlink r:id="rId59">
         <w:r>
           <w:rPr>
+            <w:rtl/>
+            <w:cs/>
             <w:lang w:val="ar_AE" w:bidi="ar_AE"/>
           </w:rPr>
           <w:rPr>
@@ -2385,6 +2925,8 @@
       </w:hyperlink>
       <w:r>
         <w:rPr>
+          <w:rtl/>
+          <w:cs/>
           <w:lang w:val="ar_AE" w:bidi="ar_AE"/>
         </w:rPr>
         <w:t xml:space="preserve">؛ </w:t>
@@ -2392,6 +2934,8 @@
       <w:hyperlink r:id="rId84">
         <w:r>
           <w:rPr>
+            <w:rtl/>
+            <w:cs/>
             <w:lang w:val="ar_AE" w:bidi="ar_AE"/>
           </w:rPr>
           <w:rPr>
@@ -2403,6 +2947,8 @@
       </w:hyperlink>
       <w:r>
         <w:rPr>
+          <w:rtl/>
+          <w:cs/>
           <w:lang w:val="ar_AE" w:bidi="ar_AE"/>
         </w:rPr>
         <w:t xml:space="preserve">؛ </w:t>
@@ -2410,6 +2956,8 @@
       <w:hyperlink r:id="rId85">
         <w:r>
           <w:rPr>
+            <w:rtl/>
+            <w:cs/>
             <w:lang w:val="ar_AE" w:bidi="ar_AE"/>
           </w:rPr>
           <w:rPr>
@@ -2421,6 +2969,8 @@
       </w:hyperlink>
       <w:r>
         <w:rPr>
+          <w:rtl/>
+          <w:cs/>
           <w:lang w:val="ar_AE" w:bidi="ar_AE"/>
         </w:rPr>
         <w:t xml:space="preserve">؛ </w:t>
@@ -2428,6 +2978,8 @@
       <w:hyperlink r:id="rId73">
         <w:r>
           <w:rPr>
+            <w:rtl/>
+            <w:cs/>
             <w:lang w:val="ar_AE" w:bidi="ar_AE"/>
           </w:rPr>
           <w:rPr>
@@ -2439,6 +2991,8 @@
       </w:hyperlink>
       <w:r>
         <w:rPr>
+          <w:rtl/>
+          <w:cs/>
           <w:lang w:val="ar_AE" w:bidi="ar_AE"/>
         </w:rPr>
         <w:t xml:space="preserve">؛ </w:t>
@@ -2446,6 +3000,8 @@
       <w:hyperlink r:id="rId86">
         <w:r>
           <w:rPr>
+            <w:rtl/>
+            <w:cs/>
             <w:lang w:val="ar_AE" w:bidi="ar_AE"/>
           </w:rPr>
           <w:rPr>
@@ -2457,6 +3013,8 @@
       </w:hyperlink>
       <w:r>
         <w:rPr>
+          <w:rtl/>
+          <w:cs/>
           <w:lang w:val="ar_AE" w:bidi="ar_AE"/>
         </w:rPr>
         <w:t xml:space="preserve">؛ </w:t>
@@ -2464,6 +3022,8 @@
       <w:hyperlink r:id="rId87">
         <w:r>
           <w:rPr>
+            <w:rtl/>
+            <w:cs/>
             <w:lang w:val="ar_AE" w:bidi="ar_AE"/>
           </w:rPr>
           <w:rPr>
@@ -2475,11 +3035,15 @@
       </w:hyperlink>
       <w:r>
         <w:rPr>
-          <w:lang w:val="ar_AE" w:bidi="ar_AE"/>
-        </w:rPr>
-      </w:r>
-      <w:r>
-        <w:rPr>
+          <w:rtl/>
+          <w:cs/>
+          <w:lang w:val="ar_AE" w:bidi="ar_AE"/>
+        </w:rPr>
+      </w:r>
+      <w:r>
+        <w:rPr>
+          <w:rtl/>
+          <w:cs/>
           <w:lang w:val="ar_AE" w:bidi="ar_AE"/>
         </w:rPr>
       </w:r>
@@ -2490,6 +3054,8 @@
       </w:pPr>
       <w:r>
         <w:rPr>
+          <w:rtl/>
+          <w:cs/>
           <w:lang w:val="ar_AE" w:bidi="ar_AE"/>
         </w:rPr>
       </w:r>
@@ -2501,12 +3067,16 @@
       </w:pPr>
       <w:r>
         <w:rPr>
+          <w:rtl/>
+          <w:cs/>
           <w:lang w:val="ar_AE" w:bidi="ar_AE"/>
         </w:rPr>
         <w:t>البقيّة</w:t>
       </w:r>
       <w:r>
         <w:rPr>
+          <w:rtl/>
+          <w:cs/>
           <w:lang w:val="ar_AE" w:bidi="ar_AE"/>
         </w:rPr>
       </w:r>
@@ -2517,11 +3087,15 @@
       </w:pPr>
       <w:r>
         <w:rPr>
-          <w:lang w:val="ar_AE" w:bidi="ar_AE"/>
-        </w:rPr>
-      </w:r>
-      <w:r>
-        <w:rPr>
+          <w:rtl/>
+          <w:cs/>
+          <w:lang w:val="ar_AE" w:bidi="ar_AE"/>
+        </w:rPr>
+      </w:r>
+      <w:r>
+        <w:rPr>
+          <w:rtl/>
+          <w:cs/>
           <w:lang w:val="ar_AE" w:bidi="ar_AE"/>
         </w:rPr>
         <w:t xml:space="preserve">البقيّة هي مجموعة صغيرة من الناس الذين ظلوا أمناء لله، وعندما كانت الجيوش الأجنبية تهدد شعب الله بالغزو، وملأ قلوب الناس الخوف من السبي والابتعاد عن الوطن، كانت فكرة البقيّة تمثّل مصدر رجاء لشعب الله (انظر </w:t>
@@ -2529,6 +3103,8 @@
       <w:hyperlink r:id="rId88">
         <w:r>
           <w:rPr>
+            <w:rtl/>
+            <w:cs/>
             <w:lang w:val="ar_AE" w:bidi="ar_AE"/>
           </w:rPr>
           <w:rPr>
@@ -2540,6 +3116,8 @@
       </w:hyperlink>
       <w:r>
         <w:rPr>
+          <w:rtl/>
+          <w:cs/>
           <w:lang w:val="ar_AE" w:bidi="ar_AE"/>
         </w:rPr>
         <w:t xml:space="preserve">; </w:t>
@@ -2547,6 +3125,8 @@
       <w:hyperlink r:id="rId89">
         <w:r>
           <w:rPr>
+            <w:rtl/>
+            <w:cs/>
             <w:lang w:val="ar_AE" w:bidi="ar_AE"/>
           </w:rPr>
           <w:rPr>
@@ -2558,6 +3138,8 @@
       </w:hyperlink>
       <w:r>
         <w:rPr>
+          <w:rtl/>
+          <w:cs/>
           <w:lang w:val="ar_AE" w:bidi="ar_AE"/>
         </w:rPr>
         <w:t xml:space="preserve">). لقد كان سبي بني إسرائيل إلى بابل هو دينونة الله لشعبه، لكن الله أظهر أنه لن يفنيهم تمامًا (انظر </w:t>
@@ -2565,6 +3147,8 @@
       <w:hyperlink r:id="rId90">
         <w:r>
           <w:rPr>
+            <w:rtl/>
+            <w:cs/>
             <w:lang w:val="ar_AE" w:bidi="ar_AE"/>
           </w:rPr>
           <w:rPr>
@@ -2576,6 +3160,8 @@
       </w:hyperlink>
       <w:r>
         <w:rPr>
+          <w:rtl/>
+          <w:cs/>
           <w:lang w:val="ar_AE" w:bidi="ar_AE"/>
         </w:rPr>
         <w:t>)، إن عناية الله للبقيّة وحفظه إياهم قد أظهرت رحمته وأمانته.</w:t>
@@ -2587,23 +3173,31 @@
       </w:pPr>
       <w:r>
         <w:rPr>
-          <w:lang w:val="ar_AE" w:bidi="ar_AE"/>
-        </w:rPr>
-      </w:r>
-      <w:r>
-        <w:rPr>
+          <w:rtl/>
+          <w:cs/>
+          <w:lang w:val="ar_AE" w:bidi="ar_AE"/>
+        </w:rPr>
+      </w:r>
+      <w:r>
+        <w:rPr>
+          <w:rtl/>
+          <w:cs/>
           <w:lang w:val="ar_AE" w:bidi="ar_AE"/>
         </w:rPr>
         <w:t xml:space="preserve">كانت فكرة البقيّة محوريّة في رسالة النبي إشعياء، إذ كان أحد أبنائه يُدعى </w:t>
       </w:r>
       <w:r>
         <w:rPr>
+          <w:rtl/>
+          <w:cs/>
           <w:lang w:val="ar_AE" w:bidi="ar_AE"/>
         </w:rPr>
         <w:t>شَآرَ يَاشُوبَ</w:t>
       </w:r>
       <w:r>
         <w:rPr>
+          <w:rtl/>
+          <w:cs/>
           <w:lang w:val="ar_AE" w:bidi="ar_AE"/>
         </w:rPr>
         <w:t>، ويعني "بقيّة سترجع" (</w:t>
@@ -2611,6 +3205,8 @@
       <w:hyperlink r:id="rId91">
         <w:r>
           <w:rPr>
+            <w:rtl/>
+            <w:cs/>
             <w:lang w:val="ar_AE" w:bidi="ar_AE"/>
           </w:rPr>
           <w:rPr>
@@ -2622,6 +3218,8 @@
       </w:hyperlink>
       <w:r>
         <w:rPr>
+          <w:rtl/>
+          <w:cs/>
           <w:lang w:val="ar_AE" w:bidi="ar_AE"/>
         </w:rPr>
         <w:t xml:space="preserve">; انظر </w:t>
@@ -2629,6 +3227,8 @@
       <w:hyperlink r:id="rId92">
         <w:r>
           <w:rPr>
+            <w:rtl/>
+            <w:cs/>
             <w:lang w:val="ar_AE" w:bidi="ar_AE"/>
           </w:rPr>
           <w:rPr>
@@ -2640,6 +3240,8 @@
       </w:hyperlink>
       <w:r>
         <w:rPr>
+          <w:rtl/>
+          <w:cs/>
           <w:lang w:val="ar_AE" w:bidi="ar_AE"/>
         </w:rPr>
         <w:t>). وقد تنبأ إشعياء بأن الله، حين يدين شعبه بالدمار، سيحفظ بقيّة منهم لتكون نقطة انطلاق لبداية جديدة، وقد تحقق هذا الدمار عندما هاجم البابليون من عام 605 إلى 586 قبل الميلاد.</w:t>
@@ -2651,11 +3253,15 @@
       </w:pPr>
       <w:r>
         <w:rPr>
-          <w:lang w:val="ar_AE" w:bidi="ar_AE"/>
-        </w:rPr>
-      </w:r>
-      <w:r>
-        <w:rPr>
+          <w:rtl/>
+          <w:cs/>
+          <w:lang w:val="ar_AE" w:bidi="ar_AE"/>
+        </w:rPr>
+      </w:r>
+      <w:r>
+        <w:rPr>
+          <w:rtl/>
+          <w:cs/>
           <w:lang w:val="ar_AE" w:bidi="ar_AE"/>
         </w:rPr>
         <w:t>ونظرًا لأن عدد سكان يهوذا كان سيتقلص بشكل كبير (كما حدث سابقًا مع مملكة إسرائيل الشمالية)، فإن هذه البقيّة ستكون بداية صغيرة جدًا، وقد وصف إشعياء البقيّة بأنها:</w:t>
@@ -2670,23 +3276,31 @@
       </w:pPr>
       <w:r>
         <w:rPr>
-          <w:lang w:val="ar_AE" w:bidi="ar_AE"/>
-        </w:rPr>
-      </w:r>
-      <w:r>
-        <w:rPr>
+          <w:rtl/>
+          <w:cs/>
+          <w:lang w:val="ar_AE" w:bidi="ar_AE"/>
+        </w:rPr>
+      </w:r>
+      <w:r>
+        <w:rPr>
+          <w:rtl/>
+          <w:cs/>
           <w:lang w:val="ar_AE" w:bidi="ar_AE"/>
         </w:rPr>
         <w:t>"</w:t>
       </w:r>
       <w:r>
         <w:rPr>
+          <w:rtl/>
+          <w:cs/>
           <w:lang w:val="ar_AE" w:bidi="ar_AE"/>
         </w:rPr>
         <w:t>غُصْنُ</w:t>
       </w:r>
       <w:r>
         <w:rPr>
+          <w:rtl/>
+          <w:cs/>
           <w:lang w:val="ar_AE" w:bidi="ar_AE"/>
         </w:rPr>
         <w:t>" (</w:t>
@@ -2694,6 +3308,8 @@
       <w:hyperlink r:id="rId93">
         <w:r>
           <w:rPr>
+            <w:rtl/>
+            <w:cs/>
             <w:lang w:val="ar_AE" w:bidi="ar_AE"/>
           </w:rPr>
           <w:rPr>
@@ -2705,6 +3321,8 @@
       </w:hyperlink>
       <w:r>
         <w:rPr>
+          <w:rtl/>
+          <w:cs/>
           <w:lang w:val="ar_AE" w:bidi="ar_AE"/>
         </w:rPr>
         <w:t>),</w:t>
@@ -2719,23 +3337,31 @@
       </w:pPr>
       <w:r>
         <w:rPr>
-          <w:lang w:val="ar_AE" w:bidi="ar_AE"/>
-        </w:rPr>
-      </w:r>
-      <w:r>
-        <w:rPr>
+          <w:rtl/>
+          <w:cs/>
+          <w:lang w:val="ar_AE" w:bidi="ar_AE"/>
+        </w:rPr>
+      </w:r>
+      <w:r>
+        <w:rPr>
+          <w:rtl/>
+          <w:cs/>
           <w:lang w:val="ar_AE" w:bidi="ar_AE"/>
         </w:rPr>
         <w:t>"</w:t>
       </w:r>
       <w:r>
         <w:rPr>
+          <w:rtl/>
+          <w:cs/>
           <w:lang w:val="ar_AE" w:bidi="ar_AE"/>
         </w:rPr>
         <w:t>سَاقٌ</w:t>
       </w:r>
       <w:r>
         <w:rPr>
+          <w:rtl/>
+          <w:cs/>
           <w:lang w:val="ar_AE" w:bidi="ar_AE"/>
         </w:rPr>
         <w:t>" (</w:t>
@@ -2743,6 +3369,8 @@
       <w:hyperlink r:id="rId94">
         <w:r>
           <w:rPr>
+            <w:rtl/>
+            <w:cs/>
             <w:lang w:val="ar_AE" w:bidi="ar_AE"/>
           </w:rPr>
           <w:rPr>
@@ -2754,6 +3382,8 @@
       </w:hyperlink>
       <w:r>
         <w:rPr>
+          <w:rtl/>
+          <w:cs/>
           <w:lang w:val="ar_AE" w:bidi="ar_AE"/>
         </w:rPr>
         <w:t>),</w:t>
@@ -2768,11 +3398,15 @@
       </w:pPr>
       <w:r>
         <w:rPr>
-          <w:lang w:val="ar_AE" w:bidi="ar_AE"/>
-        </w:rPr>
-      </w:r>
-      <w:r>
-        <w:rPr>
+          <w:rtl/>
+          <w:cs/>
+          <w:lang w:val="ar_AE" w:bidi="ar_AE"/>
+        </w:rPr>
+      </w:r>
+      <w:r>
+        <w:rPr>
+          <w:rtl/>
+          <w:cs/>
           <w:lang w:val="ar_AE" w:bidi="ar_AE"/>
         </w:rPr>
         <w:t>مجتمع من "المساكين" و"البائسين" (</w:t>
@@ -2780,6 +3414,8 @@
       <w:hyperlink r:id="rId95">
         <w:r>
           <w:rPr>
+            <w:rtl/>
+            <w:cs/>
             <w:lang w:val="ar_AE" w:bidi="ar_AE"/>
           </w:rPr>
           <w:rPr>
@@ -2791,6 +3427,8 @@
       </w:hyperlink>
       <w:r>
         <w:rPr>
+          <w:rtl/>
+          <w:cs/>
           <w:lang w:val="ar_AE" w:bidi="ar_AE"/>
         </w:rPr>
         <w:t>)، و</w:t>
@@ -2805,23 +3443,31 @@
       </w:pPr>
       <w:r>
         <w:rPr>
-          <w:lang w:val="ar_AE" w:bidi="ar_AE"/>
-        </w:rPr>
-      </w:r>
-      <w:r>
-        <w:rPr>
+          <w:rtl/>
+          <w:cs/>
+          <w:lang w:val="ar_AE" w:bidi="ar_AE"/>
+        </w:rPr>
+      </w:r>
+      <w:r>
+        <w:rPr>
+          <w:rtl/>
+          <w:cs/>
           <w:lang w:val="ar_AE" w:bidi="ar_AE"/>
         </w:rPr>
         <w:t xml:space="preserve">الحصاد الذي "سيتم التقاطه </w:t>
       </w:r>
       <w:r>
         <w:rPr>
+          <w:rtl/>
+          <w:cs/>
           <w:lang w:val="ar_AE" w:bidi="ar_AE"/>
         </w:rPr>
         <w:t>وَاحِدًا وَاحِدًا</w:t>
       </w:r>
       <w:r>
         <w:rPr>
+          <w:rtl/>
+          <w:cs/>
           <w:lang w:val="ar_AE" w:bidi="ar_AE"/>
         </w:rPr>
         <w:t>" (</w:t>
@@ -2829,6 +3475,8 @@
       <w:hyperlink r:id="rId96">
         <w:r>
           <w:rPr>
+            <w:rtl/>
+            <w:cs/>
             <w:lang w:val="ar_AE" w:bidi="ar_AE"/>
           </w:rPr>
           <w:rPr>
@@ -2840,6 +3488,8 @@
       </w:hyperlink>
       <w:r>
         <w:rPr>
+          <w:rtl/>
+          <w:cs/>
           <w:lang w:val="ar_AE" w:bidi="ar_AE"/>
         </w:rPr>
         <w:t>).</w:t>
@@ -2851,11 +3501,15 @@
       </w:pPr>
       <w:r>
         <w:rPr>
-          <w:lang w:val="ar_AE" w:bidi="ar_AE"/>
-        </w:rPr>
-      </w:r>
-      <w:r>
-        <w:rPr>
+          <w:rtl/>
+          <w:cs/>
+          <w:lang w:val="ar_AE" w:bidi="ar_AE"/>
+        </w:rPr>
+      </w:r>
+      <w:r>
+        <w:rPr>
+          <w:rtl/>
+          <w:cs/>
           <w:lang w:val="ar_AE" w:bidi="ar_AE"/>
         </w:rPr>
         <w:t xml:space="preserve">كان على هذه البقيّة أن تثق بالله أثناء انتظارهم له ليقيم حكمه ويجازيهم (انظر </w:t>
@@ -2863,6 +3517,8 @@
       <w:hyperlink r:id="rId97">
         <w:r>
           <w:rPr>
+            <w:rtl/>
+            <w:cs/>
             <w:lang w:val="ar_AE" w:bidi="ar_AE"/>
           </w:rPr>
           <w:rPr>
@@ -2874,6 +3530,8 @@
       </w:hyperlink>
       <w:r>
         <w:rPr>
+          <w:rtl/>
+          <w:cs/>
           <w:lang w:val="ar_AE" w:bidi="ar_AE"/>
         </w:rPr>
         <w:t xml:space="preserve">; </w:t>
@@ -2881,6 +3539,8 @@
       <w:hyperlink r:id="rId98">
         <w:r>
           <w:rPr>
+            <w:rtl/>
+            <w:cs/>
             <w:lang w:val="ar_AE" w:bidi="ar_AE"/>
           </w:rPr>
           <w:rPr>
@@ -2892,6 +3552,8 @@
       </w:hyperlink>
       <w:r>
         <w:rPr>
+          <w:rtl/>
+          <w:cs/>
           <w:lang w:val="ar_AE" w:bidi="ar_AE"/>
         </w:rPr>
         <w:t>)، وقد وعد الله أن هذه المجموعة الصغيرة ستنمو لتصبح شعبًا كبيرًا من كل من إسرائيل ومن الأمم الأخرى (</w:t>
@@ -2899,6 +3561,8 @@
       <w:hyperlink r:id="rId99">
         <w:r>
           <w:rPr>
+            <w:rtl/>
+            <w:cs/>
             <w:lang w:val="ar_AE" w:bidi="ar_AE"/>
           </w:rPr>
           <w:rPr>
@@ -2910,6 +3574,8 @@
       </w:hyperlink>
       <w:r>
         <w:rPr>
+          <w:rtl/>
+          <w:cs/>
           <w:lang w:val="ar_AE" w:bidi="ar_AE"/>
         </w:rPr>
         <w:t xml:space="preserve">; </w:t>
@@ -2917,6 +3583,8 @@
       <w:hyperlink r:id="rId100">
         <w:r>
           <w:rPr>
+            <w:rtl/>
+            <w:cs/>
             <w:lang w:val="ar_AE" w:bidi="ar_AE"/>
           </w:rPr>
           <w:rPr>
@@ -2928,6 +3596,8 @@
       </w:hyperlink>
       <w:r>
         <w:rPr>
+          <w:rtl/>
+          <w:cs/>
           <w:lang w:val="ar_AE" w:bidi="ar_AE"/>
         </w:rPr>
         <w:t>).</w:t>
@@ -2939,11 +3609,15 @@
       </w:pPr>
       <w:r>
         <w:rPr>
-          <w:lang w:val="ar_AE" w:bidi="ar_AE"/>
-        </w:rPr>
-      </w:r>
-      <w:r>
-        <w:rPr>
+          <w:rtl/>
+          <w:cs/>
+          <w:lang w:val="ar_AE" w:bidi="ar_AE"/>
+        </w:rPr>
+      </w:r>
+      <w:r>
+        <w:rPr>
+          <w:rtl/>
+          <w:cs/>
           <w:lang w:val="ar_AE" w:bidi="ar_AE"/>
         </w:rPr>
         <w:t>وفي تحقيق للنبوات، سُمِح لبقيّة من شعب الله بالعودة إلى أورشليم وإعادة بناء الهيكل خلال حكم الملك كورش الفارسي (</w:t>
@@ -2951,6 +3625,8 @@
       <w:hyperlink r:id="rId101">
         <w:r>
           <w:rPr>
+            <w:rtl/>
+            <w:cs/>
             <w:lang w:val="ar_AE" w:bidi="ar_AE"/>
           </w:rPr>
           <w:rPr>
@@ -2962,6 +3638,8 @@
       </w:hyperlink>
       <w:r>
         <w:rPr>
+          <w:rtl/>
+          <w:cs/>
           <w:lang w:val="ar_AE" w:bidi="ar_AE"/>
         </w:rPr>
         <w:t>). وقد رأى عزرا الكاهن أن حفظ هذه البقيّة كان عملًا لنعمة الله، وقد كان عزرا مدركًا أيضًا أن هذه النعمة يمكن أن تكون في خطر إذا سار الشعب على خُطى عصيان آبائهم (</w:t>
@@ -2969,6 +3647,8 @@
       <w:hyperlink r:id="rId102">
         <w:r>
           <w:rPr>
+            <w:rtl/>
+            <w:cs/>
             <w:lang w:val="ar_AE" w:bidi="ar_AE"/>
           </w:rPr>
           <w:rPr>
@@ -2980,6 +3660,8 @@
       </w:hyperlink>
       <w:r>
         <w:rPr>
+          <w:rtl/>
+          <w:cs/>
           <w:lang w:val="ar_AE" w:bidi="ar_AE"/>
         </w:rPr>
         <w:t>).</w:t>
@@ -2991,11 +3673,15 @@
       </w:pPr>
       <w:r>
         <w:rPr>
-          <w:lang w:val="ar_AE" w:bidi="ar_AE"/>
-        </w:rPr>
-      </w:r>
-      <w:r>
-        <w:rPr>
+          <w:rtl/>
+          <w:cs/>
+          <w:lang w:val="ar_AE" w:bidi="ar_AE"/>
+        </w:rPr>
+      </w:r>
+      <w:r>
+        <w:rPr>
+          <w:rtl/>
+          <w:cs/>
           <w:lang w:val="ar_AE" w:bidi="ar_AE"/>
         </w:rPr>
         <w:t>تُشجع فكرة البقيّة الناس على البقاء مُخلصين لله حتى عندما لا يكون الآخرون كذلك، وبالنسبة لإسرائيل ويهوذا، كانت هذه الأمانة ستُعيد إليهم أرضهم وتجلب البركات التي وعد بها الله شعبه.</w:t>
@@ -3007,12 +3693,16 @@
       </w:pPr>
       <w:r>
         <w:rPr>
+          <w:rtl/>
+          <w:cs/>
           <w:lang w:val="ar_AE" w:bidi="ar_AE"/>
         </w:rPr>
       </w:r>
       <w:r>
         <w:rPr>
           <w:u w:val="single"/>
+          <w:rtl/>
+          <w:cs/>
           <w:lang w:val="ar_AE" w:bidi="ar_AE"/>
         </w:rPr>
         <w:t>مقاطع لمزيد من الدراسة</w:t>
@@ -3024,12 +3714,16 @@
       </w:pPr>
       <w:r>
         <w:rPr>
+          <w:rtl/>
+          <w:cs/>
           <w:lang w:val="ar_AE" w:bidi="ar_AE"/>
         </w:rPr>
       </w:r>
       <w:hyperlink r:id="rId103">
         <w:r>
           <w:rPr>
+            <w:rtl/>
+            <w:cs/>
             <w:lang w:val="ar_AE" w:bidi="ar_AE"/>
           </w:rPr>
           <w:rPr>
@@ -3041,6 +3735,8 @@
       </w:hyperlink>
       <w:r>
         <w:rPr>
+          <w:rtl/>
+          <w:cs/>
           <w:lang w:val="ar_AE" w:bidi="ar_AE"/>
         </w:rPr>
         <w:t xml:space="preserve">; </w:t>
@@ -3048,6 +3744,8 @@
       <w:hyperlink r:id="rId104">
         <w:r>
           <w:rPr>
+            <w:rtl/>
+            <w:cs/>
             <w:lang w:val="ar_AE" w:bidi="ar_AE"/>
           </w:rPr>
           <w:rPr>
@@ -3059,6 +3757,8 @@
       </w:hyperlink>
       <w:r>
         <w:rPr>
+          <w:rtl/>
+          <w:cs/>
           <w:lang w:val="ar_AE" w:bidi="ar_AE"/>
         </w:rPr>
         <w:t xml:space="preserve">; </w:t>
@@ -3066,6 +3766,8 @@
       <w:hyperlink r:id="rId105">
         <w:r>
           <w:rPr>
+            <w:rtl/>
+            <w:cs/>
             <w:lang w:val="ar_AE" w:bidi="ar_AE"/>
           </w:rPr>
           <w:rPr>
@@ -3077,6 +3779,8 @@
       </w:hyperlink>
       <w:r>
         <w:rPr>
+          <w:rtl/>
+          <w:cs/>
           <w:lang w:val="ar_AE" w:bidi="ar_AE"/>
         </w:rPr>
         <w:t xml:space="preserve">; </w:t>
@@ -3084,6 +3788,8 @@
       <w:hyperlink r:id="rId106">
         <w:r>
           <w:rPr>
+            <w:rtl/>
+            <w:cs/>
             <w:lang w:val="ar_AE" w:bidi="ar_AE"/>
           </w:rPr>
           <w:rPr>
@@ -3095,6 +3801,8 @@
       </w:hyperlink>
       <w:r>
         <w:rPr>
+          <w:rtl/>
+          <w:cs/>
           <w:lang w:val="ar_AE" w:bidi="ar_AE"/>
         </w:rPr>
         <w:t xml:space="preserve">; </w:t>
@@ -3102,6 +3810,8 @@
       <w:hyperlink r:id="rId107">
         <w:r>
           <w:rPr>
+            <w:rtl/>
+            <w:cs/>
             <w:lang w:val="ar_AE" w:bidi="ar_AE"/>
           </w:rPr>
           <w:rPr>
@@ -3113,6 +3823,8 @@
       </w:hyperlink>
       <w:r>
         <w:rPr>
+          <w:rtl/>
+          <w:cs/>
           <w:lang w:val="ar_AE" w:bidi="ar_AE"/>
         </w:rPr>
         <w:t xml:space="preserve">; </w:t>
@@ -3120,6 +3832,8 @@
       <w:hyperlink r:id="rId94">
         <w:r>
           <w:rPr>
+            <w:rtl/>
+            <w:cs/>
             <w:lang w:val="ar_AE" w:bidi="ar_AE"/>
           </w:rPr>
           <w:rPr>
@@ -3131,6 +3845,8 @@
       </w:hyperlink>
       <w:r>
         <w:rPr>
+          <w:rtl/>
+          <w:cs/>
           <w:lang w:val="ar_AE" w:bidi="ar_AE"/>
         </w:rPr>
         <w:t xml:space="preserve">; </w:t>
@@ -3138,6 +3854,8 @@
       <w:hyperlink r:id="rId108">
         <w:r>
           <w:rPr>
+            <w:rtl/>
+            <w:cs/>
             <w:lang w:val="ar_AE" w:bidi="ar_AE"/>
           </w:rPr>
           <w:rPr>
@@ -3149,6 +3867,8 @@
       </w:hyperlink>
       <w:r>
         <w:rPr>
+          <w:rtl/>
+          <w:cs/>
           <w:lang w:val="ar_AE" w:bidi="ar_AE"/>
         </w:rPr>
         <w:t xml:space="preserve">; </w:t>
@@ -3156,6 +3876,8 @@
       <w:hyperlink r:id="rId109">
         <w:r>
           <w:rPr>
+            <w:rtl/>
+            <w:cs/>
             <w:lang w:val="ar_AE" w:bidi="ar_AE"/>
           </w:rPr>
           <w:rPr>
@@ -3167,6 +3889,8 @@
       </w:hyperlink>
       <w:r>
         <w:rPr>
+          <w:rtl/>
+          <w:cs/>
           <w:lang w:val="ar_AE" w:bidi="ar_AE"/>
         </w:rPr>
         <w:t xml:space="preserve">; </w:t>
@@ -3174,6 +3898,8 @@
       <w:hyperlink r:id="rId96">
         <w:r>
           <w:rPr>
+            <w:rtl/>
+            <w:cs/>
             <w:lang w:val="ar_AE" w:bidi="ar_AE"/>
           </w:rPr>
           <w:rPr>
@@ -3185,6 +3911,8 @@
       </w:hyperlink>
       <w:r>
         <w:rPr>
+          <w:rtl/>
+          <w:cs/>
           <w:lang w:val="ar_AE" w:bidi="ar_AE"/>
         </w:rPr>
         <w:t xml:space="preserve">; </w:t>
@@ -3192,6 +3920,8 @@
       <w:hyperlink r:id="rId110">
         <w:r>
           <w:rPr>
+            <w:rtl/>
+            <w:cs/>
             <w:lang w:val="ar_AE" w:bidi="ar_AE"/>
           </w:rPr>
           <w:rPr>
@@ -3203,6 +3933,8 @@
       </w:hyperlink>
       <w:r>
         <w:rPr>
+          <w:rtl/>
+          <w:cs/>
           <w:lang w:val="ar_AE" w:bidi="ar_AE"/>
         </w:rPr>
         <w:t xml:space="preserve">; </w:t>
@@ -3210,6 +3942,8 @@
       <w:hyperlink r:id="rId111">
         <w:r>
           <w:rPr>
+            <w:rtl/>
+            <w:cs/>
             <w:lang w:val="ar_AE" w:bidi="ar_AE"/>
           </w:rPr>
           <w:rPr>
@@ -3221,6 +3955,8 @@
       </w:hyperlink>
       <w:r>
         <w:rPr>
+          <w:rtl/>
+          <w:cs/>
           <w:lang w:val="ar_AE" w:bidi="ar_AE"/>
         </w:rPr>
         <w:t xml:space="preserve">; </w:t>
@@ -3228,6 +3964,8 @@
       <w:hyperlink r:id="rId112">
         <w:r>
           <w:rPr>
+            <w:rtl/>
+            <w:cs/>
             <w:lang w:val="ar_AE" w:bidi="ar_AE"/>
           </w:rPr>
           <w:rPr>
@@ -3239,6 +3977,8 @@
       </w:hyperlink>
       <w:r>
         <w:rPr>
+          <w:rtl/>
+          <w:cs/>
           <w:lang w:val="ar_AE" w:bidi="ar_AE"/>
         </w:rPr>
         <w:t xml:space="preserve">; </w:t>
@@ -3246,6 +3986,8 @@
       <w:hyperlink r:id="rId113">
         <w:r>
           <w:rPr>
+            <w:rtl/>
+            <w:cs/>
             <w:lang w:val="ar_AE" w:bidi="ar_AE"/>
           </w:rPr>
           <w:rPr>
@@ -3257,6 +3999,8 @@
       </w:hyperlink>
       <w:r>
         <w:rPr>
+          <w:rtl/>
+          <w:cs/>
           <w:lang w:val="ar_AE" w:bidi="ar_AE"/>
         </w:rPr>
         <w:t xml:space="preserve">; </w:t>
@@ -3264,6 +4008,8 @@
       <w:hyperlink r:id="rId114">
         <w:r>
           <w:rPr>
+            <w:rtl/>
+            <w:cs/>
             <w:lang w:val="ar_AE" w:bidi="ar_AE"/>
           </w:rPr>
           <w:rPr>
@@ -3275,6 +4021,8 @@
       </w:hyperlink>
       <w:r>
         <w:rPr>
+          <w:rtl/>
+          <w:cs/>
           <w:lang w:val="ar_AE" w:bidi="ar_AE"/>
         </w:rPr>
         <w:t xml:space="preserve">; </w:t>
@@ -3282,6 +4030,8 @@
       <w:hyperlink r:id="rId115">
         <w:r>
           <w:rPr>
+            <w:rtl/>
+            <w:cs/>
             <w:lang w:val="ar_AE" w:bidi="ar_AE"/>
           </w:rPr>
           <w:rPr>
@@ -3293,6 +4043,8 @@
       </w:hyperlink>
       <w:r>
         <w:rPr>
+          <w:rtl/>
+          <w:cs/>
           <w:lang w:val="ar_AE" w:bidi="ar_AE"/>
         </w:rPr>
         <w:t xml:space="preserve">; </w:t>
@@ -3300,6 +4052,8 @@
       <w:hyperlink r:id="rId116">
         <w:r>
           <w:rPr>
+            <w:rtl/>
+            <w:cs/>
             <w:lang w:val="ar_AE" w:bidi="ar_AE"/>
           </w:rPr>
           <w:rPr>
@@ -3311,6 +4065,8 @@
       </w:hyperlink>
       <w:r>
         <w:rPr>
+          <w:rtl/>
+          <w:cs/>
           <w:lang w:val="ar_AE" w:bidi="ar_AE"/>
         </w:rPr>
         <w:t xml:space="preserve">; </w:t>
@@ -3318,6 +4074,8 @@
       <w:hyperlink r:id="rId117">
         <w:r>
           <w:rPr>
+            <w:rtl/>
+            <w:cs/>
             <w:lang w:val="ar_AE" w:bidi="ar_AE"/>
           </w:rPr>
           <w:rPr>
@@ -3329,6 +4087,8 @@
       </w:hyperlink>
       <w:r>
         <w:rPr>
+          <w:rtl/>
+          <w:cs/>
           <w:lang w:val="ar_AE" w:bidi="ar_AE"/>
         </w:rPr>
         <w:t xml:space="preserve">; </w:t>
@@ -3336,6 +4096,8 @@
       <w:hyperlink r:id="rId118">
         <w:r>
           <w:rPr>
+            <w:rtl/>
+            <w:cs/>
             <w:lang w:val="ar_AE" w:bidi="ar_AE"/>
           </w:rPr>
           <w:rPr>
@@ -3347,6 +4109,8 @@
       </w:hyperlink>
       <w:r>
         <w:rPr>
+          <w:rtl/>
+          <w:cs/>
           <w:lang w:val="ar_AE" w:bidi="ar_AE"/>
         </w:rPr>
         <w:t xml:space="preserve">; </w:t>
@@ -3354,6 +4118,8 @@
       <w:hyperlink r:id="rId119">
         <w:r>
           <w:rPr>
+            <w:rtl/>
+            <w:cs/>
             <w:lang w:val="ar_AE" w:bidi="ar_AE"/>
           </w:rPr>
           <w:rPr>
@@ -3365,6 +4131,8 @@
       </w:hyperlink>
       <w:r>
         <w:rPr>
+          <w:rtl/>
+          <w:cs/>
           <w:lang w:val="ar_AE" w:bidi="ar_AE"/>
         </w:rPr>
         <w:t xml:space="preserve">; </w:t>
@@ -3372,6 +4140,8 @@
       <w:hyperlink r:id="rId120">
         <w:r>
           <w:rPr>
+            <w:rtl/>
+            <w:cs/>
             <w:lang w:val="ar_AE" w:bidi="ar_AE"/>
           </w:rPr>
           <w:rPr>
@@ -3383,6 +4153,8 @@
       </w:hyperlink>
       <w:r>
         <w:rPr>
+          <w:rtl/>
+          <w:cs/>
           <w:lang w:val="ar_AE" w:bidi="ar_AE"/>
         </w:rPr>
         <w:t xml:space="preserve">; </w:t>
@@ -3390,6 +4162,8 @@
       <w:hyperlink r:id="rId121">
         <w:r>
           <w:rPr>
+            <w:rtl/>
+            <w:cs/>
             <w:lang w:val="ar_AE" w:bidi="ar_AE"/>
           </w:rPr>
           <w:rPr>
@@ -3401,11 +4175,15 @@
       </w:hyperlink>
       <w:r>
         <w:rPr>
-          <w:lang w:val="ar_AE" w:bidi="ar_AE"/>
-        </w:rPr>
-      </w:r>
-      <w:r>
-        <w:rPr>
+          <w:rtl/>
+          <w:cs/>
+          <w:lang w:val="ar_AE" w:bidi="ar_AE"/>
+        </w:rPr>
+      </w:r>
+      <w:r>
+        <w:rPr>
+          <w:rtl/>
+          <w:cs/>
           <w:lang w:val="ar_AE" w:bidi="ar_AE"/>
         </w:rPr>
       </w:r>
@@ -3416,6 +4194,8 @@
       </w:pPr>
       <w:r>
         <w:rPr>
+          <w:rtl/>
+          <w:cs/>
           <w:lang w:val="ar_AE" w:bidi="ar_AE"/>
         </w:rPr>
       </w:r>
@@ -3427,12 +4207,16 @@
       </w:pPr>
       <w:r>
         <w:rPr>
+          <w:rtl/>
+          <w:cs/>
           <w:lang w:val="ar_AE" w:bidi="ar_AE"/>
         </w:rPr>
         <w:t>بابل: شتات الأمم</w:t>
       </w:r>
       <w:r>
         <w:rPr>
+          <w:rtl/>
+          <w:cs/>
           <w:lang w:val="ar_AE" w:bidi="ar_AE"/>
         </w:rPr>
       </w:r>
@@ -3443,23 +4227,31 @@
       </w:pPr>
       <w:r>
         <w:rPr>
-          <w:lang w:val="ar_AE" w:bidi="ar_AE"/>
-        </w:rPr>
-      </w:r>
-      <w:r>
-        <w:rPr>
+          <w:rtl/>
+          <w:cs/>
+          <w:lang w:val="ar_AE" w:bidi="ar_AE"/>
+        </w:rPr>
+      </w:r>
+      <w:r>
+        <w:rPr>
+          <w:rtl/>
+          <w:cs/>
           <w:lang w:val="ar_AE" w:bidi="ar_AE"/>
         </w:rPr>
         <w:t>تشرح قصة برج بابل كيف أدَّت حواجز اللغة إلى تفريق الأُمم والجماعات العرقية، وتوزيعهم جغرافيًا. فبعد الطوفان الكبير، وبعد قضاء الله على جيل فاسد من البشر، عادت البشرية إلى التمرد، وبنوا برجًا "</w:t>
       </w:r>
       <w:r>
         <w:rPr>
+          <w:rtl/>
+          <w:cs/>
           <w:lang w:val="ar_AE" w:bidi="ar_AE"/>
         </w:rPr>
         <w:t>رَأْسُهُ بِٱلسَّمَاءِ</w:t>
       </w:r>
       <w:r>
         <w:rPr>
+          <w:rtl/>
+          <w:cs/>
           <w:lang w:val="ar_AE" w:bidi="ar_AE"/>
         </w:rPr>
         <w:t>" (</w:t>
@@ -3467,6 +4259,8 @@
       <w:hyperlink r:id="rId122">
         <w:r>
           <w:rPr>
+            <w:rtl/>
+            <w:cs/>
             <w:lang w:val="ar_AE" w:bidi="ar_AE"/>
           </w:rPr>
           <w:rPr>
@@ -3478,30 +4272,40 @@
       </w:hyperlink>
       <w:r>
         <w:rPr>
+          <w:rtl/>
+          <w:cs/>
           <w:lang w:val="ar_AE" w:bidi="ar_AE"/>
         </w:rPr>
         <w:t>). فبدلًا من عبادة الله، أرادوا أن يُمجّدوا أنفسهم ويتحدوا بعيدًا عن الله. رأى الله أن هذا التصرّف يعكس غرورًا واستقلالًا خطيرًا، قد يؤدي إلى عودتهم إلى الشر والدمار. لذلك، قرر الله قائلًا: "نُبَلبِل</w:t>
       </w:r>
       <w:r>
         <w:rPr>
+          <w:rtl/>
+          <w:cs/>
           <w:lang w:val="ar_AE" w:bidi="ar_AE"/>
         </w:rPr>
         <w:t xml:space="preserve"> هُنَاكَ لِسَانَهُمْ</w:t>
       </w:r>
       <w:r>
         <w:rPr>
+          <w:rtl/>
+          <w:cs/>
           <w:lang w:val="ar_AE" w:bidi="ar_AE"/>
         </w:rPr>
         <w:t>"، و"</w:t>
       </w:r>
       <w:r>
         <w:rPr>
+          <w:rtl/>
+          <w:cs/>
           <w:lang w:val="ar_AE" w:bidi="ar_AE"/>
         </w:rPr>
         <w:t>بَدَّدَهُمُ ٱلرَّبُّ عَلَى وَجْهِ كُلِّ ٱلْأَرْضِ.</w:t>
       </w:r>
       <w:r>
         <w:rPr>
+          <w:rtl/>
+          <w:cs/>
           <w:lang w:val="ar_AE" w:bidi="ar_AE"/>
         </w:rPr>
         <w:t>" (</w:t>
@@ -3509,6 +4313,8 @@
       <w:hyperlink r:id="rId123">
         <w:r>
           <w:rPr>
+            <w:rtl/>
+            <w:cs/>
             <w:lang w:val="ar_AE" w:bidi="ar_AE"/>
           </w:rPr>
           <w:rPr>
@@ -3520,6 +4326,8 @@
       </w:hyperlink>
       <w:r>
         <w:rPr>
+          <w:rtl/>
+          <w:cs/>
           <w:lang w:val="ar_AE" w:bidi="ar_AE"/>
         </w:rPr>
         <w:t xml:space="preserve">, </w:t>
@@ -3527,6 +4335,8 @@
       <w:hyperlink r:id="rId124">
         <w:r>
           <w:rPr>
+            <w:rtl/>
+            <w:cs/>
             <w:lang w:val="ar_AE" w:bidi="ar_AE"/>
           </w:rPr>
           <w:rPr>
@@ -3538,6 +4348,8 @@
       </w:hyperlink>
       <w:r>
         <w:rPr>
+          <w:rtl/>
+          <w:cs/>
           <w:lang w:val="ar_AE" w:bidi="ar_AE"/>
         </w:rPr>
         <w:t>).</w:t>
@@ -3549,11 +4361,15 @@
       </w:pPr>
       <w:r>
         <w:rPr>
-          <w:lang w:val="ar_AE" w:bidi="ar_AE"/>
-        </w:rPr>
-      </w:r>
-      <w:r>
-        <w:rPr>
+          <w:rtl/>
+          <w:cs/>
+          <w:lang w:val="ar_AE" w:bidi="ar_AE"/>
+        </w:rPr>
+      </w:r>
+      <w:r>
+        <w:rPr>
+          <w:rtl/>
+          <w:cs/>
           <w:lang w:val="ar_AE" w:bidi="ar_AE"/>
         </w:rPr>
         <w:t xml:space="preserve">بابل تمثل بداية الاختلافات وسوء الفهم بين الشعوب والأمم بسبب عدم قدرتهم علي فهم لغات وثقافات بعضهم البعض. هذا الانفصال بدأ يتغير فقط عند مجيء ٱلرّوح القدوس (انظر </w:t>
@@ -3561,6 +4377,8 @@
       <w:hyperlink r:id="rId125">
         <w:r>
           <w:rPr>
+            <w:rtl/>
+            <w:cs/>
             <w:lang w:val="ar_AE" w:bidi="ar_AE"/>
           </w:rPr>
           <w:rPr>
@@ -3572,6 +4390,8 @@
       </w:hyperlink>
       <w:r>
         <w:rPr>
+          <w:rtl/>
+          <w:cs/>
           <w:lang w:val="ar_AE" w:bidi="ar_AE"/>
         </w:rPr>
         <w:t>).</w:t>
@@ -3583,11 +4403,15 @@
       </w:pPr>
       <w:r>
         <w:rPr>
-          <w:lang w:val="ar_AE" w:bidi="ar_AE"/>
-        </w:rPr>
-      </w:r>
-      <w:r>
-        <w:rPr>
+          <w:rtl/>
+          <w:cs/>
+          <w:lang w:val="ar_AE" w:bidi="ar_AE"/>
+        </w:rPr>
+      </w:r>
+      <w:r>
+        <w:rPr>
+          <w:rtl/>
+          <w:cs/>
           <w:lang w:val="ar_AE" w:bidi="ar_AE"/>
         </w:rPr>
         <w:t>بعد أن تفرقت الأمم في بابل، جدد الله علاقته مع البشر من خلال إبراهيم ونسله (</w:t>
@@ -3595,6 +4419,8 @@
       <w:hyperlink r:id="rId126">
         <w:r>
           <w:rPr>
+            <w:rtl/>
+            <w:cs/>
             <w:lang w:val="ar_AE" w:bidi="ar_AE"/>
           </w:rPr>
           <w:rPr>
@@ -3606,18 +4432,24 @@
       </w:hyperlink>
       <w:r>
         <w:rPr>
+          <w:rtl/>
+          <w:cs/>
           <w:lang w:val="ar_AE" w:bidi="ar_AE"/>
         </w:rPr>
         <w:t>). فعلى خلاف أهل بابل، كان إبراهيم بارًا لأنه "</w:t>
       </w:r>
       <w:r>
         <w:rPr>
+          <w:rtl/>
+          <w:cs/>
           <w:lang w:val="ar_AE" w:bidi="ar_AE"/>
         </w:rPr>
         <w:t>آمَنَ بِٱلرَّبِّ</w:t>
       </w:r>
       <w:r>
         <w:rPr>
+          <w:rtl/>
+          <w:cs/>
           <w:lang w:val="ar_AE" w:bidi="ar_AE"/>
         </w:rPr>
         <w:t>." لقد عاش بالإيمان بالله، وليس بالفخر بإنجازاته (</w:t>
@@ -3625,6 +4457,8 @@
       <w:hyperlink r:id="rId127">
         <w:r>
           <w:rPr>
+            <w:rtl/>
+            <w:cs/>
             <w:lang w:val="ar_AE" w:bidi="ar_AE"/>
           </w:rPr>
           <w:rPr>
@@ -3636,6 +4470,8 @@
       </w:hyperlink>
       <w:r>
         <w:rPr>
+          <w:rtl/>
+          <w:cs/>
           <w:lang w:val="ar_AE" w:bidi="ar_AE"/>
         </w:rPr>
         <w:t xml:space="preserve">; </w:t>
@@ -3643,6 +4479,8 @@
       <w:hyperlink r:id="rId128">
         <w:r>
           <w:rPr>
+            <w:rtl/>
+            <w:cs/>
             <w:lang w:val="ar_AE" w:bidi="ar_AE"/>
           </w:rPr>
           <w:rPr>
@@ -3654,6 +4492,8 @@
       </w:hyperlink>
       <w:r>
         <w:rPr>
+          <w:rtl/>
+          <w:cs/>
           <w:lang w:val="ar_AE" w:bidi="ar_AE"/>
         </w:rPr>
         <w:t xml:space="preserve">; </w:t>
@@ -3661,6 +4501,8 @@
       <w:hyperlink r:id="rId129">
         <w:r>
           <w:rPr>
+            <w:rtl/>
+            <w:cs/>
             <w:lang w:val="ar_AE" w:bidi="ar_AE"/>
           </w:rPr>
           <w:rPr>
@@ -3672,6 +4514,8 @@
       </w:hyperlink>
       <w:r>
         <w:rPr>
+          <w:rtl/>
+          <w:cs/>
           <w:lang w:val="ar_AE" w:bidi="ar_AE"/>
         </w:rPr>
         <w:t xml:space="preserve">; </w:t>
@@ -3679,6 +4523,8 @@
       <w:hyperlink r:id="rId130">
         <w:r>
           <w:rPr>
+            <w:rtl/>
+            <w:cs/>
             <w:lang w:val="ar_AE" w:bidi="ar_AE"/>
           </w:rPr>
           <w:rPr>
@@ -3690,6 +4536,8 @@
       </w:hyperlink>
       <w:r>
         <w:rPr>
+          <w:rtl/>
+          <w:cs/>
           <w:lang w:val="ar_AE" w:bidi="ar_AE"/>
         </w:rPr>
         <w:t>).</w:t>
@@ -3701,12 +4549,16 @@
       </w:pPr>
       <w:r>
         <w:rPr>
+          <w:rtl/>
+          <w:cs/>
           <w:lang w:val="ar_AE" w:bidi="ar_AE"/>
         </w:rPr>
       </w:r>
       <w:r>
         <w:rPr>
           <w:u w:val="single"/>
+          <w:rtl/>
+          <w:cs/>
           <w:lang w:val="ar_AE" w:bidi="ar_AE"/>
         </w:rPr>
         <w:t>مقاطع إضافية للدراسة</w:t>
@@ -3718,12 +4570,16 @@
       </w:pPr>
       <w:r>
         <w:rPr>
+          <w:rtl/>
+          <w:cs/>
           <w:lang w:val="ar_AE" w:bidi="ar_AE"/>
         </w:rPr>
       </w:r>
       <w:hyperlink r:id="rId131">
         <w:r>
           <w:rPr>
+            <w:rtl/>
+            <w:cs/>
             <w:lang w:val="ar_AE" w:bidi="ar_AE"/>
           </w:rPr>
           <w:rPr>
@@ -3735,11 +4591,15 @@
       </w:hyperlink>
       <w:r>
         <w:rPr>
-          <w:lang w:val="ar_AE" w:bidi="ar_AE"/>
-        </w:rPr>
-      </w:r>
-      <w:r>
-        <w:rPr>
+          <w:rtl/>
+          <w:cs/>
+          <w:lang w:val="ar_AE" w:bidi="ar_AE"/>
+        </w:rPr>
+      </w:r>
+      <w:r>
+        <w:rPr>
+          <w:rtl/>
+          <w:cs/>
           <w:lang w:val="ar_AE" w:bidi="ar_AE"/>
         </w:rPr>
       </w:r>
@@ -3750,6 +4610,8 @@
       </w:pPr>
       <w:r>
         <w:rPr>
+          <w:rtl/>
+          <w:cs/>
           <w:lang w:val="ar_AE" w:bidi="ar_AE"/>
         </w:rPr>
       </w:r>
@@ -3761,12 +4623,16 @@
       </w:pPr>
       <w:r>
         <w:rPr>
+          <w:rtl/>
+          <w:cs/>
           <w:lang w:val="ar_AE" w:bidi="ar_AE"/>
         </w:rPr>
         <w:t>براءة أيّوب</w:t>
       </w:r>
       <w:r>
         <w:rPr>
+          <w:rtl/>
+          <w:cs/>
           <w:lang w:val="ar_AE" w:bidi="ar_AE"/>
         </w:rPr>
       </w:r>
@@ -3777,11 +4643,15 @@
       </w:pPr>
       <w:r>
         <w:rPr>
-          <w:lang w:val="ar_AE" w:bidi="ar_AE"/>
-        </w:rPr>
-      </w:r>
-      <w:r>
-        <w:rPr>
+          <w:rtl/>
+          <w:cs/>
+          <w:lang w:val="ar_AE" w:bidi="ar_AE"/>
+        </w:rPr>
+      </w:r>
+      <w:r>
+        <w:rPr>
+          <w:rtl/>
+          <w:cs/>
           <w:lang w:val="ar_AE" w:bidi="ar_AE"/>
         </w:rPr>
         <w:t>لم يستطع معزّو أيوب قبول فكرة أن الإنسان في العموم يمكن أن يكون بريئًا حقًا (</w:t>
@@ -3789,6 +4659,8 @@
       <w:hyperlink r:id="rId132">
         <w:r>
           <w:rPr>
+            <w:rtl/>
+            <w:cs/>
             <w:lang w:val="ar_AE" w:bidi="ar_AE"/>
           </w:rPr>
           <w:rPr>
@@ -3800,6 +4672,8 @@
       </w:hyperlink>
       <w:r>
         <w:rPr>
+          <w:rtl/>
+          <w:cs/>
           <w:lang w:val="ar_AE" w:bidi="ar_AE"/>
         </w:rPr>
         <w:t xml:space="preserve">; </w:t>
@@ -3807,6 +4681,8 @@
       <w:hyperlink r:id="rId133">
         <w:r>
           <w:rPr>
+            <w:rtl/>
+            <w:cs/>
             <w:lang w:val="ar_AE" w:bidi="ar_AE"/>
           </w:rPr>
           <w:rPr>
@@ -3818,6 +4694,8 @@
       </w:hyperlink>
       <w:r>
         <w:rPr>
+          <w:rtl/>
+          <w:cs/>
           <w:lang w:val="ar_AE" w:bidi="ar_AE"/>
         </w:rPr>
         <w:t xml:space="preserve">; </w:t>
@@ -3825,6 +4703,8 @@
       <w:hyperlink r:id="rId134">
         <w:r>
           <w:rPr>
+            <w:rtl/>
+            <w:cs/>
             <w:lang w:val="ar_AE" w:bidi="ar_AE"/>
           </w:rPr>
           <w:rPr>
@@ -3836,30 +4716,40 @@
       </w:hyperlink>
       <w:r>
         <w:rPr>
+          <w:rtl/>
+          <w:cs/>
           <w:lang w:val="ar_AE" w:bidi="ar_AE"/>
         </w:rPr>
         <w:t>). كانوا يعتقدون أن المعاناة دائمًا تأتي كنتيجة مباشرة للخطية، ولذلك استنتجوا أن أيوب لا بد أنه ارتكب خطأً ما استحق بسببه ما أصابه. لكن ادعاء أيوب بالبراءة بدا وكأنه يتعارض مع التعليم الكتابي القائل: "</w:t>
       </w:r>
       <w:r>
         <w:rPr>
+          <w:rtl/>
+          <w:cs/>
           <w:lang w:val="ar_AE" w:bidi="ar_AE"/>
         </w:rPr>
         <w:t>لَيْسَ بَارٌّ وَلَا وَاحِدٌ.</w:t>
       </w:r>
       <w:r>
         <w:rPr>
+          <w:rtl/>
+          <w:cs/>
           <w:lang w:val="ar_AE" w:bidi="ar_AE"/>
         </w:rPr>
         <w:t>... إ</w:t>
       </w:r>
       <w:r>
         <w:rPr>
+          <w:rtl/>
+          <w:cs/>
           <w:lang w:val="ar_AE" w:bidi="ar_AE"/>
         </w:rPr>
         <w:t>ذِ ٱلْجَمِيعُ أَخْطَأُوا وَأَعْوَزَهُمْ مَجْدُ ٱللهِ</w:t>
       </w:r>
       <w:r>
         <w:rPr>
+          <w:rtl/>
+          <w:cs/>
           <w:lang w:val="ar_AE" w:bidi="ar_AE"/>
         </w:rPr>
         <w:t>" (</w:t>
@@ -3867,6 +4757,8 @@
       <w:hyperlink r:id="rId135">
         <w:r>
           <w:rPr>
+            <w:rtl/>
+            <w:cs/>
             <w:lang w:val="ar_AE" w:bidi="ar_AE"/>
           </w:rPr>
           <w:rPr>
@@ -3878,6 +4770,8 @@
       </w:hyperlink>
       <w:r>
         <w:rPr>
+          <w:rtl/>
+          <w:cs/>
           <w:lang w:val="ar_AE" w:bidi="ar_AE"/>
         </w:rPr>
         <w:t xml:space="preserve">, </w:t>
@@ -3885,6 +4779,8 @@
       <w:hyperlink r:id="rId136">
         <w:r>
           <w:rPr>
+            <w:rtl/>
+            <w:cs/>
             <w:lang w:val="ar_AE" w:bidi="ar_AE"/>
           </w:rPr>
           <w:rPr>
@@ -3896,6 +4792,8 @@
       </w:hyperlink>
       <w:r>
         <w:rPr>
+          <w:rtl/>
+          <w:cs/>
           <w:lang w:val="ar_AE" w:bidi="ar_AE"/>
         </w:rPr>
         <w:t>). فهل كان أيوب مُحِقًا حين أعلن براءته؟</w:t>
@@ -3907,11 +4805,15 @@
       </w:pPr>
       <w:r>
         <w:rPr>
-          <w:lang w:val="ar_AE" w:bidi="ar_AE"/>
-        </w:rPr>
-      </w:r>
-      <w:r>
-        <w:rPr>
+          <w:rtl/>
+          <w:cs/>
+          <w:lang w:val="ar_AE" w:bidi="ar_AE"/>
+        </w:rPr>
+      </w:r>
+      <w:r>
+        <w:rPr>
+          <w:rtl/>
+          <w:cs/>
           <w:lang w:val="ar_AE" w:bidi="ar_AE"/>
         </w:rPr>
         <w:t>لقد أساء إليفاز وأصدقائه الآخرون فهم موقف أيوب. فعندما أنكروا إمكانية أن يكون أيوب بارًّا أو طاهرًا، كانوا يشيرون إلى الفارق المُطلق بين الخالق (الله) والمخلوق (الإنسان). أما أيوب فلم يكن يدّعي الكمال أو الطهارة التامة، بل اعترف بخطاياه عندما كان صغيرًا (</w:t>
@@ -3919,6 +4821,8 @@
       <w:hyperlink r:id="rId137">
         <w:r>
           <w:rPr>
+            <w:rtl/>
+            <w:cs/>
             <w:lang w:val="ar_AE" w:bidi="ar_AE"/>
           </w:rPr>
           <w:rPr>
@@ -3930,6 +4834,8 @@
       </w:hyperlink>
       <w:r>
         <w:rPr>
+          <w:rtl/>
+          <w:cs/>
           <w:lang w:val="ar_AE" w:bidi="ar_AE"/>
         </w:rPr>
         <w:t>). وكان يدرك حاجته إلى أن يغفر الله له خطاياه وأن يزيل عنه إثمه (</w:t>
@@ -3937,6 +4843,8 @@
       <w:hyperlink r:id="rId138">
         <w:r>
           <w:rPr>
+            <w:rtl/>
+            <w:cs/>
             <w:lang w:val="ar_AE" w:bidi="ar_AE"/>
           </w:rPr>
           <w:rPr>
@@ -3948,6 +4856,8 @@
       </w:hyperlink>
       <w:r>
         <w:rPr>
+          <w:rtl/>
+          <w:cs/>
           <w:lang w:val="ar_AE" w:bidi="ar_AE"/>
         </w:rPr>
         <w:t>).</w:t>
@@ -3959,11 +4869,15 @@
       </w:pPr>
       <w:r>
         <w:rPr>
-          <w:lang w:val="ar_AE" w:bidi="ar_AE"/>
-        </w:rPr>
-      </w:r>
-      <w:r>
-        <w:rPr>
+          <w:rtl/>
+          <w:cs/>
+          <w:lang w:val="ar_AE" w:bidi="ar_AE"/>
+        </w:rPr>
+      </w:r>
+      <w:r>
+        <w:rPr>
+          <w:rtl/>
+          <w:cs/>
           <w:lang w:val="ar_AE" w:bidi="ar_AE"/>
         </w:rPr>
         <w:t>في الوقت نفسه، كان أيّوب غالبًا ما يعلن عن أمانته وبره من جهة علاقته مع الله (</w:t>
@@ -3971,6 +4885,8 @@
       <w:hyperlink r:id="rId139">
         <w:r>
           <w:rPr>
+            <w:rtl/>
+            <w:cs/>
             <w:lang w:val="ar_AE" w:bidi="ar_AE"/>
           </w:rPr>
           <w:rPr>
@@ -3982,6 +4898,8 @@
       </w:hyperlink>
       <w:r>
         <w:rPr>
+          <w:rtl/>
+          <w:cs/>
           <w:lang w:val="ar_AE" w:bidi="ar_AE"/>
         </w:rPr>
         <w:t xml:space="preserve">; </w:t>
@@ -3989,6 +4907,8 @@
       <w:hyperlink r:id="rId140">
         <w:r>
           <w:rPr>
+            <w:rtl/>
+            <w:cs/>
             <w:lang w:val="ar_AE" w:bidi="ar_AE"/>
           </w:rPr>
           <w:rPr>
@@ -4000,6 +4920,8 @@
       </w:hyperlink>
       <w:r>
         <w:rPr>
+          <w:rtl/>
+          <w:cs/>
           <w:lang w:val="ar_AE" w:bidi="ar_AE"/>
         </w:rPr>
         <w:t xml:space="preserve">; </w:t>
@@ -4007,6 +4929,8 @@
       <w:hyperlink r:id="rId141">
         <w:r>
           <w:rPr>
+            <w:rtl/>
+            <w:cs/>
             <w:lang w:val="ar_AE" w:bidi="ar_AE"/>
           </w:rPr>
           <w:rPr>
@@ -4018,6 +4942,8 @@
       </w:hyperlink>
       <w:r>
         <w:rPr>
+          <w:rtl/>
+          <w:cs/>
           <w:lang w:val="ar_AE" w:bidi="ar_AE"/>
         </w:rPr>
         <w:t xml:space="preserve">; </w:t>
@@ -4025,6 +4951,8 @@
       <w:hyperlink r:id="rId142">
         <w:r>
           <w:rPr>
+            <w:rtl/>
+            <w:cs/>
             <w:lang w:val="ar_AE" w:bidi="ar_AE"/>
           </w:rPr>
           <w:rPr>
@@ -4036,6 +4964,8 @@
       </w:hyperlink>
       <w:r>
         <w:rPr>
+          <w:rtl/>
+          <w:cs/>
           <w:lang w:val="ar_AE" w:bidi="ar_AE"/>
         </w:rPr>
         <w:t>). حتى أليفاز اعترف بأن أيّوب عاش حياة مستقيمة (</w:t>
@@ -4043,6 +4973,8 @@
       <w:hyperlink r:id="rId143">
         <w:r>
           <w:rPr>
+            <w:rtl/>
+            <w:cs/>
             <w:lang w:val="ar_AE" w:bidi="ar_AE"/>
           </w:rPr>
           <w:rPr>
@@ -4054,6 +4986,8 @@
       </w:hyperlink>
       <w:r>
         <w:rPr>
+          <w:rtl/>
+          <w:cs/>
           <w:lang w:val="ar_AE" w:bidi="ar_AE"/>
         </w:rPr>
         <w:t>). لقد قاده إيمانه إلى السعي للمثول أمام الله، مؤمنًا بعدالة الله رغم الآمه. وظل يتمسك بالرجاء في وجود فادٍ (</w:t>
@@ -4061,6 +4995,8 @@
       <w:hyperlink r:id="rId144">
         <w:r>
           <w:rPr>
+            <w:rtl/>
+            <w:cs/>
             <w:lang w:val="ar_AE" w:bidi="ar_AE"/>
           </w:rPr>
           <w:rPr>
@@ -4072,6 +5008,8 @@
       </w:hyperlink>
       <w:r>
         <w:rPr>
+          <w:rtl/>
+          <w:cs/>
           <w:lang w:val="ar_AE" w:bidi="ar_AE"/>
         </w:rPr>
         <w:t>).</w:t>
@@ -4083,11 +5021,15 @@
       </w:pPr>
       <w:r>
         <w:rPr>
-          <w:lang w:val="ar_AE" w:bidi="ar_AE"/>
-        </w:rPr>
-      </w:r>
-      <w:r>
-        <w:rPr>
+          <w:rtl/>
+          <w:cs/>
+          <w:lang w:val="ar_AE" w:bidi="ar_AE"/>
+        </w:rPr>
+      </w:r>
+      <w:r>
+        <w:rPr>
+          <w:rtl/>
+          <w:cs/>
           <w:lang w:val="ar_AE" w:bidi="ar_AE"/>
         </w:rPr>
         <w:t>قد تتطلب عدالة الله وسيطًا، وقد لا تظهر بالكامل قبل الموت (</w:t>
@@ -4095,6 +5037,8 @@
       <w:hyperlink r:id="rId145">
         <w:r>
           <w:rPr>
+            <w:rtl/>
+            <w:cs/>
             <w:lang w:val="ar_AE" w:bidi="ar_AE"/>
           </w:rPr>
           <w:rPr>
@@ -4106,6 +5050,8 @@
       </w:hyperlink>
       <w:r>
         <w:rPr>
+          <w:rtl/>
+          <w:cs/>
           <w:lang w:val="ar_AE" w:bidi="ar_AE"/>
         </w:rPr>
         <w:t xml:space="preserve">; </w:t>
@@ -4113,6 +5059,8 @@
       <w:hyperlink r:id="rId146">
         <w:r>
           <w:rPr>
+            <w:rtl/>
+            <w:cs/>
             <w:lang w:val="ar_AE" w:bidi="ar_AE"/>
           </w:rPr>
           <w:rPr>
@@ -4124,6 +5072,8 @@
       </w:hyperlink>
       <w:r>
         <w:rPr>
+          <w:rtl/>
+          <w:cs/>
           <w:lang w:val="ar_AE" w:bidi="ar_AE"/>
         </w:rPr>
         <w:t>). لكن أيوب كان واثقًا من أن براءته ستُثبَت. لقد عاش "بالإيمان، لا بالعيان" (</w:t>
@@ -4131,6 +5081,8 @@
       <w:hyperlink r:id="rId147">
         <w:r>
           <w:rPr>
+            <w:rtl/>
+            <w:cs/>
             <w:lang w:val="ar_AE" w:bidi="ar_AE"/>
           </w:rPr>
           <w:rPr>
@@ -4142,6 +5094,8 @@
       </w:hyperlink>
       <w:r>
         <w:rPr>
+          <w:rtl/>
+          <w:cs/>
           <w:lang w:val="ar_AE" w:bidi="ar_AE"/>
         </w:rPr>
         <w:t xml:space="preserve">; انظر أيضًا </w:t>
@@ -4149,6 +5103,8 @@
       <w:hyperlink r:id="rId148">
         <w:r>
           <w:rPr>
+            <w:rtl/>
+            <w:cs/>
             <w:lang w:val="ar_AE" w:bidi="ar_AE"/>
           </w:rPr>
           <w:rPr>
@@ -4160,6 +5116,8 @@
       </w:hyperlink>
       <w:r>
         <w:rPr>
+          <w:rtl/>
+          <w:cs/>
           <w:lang w:val="ar_AE" w:bidi="ar_AE"/>
         </w:rPr>
         <w:t xml:space="preserve">; </w:t>
@@ -4167,6 +5125,8 @@
       <w:hyperlink r:id="rId149">
         <w:r>
           <w:rPr>
+            <w:rtl/>
+            <w:cs/>
             <w:lang w:val="ar_AE" w:bidi="ar_AE"/>
           </w:rPr>
           <w:rPr>
@@ -4178,6 +5138,8 @@
       </w:hyperlink>
       <w:r>
         <w:rPr>
+          <w:rtl/>
+          <w:cs/>
           <w:lang w:val="ar_AE" w:bidi="ar_AE"/>
         </w:rPr>
         <w:t xml:space="preserve">; </w:t>
@@ -4185,6 +5147,8 @@
       <w:hyperlink r:id="rId150">
         <w:r>
           <w:rPr>
+            <w:rtl/>
+            <w:cs/>
             <w:lang w:val="ar_AE" w:bidi="ar_AE"/>
           </w:rPr>
           <w:rPr>
@@ -4196,6 +5160,8 @@
       </w:hyperlink>
       <w:r>
         <w:rPr>
+          <w:rtl/>
+          <w:cs/>
           <w:lang w:val="ar_AE" w:bidi="ar_AE"/>
         </w:rPr>
         <w:t xml:space="preserve">; </w:t>
@@ -4203,6 +5169,8 @@
       <w:hyperlink r:id="rId151">
         <w:r>
           <w:rPr>
+            <w:rtl/>
+            <w:cs/>
             <w:lang w:val="ar_AE" w:bidi="ar_AE"/>
           </w:rPr>
           <w:rPr>
@@ -4214,6 +5182,8 @@
       </w:hyperlink>
       <w:r>
         <w:rPr>
+          <w:rtl/>
+          <w:cs/>
           <w:lang w:val="ar_AE" w:bidi="ar_AE"/>
         </w:rPr>
         <w:t xml:space="preserve">; </w:t>
@@ -4221,6 +5191,8 @@
       <w:hyperlink r:id="rId152">
         <w:r>
           <w:rPr>
+            <w:rtl/>
+            <w:cs/>
             <w:lang w:val="ar_AE" w:bidi="ar_AE"/>
           </w:rPr>
           <w:rPr>
@@ -4232,6 +5204,8 @@
       </w:hyperlink>
       <w:r>
         <w:rPr>
+          <w:rtl/>
+          <w:cs/>
           <w:lang w:val="ar_AE" w:bidi="ar_AE"/>
         </w:rPr>
         <w:t>).</w:t>
@@ -4243,23 +5217,31 @@
       </w:pPr>
       <w:r>
         <w:rPr>
-          <w:lang w:val="ar_AE" w:bidi="ar_AE"/>
-        </w:rPr>
-      </w:r>
-      <w:r>
-        <w:rPr>
+          <w:rtl/>
+          <w:cs/>
+          <w:lang w:val="ar_AE" w:bidi="ar_AE"/>
+        </w:rPr>
+      </w:r>
+      <w:r>
+        <w:rPr>
+          <w:rtl/>
+          <w:cs/>
           <w:lang w:val="ar_AE" w:bidi="ar_AE"/>
         </w:rPr>
         <w:t>عند مقارنته ببرّ يسوع المسيح الكامل، فإن أيوب مثلنا جميعاً، خاطئًا. لم يتبرر أيوب أمام الله بأعماله، بل بإيمانه. وعلى هذا الأساس، أعلن الله أن أيوب كان "</w:t>
       </w:r>
       <w:r>
         <w:rPr>
+          <w:rtl/>
+          <w:cs/>
           <w:lang w:val="ar_AE" w:bidi="ar_AE"/>
         </w:rPr>
         <w:t>كَامِلًا وَمُسْتَقِيمًا، يَتَّقِي ٱللهَ وَيَحِيدُ عَنِ ٱلشَّ</w:t>
       </w:r>
       <w:r>
         <w:rPr>
+          <w:rtl/>
+          <w:cs/>
           <w:lang w:val="ar_AE" w:bidi="ar_AE"/>
         </w:rPr>
         <w:t>" (</w:t>
@@ -4267,6 +5249,8 @@
       <w:hyperlink r:id="rId153">
         <w:r>
           <w:rPr>
+            <w:rtl/>
+            <w:cs/>
             <w:lang w:val="ar_AE" w:bidi="ar_AE"/>
           </w:rPr>
           <w:rPr>
@@ -4278,6 +5262,8 @@
       </w:hyperlink>
       <w:r>
         <w:rPr>
+          <w:rtl/>
+          <w:cs/>
           <w:lang w:val="ar_AE" w:bidi="ar_AE"/>
         </w:rPr>
         <w:t xml:space="preserve">, </w:t>
@@ -4285,6 +5271,8 @@
       <w:hyperlink r:id="rId154">
         <w:r>
           <w:rPr>
+            <w:rtl/>
+            <w:cs/>
             <w:lang w:val="ar_AE" w:bidi="ar_AE"/>
           </w:rPr>
           <w:rPr>
@@ -4296,6 +5284,8 @@
       </w:hyperlink>
       <w:r>
         <w:rPr>
+          <w:rtl/>
+          <w:cs/>
           <w:lang w:val="ar_AE" w:bidi="ar_AE"/>
         </w:rPr>
         <w:t xml:space="preserve">; </w:t>
@@ -4303,6 +5293,8 @@
       <w:hyperlink r:id="rId155">
         <w:r>
           <w:rPr>
+            <w:rtl/>
+            <w:cs/>
             <w:lang w:val="ar_AE" w:bidi="ar_AE"/>
           </w:rPr>
           <w:rPr>
@@ -4314,6 +5306,8 @@
       </w:hyperlink>
       <w:r>
         <w:rPr>
+          <w:rtl/>
+          <w:cs/>
           <w:lang w:val="ar_AE" w:bidi="ar_AE"/>
         </w:rPr>
         <w:t xml:space="preserve">; </w:t>
@@ -4321,6 +5315,8 @@
       <w:hyperlink r:id="rId156">
         <w:r>
           <w:rPr>
+            <w:rtl/>
+            <w:cs/>
             <w:lang w:val="ar_AE" w:bidi="ar_AE"/>
           </w:rPr>
           <w:rPr>
@@ -4332,6 +5328,8 @@
       </w:hyperlink>
       <w:r>
         <w:rPr>
+          <w:rtl/>
+          <w:cs/>
           <w:lang w:val="ar_AE" w:bidi="ar_AE"/>
         </w:rPr>
         <w:t xml:space="preserve">). ويفعل الله الأمر نفسه معنا عندما نضع، مثل أيوب، ثقتنا الكاملة فيه (انظر </w:t>
@@ -4339,6 +5337,8 @@
       <w:hyperlink r:id="rId157">
         <w:r>
           <w:rPr>
+            <w:rtl/>
+            <w:cs/>
             <w:lang w:val="ar_AE" w:bidi="ar_AE"/>
           </w:rPr>
           <w:rPr>
@@ -4350,6 +5350,8 @@
       </w:hyperlink>
       <w:r>
         <w:rPr>
+          <w:rtl/>
+          <w:cs/>
           <w:lang w:val="ar_AE" w:bidi="ar_AE"/>
         </w:rPr>
         <w:t xml:space="preserve">; </w:t>
@@ -4357,6 +5359,8 @@
       <w:hyperlink r:id="rId158">
         <w:r>
           <w:rPr>
+            <w:rtl/>
+            <w:cs/>
             <w:lang w:val="ar_AE" w:bidi="ar_AE"/>
           </w:rPr>
           <w:rPr>
@@ -4368,6 +5372,8 @@
       </w:hyperlink>
       <w:r>
         <w:rPr>
+          <w:rtl/>
+          <w:cs/>
           <w:lang w:val="ar_AE" w:bidi="ar_AE"/>
         </w:rPr>
         <w:t>).</w:t>
@@ -4379,12 +5385,16 @@
       </w:pPr>
       <w:r>
         <w:rPr>
+          <w:rtl/>
+          <w:cs/>
           <w:lang w:val="ar_AE" w:bidi="ar_AE"/>
         </w:rPr>
       </w:r>
       <w:r>
         <w:rPr>
           <w:u w:val="single"/>
+          <w:rtl/>
+          <w:cs/>
           <w:lang w:val="ar_AE" w:bidi="ar_AE"/>
         </w:rPr>
         <w:t>مقاطع لمزيد من الدراسة</w:t>
@@ -4396,12 +5406,16 @@
       </w:pPr>
       <w:r>
         <w:rPr>
+          <w:rtl/>
+          <w:cs/>
           <w:lang w:val="ar_AE" w:bidi="ar_AE"/>
         </w:rPr>
       </w:r>
       <w:hyperlink r:id="rId159">
         <w:r>
           <w:rPr>
+            <w:rtl/>
+            <w:cs/>
             <w:lang w:val="ar_AE" w:bidi="ar_AE"/>
           </w:rPr>
           <w:rPr>
@@ -4413,6 +5427,8 @@
       </w:hyperlink>
       <w:r>
         <w:rPr>
+          <w:rtl/>
+          <w:cs/>
           <w:lang w:val="ar_AE" w:bidi="ar_AE"/>
         </w:rPr>
         <w:t xml:space="preserve">; </w:t>
@@ -4420,6 +5436,8 @@
       <w:hyperlink r:id="rId153">
         <w:r>
           <w:rPr>
+            <w:rtl/>
+            <w:cs/>
             <w:lang w:val="ar_AE" w:bidi="ar_AE"/>
           </w:rPr>
           <w:rPr>
@@ -4431,6 +5449,8 @@
       </w:hyperlink>
       <w:r>
         <w:rPr>
+          <w:rtl/>
+          <w:cs/>
           <w:lang w:val="ar_AE" w:bidi="ar_AE"/>
         </w:rPr>
         <w:t xml:space="preserve">, </w:t>
@@ -4438,6 +5458,8 @@
       <w:hyperlink r:id="rId160">
         <w:r>
           <w:rPr>
+            <w:rtl/>
+            <w:cs/>
             <w:lang w:val="ar_AE" w:bidi="ar_AE"/>
           </w:rPr>
           <w:rPr>
@@ -4449,6 +5471,8 @@
       </w:hyperlink>
       <w:r>
         <w:rPr>
+          <w:rtl/>
+          <w:cs/>
           <w:lang w:val="ar_AE" w:bidi="ar_AE"/>
         </w:rPr>
         <w:t xml:space="preserve">; </w:t>
@@ -4456,6 +5480,8 @@
       <w:hyperlink r:id="rId161">
         <w:r>
           <w:rPr>
+            <w:rtl/>
+            <w:cs/>
             <w:lang w:val="ar_AE" w:bidi="ar_AE"/>
           </w:rPr>
           <w:rPr>
@@ -4467,6 +5493,8 @@
       </w:hyperlink>
       <w:r>
         <w:rPr>
+          <w:rtl/>
+          <w:cs/>
           <w:lang w:val="ar_AE" w:bidi="ar_AE"/>
         </w:rPr>
         <w:t xml:space="preserve">; </w:t>
@@ -4474,6 +5502,8 @@
       <w:hyperlink r:id="rId143">
         <w:r>
           <w:rPr>
+            <w:rtl/>
+            <w:cs/>
             <w:lang w:val="ar_AE" w:bidi="ar_AE"/>
           </w:rPr>
           <w:rPr>
@@ -4485,6 +5515,8 @@
       </w:hyperlink>
       <w:r>
         <w:rPr>
+          <w:rtl/>
+          <w:cs/>
           <w:lang w:val="ar_AE" w:bidi="ar_AE"/>
         </w:rPr>
         <w:t xml:space="preserve">; </w:t>
@@ -4492,6 +5524,8 @@
       <w:hyperlink r:id="rId162">
         <w:r>
           <w:rPr>
+            <w:rtl/>
+            <w:cs/>
             <w:lang w:val="ar_AE" w:bidi="ar_AE"/>
           </w:rPr>
           <w:rPr>
@@ -4503,6 +5537,8 @@
       </w:hyperlink>
       <w:r>
         <w:rPr>
+          <w:rtl/>
+          <w:cs/>
           <w:lang w:val="ar_AE" w:bidi="ar_AE"/>
         </w:rPr>
         <w:t xml:space="preserve">; </w:t>
@@ -4510,6 +5546,8 @@
       <w:hyperlink r:id="rId163">
         <w:r>
           <w:rPr>
+            <w:rtl/>
+            <w:cs/>
             <w:lang w:val="ar_AE" w:bidi="ar_AE"/>
           </w:rPr>
           <w:rPr>
@@ -4521,6 +5559,8 @@
       </w:hyperlink>
       <w:r>
         <w:rPr>
+          <w:rtl/>
+          <w:cs/>
           <w:lang w:val="ar_AE" w:bidi="ar_AE"/>
         </w:rPr>
         <w:t xml:space="preserve">; </w:t>
@@ -4528,6 +5568,8 @@
       <w:hyperlink r:id="rId138">
         <w:r>
           <w:rPr>
+            <w:rtl/>
+            <w:cs/>
             <w:lang w:val="ar_AE" w:bidi="ar_AE"/>
           </w:rPr>
           <w:rPr>
@@ -4539,6 +5581,8 @@
       </w:hyperlink>
       <w:r>
         <w:rPr>
+          <w:rtl/>
+          <w:cs/>
           <w:lang w:val="ar_AE" w:bidi="ar_AE"/>
         </w:rPr>
         <w:t xml:space="preserve">; </w:t>
@@ -4546,6 +5590,8 @@
       <w:hyperlink r:id="rId164">
         <w:r>
           <w:rPr>
+            <w:rtl/>
+            <w:cs/>
             <w:lang w:val="ar_AE" w:bidi="ar_AE"/>
           </w:rPr>
           <w:rPr>
@@ -4557,6 +5603,8 @@
       </w:hyperlink>
       <w:r>
         <w:rPr>
+          <w:rtl/>
+          <w:cs/>
           <w:lang w:val="ar_AE" w:bidi="ar_AE"/>
         </w:rPr>
         <w:t xml:space="preserve">; </w:t>
@@ -4564,6 +5612,8 @@
       <w:hyperlink r:id="rId165">
         <w:r>
           <w:rPr>
+            <w:rtl/>
+            <w:cs/>
             <w:lang w:val="ar_AE" w:bidi="ar_AE"/>
           </w:rPr>
           <w:rPr>
@@ -4575,6 +5625,8 @@
       </w:hyperlink>
       <w:r>
         <w:rPr>
+          <w:rtl/>
+          <w:cs/>
           <w:lang w:val="ar_AE" w:bidi="ar_AE"/>
         </w:rPr>
         <w:t xml:space="preserve">; </w:t>
@@ -4582,6 +5634,8 @@
       <w:hyperlink r:id="rId166">
         <w:r>
           <w:rPr>
+            <w:rtl/>
+            <w:cs/>
             <w:lang w:val="ar_AE" w:bidi="ar_AE"/>
           </w:rPr>
           <w:rPr>
@@ -4593,6 +5647,8 @@
       </w:hyperlink>
       <w:r>
         <w:rPr>
+          <w:rtl/>
+          <w:cs/>
           <w:lang w:val="ar_AE" w:bidi="ar_AE"/>
         </w:rPr>
         <w:t xml:space="preserve">; </w:t>
@@ -4600,6 +5656,8 @@
       <w:hyperlink r:id="rId167">
         <w:r>
           <w:rPr>
+            <w:rtl/>
+            <w:cs/>
             <w:lang w:val="ar_AE" w:bidi="ar_AE"/>
           </w:rPr>
           <w:rPr>
@@ -4611,6 +5669,8 @@
       </w:hyperlink>
       <w:r>
         <w:rPr>
+          <w:rtl/>
+          <w:cs/>
           <w:lang w:val="ar_AE" w:bidi="ar_AE"/>
         </w:rPr>
         <w:t xml:space="preserve">; </w:t>
@@ -4618,6 +5678,8 @@
       <w:hyperlink r:id="rId168">
         <w:r>
           <w:rPr>
+            <w:rtl/>
+            <w:cs/>
             <w:lang w:val="ar_AE" w:bidi="ar_AE"/>
           </w:rPr>
           <w:rPr>
@@ -4629,6 +5691,8 @@
       </w:hyperlink>
       <w:r>
         <w:rPr>
+          <w:rtl/>
+          <w:cs/>
           <w:lang w:val="ar_AE" w:bidi="ar_AE"/>
         </w:rPr>
         <w:t xml:space="preserve">; </w:t>
@@ -4636,6 +5700,8 @@
       <w:hyperlink r:id="rId156">
         <w:r>
           <w:rPr>
+            <w:rtl/>
+            <w:cs/>
             <w:lang w:val="ar_AE" w:bidi="ar_AE"/>
           </w:rPr>
           <w:rPr>
@@ -4647,6 +5713,8 @@
       </w:hyperlink>
       <w:r>
         <w:rPr>
+          <w:rtl/>
+          <w:cs/>
           <w:lang w:val="ar_AE" w:bidi="ar_AE"/>
         </w:rPr>
         <w:t xml:space="preserve">; </w:t>
@@ -4654,6 +5722,8 @@
       <w:hyperlink r:id="rId169">
         <w:r>
           <w:rPr>
+            <w:rtl/>
+            <w:cs/>
             <w:lang w:val="ar_AE" w:bidi="ar_AE"/>
           </w:rPr>
           <w:rPr>
@@ -4665,6 +5735,8 @@
       </w:hyperlink>
       <w:r>
         <w:rPr>
+          <w:rtl/>
+          <w:cs/>
           <w:lang w:val="ar_AE" w:bidi="ar_AE"/>
         </w:rPr>
         <w:t xml:space="preserve">; </w:t>
@@ -4672,6 +5744,8 @@
       <w:hyperlink r:id="rId170">
         <w:r>
           <w:rPr>
+            <w:rtl/>
+            <w:cs/>
             <w:lang w:val="ar_AE" w:bidi="ar_AE"/>
           </w:rPr>
           <w:rPr>
@@ -4683,6 +5757,8 @@
       </w:hyperlink>
       <w:r>
         <w:rPr>
+          <w:rtl/>
+          <w:cs/>
           <w:lang w:val="ar_AE" w:bidi="ar_AE"/>
         </w:rPr>
         <w:t xml:space="preserve">; </w:t>
@@ -4690,6 +5766,8 @@
       <w:hyperlink r:id="rId171">
         <w:r>
           <w:rPr>
+            <w:rtl/>
+            <w:cs/>
             <w:lang w:val="ar_AE" w:bidi="ar_AE"/>
           </w:rPr>
           <w:rPr>
@@ -4701,6 +5779,8 @@
       </w:hyperlink>
       <w:r>
         <w:rPr>
+          <w:rtl/>
+          <w:cs/>
           <w:lang w:val="ar_AE" w:bidi="ar_AE"/>
         </w:rPr>
         <w:t xml:space="preserve">; </w:t>
@@ -4708,6 +5788,8 @@
       <w:hyperlink r:id="rId172">
         <w:r>
           <w:rPr>
+            <w:rtl/>
+            <w:cs/>
             <w:lang w:val="ar_AE" w:bidi="ar_AE"/>
           </w:rPr>
           <w:rPr>
@@ -4719,6 +5801,8 @@
       </w:hyperlink>
       <w:r>
         <w:rPr>
+          <w:rtl/>
+          <w:cs/>
           <w:lang w:val="ar_AE" w:bidi="ar_AE"/>
         </w:rPr>
         <w:t xml:space="preserve">; </w:t>
@@ -4726,6 +5810,8 @@
       <w:hyperlink r:id="rId135">
         <w:r>
           <w:rPr>
+            <w:rtl/>
+            <w:cs/>
             <w:lang w:val="ar_AE" w:bidi="ar_AE"/>
           </w:rPr>
           <w:rPr>
@@ -4737,6 +5823,8 @@
       </w:hyperlink>
       <w:r>
         <w:rPr>
+          <w:rtl/>
+          <w:cs/>
           <w:lang w:val="ar_AE" w:bidi="ar_AE"/>
         </w:rPr>
         <w:t xml:space="preserve">, </w:t>
@@ -4744,6 +5832,8 @@
       <w:hyperlink r:id="rId136">
         <w:r>
           <w:rPr>
+            <w:rtl/>
+            <w:cs/>
             <w:lang w:val="ar_AE" w:bidi="ar_AE"/>
           </w:rPr>
           <w:rPr>
@@ -4755,6 +5845,8 @@
       </w:hyperlink>
       <w:r>
         <w:rPr>
+          <w:rtl/>
+          <w:cs/>
           <w:lang w:val="ar_AE" w:bidi="ar_AE"/>
         </w:rPr>
         <w:t xml:space="preserve">, </w:t>
@@ -4762,6 +5854,8 @@
       <w:hyperlink r:id="rId173">
         <w:r>
           <w:rPr>
+            <w:rtl/>
+            <w:cs/>
             <w:lang w:val="ar_AE" w:bidi="ar_AE"/>
           </w:rPr>
           <w:rPr>
@@ -4773,6 +5867,8 @@
       </w:hyperlink>
       <w:r>
         <w:rPr>
+          <w:rtl/>
+          <w:cs/>
           <w:lang w:val="ar_AE" w:bidi="ar_AE"/>
         </w:rPr>
         <w:t xml:space="preserve">; </w:t>
@@ -4780,6 +5876,8 @@
       <w:hyperlink r:id="rId157">
         <w:r>
           <w:rPr>
+            <w:rtl/>
+            <w:cs/>
             <w:lang w:val="ar_AE" w:bidi="ar_AE"/>
           </w:rPr>
           <w:rPr>
@@ -4791,6 +5889,8 @@
       </w:hyperlink>
       <w:r>
         <w:rPr>
+          <w:rtl/>
+          <w:cs/>
           <w:lang w:val="ar_AE" w:bidi="ar_AE"/>
         </w:rPr>
         <w:t xml:space="preserve">; </w:t>
@@ -4798,6 +5898,8 @@
       <w:hyperlink r:id="rId174">
         <w:r>
           <w:rPr>
+            <w:rtl/>
+            <w:cs/>
             <w:lang w:val="ar_AE" w:bidi="ar_AE"/>
           </w:rPr>
           <w:rPr>
@@ -4809,6 +5911,8 @@
       </w:hyperlink>
       <w:r>
         <w:rPr>
+          <w:rtl/>
+          <w:cs/>
           <w:lang w:val="ar_AE" w:bidi="ar_AE"/>
         </w:rPr>
         <w:t xml:space="preserve">; </w:t>
@@ -4816,6 +5920,8 @@
       <w:hyperlink r:id="rId149">
         <w:r>
           <w:rPr>
+            <w:rtl/>
+            <w:cs/>
             <w:lang w:val="ar_AE" w:bidi="ar_AE"/>
           </w:rPr>
           <w:rPr>
@@ -4827,6 +5933,8 @@
       </w:hyperlink>
       <w:r>
         <w:rPr>
+          <w:rtl/>
+          <w:cs/>
           <w:lang w:val="ar_AE" w:bidi="ar_AE"/>
         </w:rPr>
         <w:t xml:space="preserve">; </w:t>
@@ -4834,6 +5942,8 @@
       <w:hyperlink r:id="rId150">
         <w:r>
           <w:rPr>
+            <w:rtl/>
+            <w:cs/>
             <w:lang w:val="ar_AE" w:bidi="ar_AE"/>
           </w:rPr>
           <w:rPr>
@@ -4845,11 +5955,15 @@
       </w:hyperlink>
       <w:r>
         <w:rPr>
-          <w:lang w:val="ar_AE" w:bidi="ar_AE"/>
-        </w:rPr>
-      </w:r>
-      <w:r>
-        <w:rPr>
+          <w:rtl/>
+          <w:cs/>
+          <w:lang w:val="ar_AE" w:bidi="ar_AE"/>
+        </w:rPr>
+      </w:r>
+      <w:r>
+        <w:rPr>
+          <w:rtl/>
+          <w:cs/>
           <w:lang w:val="ar_AE" w:bidi="ar_AE"/>
         </w:rPr>
       </w:r>

--- a/arb/docx/002.content.docx
+++ b/arb/docx/002.content.docx
@@ -309,20 +309,14 @@
         </w:rPr>
         <w:t>قبل وفاة يعقوب (أحد الأباء البطاركة)، بارك كل واحد من أبنائه، وأبناء يُوسُف أيضًا (</w:t>
       </w:r>
-      <w:hyperlink r:id="rId13">
-        <w:r>
-          <w:rPr>
-            <w:rtl/>
-            <w:cs/>
-            <w:lang w:val="ar_AE" w:bidi="ar_AE"/>
-          </w:rPr>
-          <w:rPr>
-            <w:color w:val="0000EE"/>
-            <w:u w:val="single"/>
-          </w:rPr>
-          <w:t>تكوين 49:1–28</w:t>
-        </w:r>
-      </w:hyperlink>
+      <w:r>
+        <w:rPr>
+          <w:rtl/>
+          <w:cs/>
+          <w:lang w:val="ar_AE" w:bidi="ar_AE"/>
+        </w:rPr>
+        <w:t>تكوين 49:1–28</w:t>
+      </w:r>
       <w:r>
         <w:rPr>
           <w:rtl/>
@@ -331,20 +325,14 @@
         </w:rPr>
         <w:t xml:space="preserve">؛ </w:t>
       </w:r>
-      <w:hyperlink r:id="rId14">
-        <w:r>
-          <w:rPr>
-            <w:rtl/>
-            <w:cs/>
-            <w:lang w:val="ar_AE" w:bidi="ar_AE"/>
-          </w:rPr>
-          <w:rPr>
-            <w:color w:val="0000EE"/>
-            <w:u w:val="single"/>
-          </w:rPr>
-          <w:t>48:3–20</w:t>
-        </w:r>
-      </w:hyperlink>
+      <w:r>
+        <w:rPr>
+          <w:rtl/>
+          <w:cs/>
+          <w:lang w:val="ar_AE" w:bidi="ar_AE"/>
+        </w:rPr>
+        <w:t>48:3–20</w:t>
+      </w:r>
       <w:r>
         <w:rPr>
           <w:rtl/>
@@ -353,20 +341,14 @@
         </w:rPr>
         <w:t>). وهو ما فعله قبلًا أبيه إسحاق عندما باركه (</w:t>
       </w:r>
-      <w:hyperlink r:id="rId15">
-        <w:r>
-          <w:rPr>
-            <w:rtl/>
-            <w:cs/>
-            <w:lang w:val="ar_AE" w:bidi="ar_AE"/>
-          </w:rPr>
-          <w:rPr>
-            <w:color w:val="0000EE"/>
-            <w:u w:val="single"/>
-          </w:rPr>
-          <w:t>27:27–29</w:t>
-        </w:r>
-      </w:hyperlink>
+      <w:r>
+        <w:rPr>
+          <w:rtl/>
+          <w:cs/>
+          <w:lang w:val="ar_AE" w:bidi="ar_AE"/>
+        </w:rPr>
+        <w:t>27:27–29</w:t>
+      </w:r>
       <w:r>
         <w:rPr>
           <w:rtl/>
@@ -375,20 +357,14 @@
         </w:rPr>
         <w:t>). البركة تمنح الحياة وتصلحها وتثريها، في حين أن اللعنة تضر بالحياة وتتلفها. (</w:t>
       </w:r>
-      <w:hyperlink r:id="rId16">
-        <w:r>
-          <w:rPr>
-            <w:rtl/>
-            <w:cs/>
-            <w:lang w:val="ar_AE" w:bidi="ar_AE"/>
-          </w:rPr>
-          <w:rPr>
-            <w:color w:val="0000EE"/>
-            <w:u w:val="single"/>
-          </w:rPr>
-          <w:t>لاويين 26:14–39</w:t>
-        </w:r>
-      </w:hyperlink>
+      <w:r>
+        <w:rPr>
+          <w:rtl/>
+          <w:cs/>
+          <w:lang w:val="ar_AE" w:bidi="ar_AE"/>
+        </w:rPr>
+        <w:t>لاويين 26:14–39</w:t>
+      </w:r>
       <w:r>
         <w:rPr>
           <w:rtl/>
@@ -417,20 +393,14 @@
         </w:rPr>
         <w:t>البركات أمر أساسي في العلاقات العهدية، لأنها توجّه الشعب وتحفزه لاتباع قواعد العهد ومطالبه (</w:t>
       </w:r>
-      <w:hyperlink r:id="rId17">
-        <w:r>
-          <w:rPr>
-            <w:rtl/>
-            <w:cs/>
-            <w:lang w:val="ar_AE" w:bidi="ar_AE"/>
-          </w:rPr>
-          <w:rPr>
-            <w:color w:val="0000EE"/>
-            <w:u w:val="single"/>
-          </w:rPr>
-          <w:t>لاويين 26:3–13</w:t>
-        </w:r>
-      </w:hyperlink>
+      <w:r>
+        <w:rPr>
+          <w:rtl/>
+          <w:cs/>
+          <w:lang w:val="ar_AE" w:bidi="ar_AE"/>
+        </w:rPr>
+        <w:t>لاويين 26:3–13</w:t>
+      </w:r>
       <w:r>
         <w:rPr>
           <w:rtl/>
@@ -439,20 +409,14 @@
         </w:rPr>
         <w:t xml:space="preserve">). فالطاعة تثمر إلى بركات، في حين أن التمرد يفضي إلى اللعنة (انظر </w:t>
       </w:r>
-      <w:hyperlink r:id="rId18">
-        <w:r>
-          <w:rPr>
-            <w:rtl/>
-            <w:cs/>
-            <w:lang w:val="ar_AE" w:bidi="ar_AE"/>
-          </w:rPr>
-          <w:rPr>
-            <w:color w:val="0000EE"/>
-            <w:u w:val="single"/>
-          </w:rPr>
-          <w:t>تثنية 28</w:t>
-        </w:r>
-      </w:hyperlink>
+      <w:r>
+        <w:rPr>
+          <w:rtl/>
+          <w:cs/>
+          <w:lang w:val="ar_AE" w:bidi="ar_AE"/>
+        </w:rPr>
+        <w:t>تثنية 28</w:t>
+      </w:r>
       <w:r>
         <w:rPr>
           <w:rtl/>
@@ -481,20 +445,14 @@
         </w:rPr>
         <w:t>أول أوجه البركة كانت الخليقة ذاتها، إذ قد منح الله الخالق البركات للحيوانات والبشر على حد سواء (</w:t>
       </w:r>
-      <w:hyperlink r:id="rId19">
-        <w:r>
-          <w:rPr>
-            <w:rtl/>
-            <w:cs/>
-            <w:lang w:val="ar_AE" w:bidi="ar_AE"/>
-          </w:rPr>
-          <w:rPr>
-            <w:color w:val="0000EE"/>
-            <w:u w:val="single"/>
-          </w:rPr>
-          <w:t>تكوين 1:22؛</w:t>
-        </w:r>
-      </w:hyperlink>
+      <w:r>
+        <w:rPr>
+          <w:rtl/>
+          <w:cs/>
+          <w:lang w:val="ar_AE" w:bidi="ar_AE"/>
+        </w:rPr>
+        <w:t>تكوين 1:22؛</w:t>
+      </w:r>
       <w:r>
         <w:rPr>
           <w:rtl/>
@@ -503,20 +461,14 @@
         </w:rPr>
         <w:t xml:space="preserve"> </w:t>
       </w:r>
-      <w:hyperlink r:id="rId20">
-        <w:r>
-          <w:rPr>
-            <w:rtl/>
-            <w:cs/>
-            <w:lang w:val="ar_AE" w:bidi="ar_AE"/>
-          </w:rPr>
-          <w:rPr>
-            <w:color w:val="0000EE"/>
-            <w:u w:val="single"/>
-          </w:rPr>
-          <w:t>1:28؛</w:t>
-        </w:r>
-      </w:hyperlink>
+      <w:r>
+        <w:rPr>
+          <w:rtl/>
+          <w:cs/>
+          <w:lang w:val="ar_AE" w:bidi="ar_AE"/>
+        </w:rPr>
+        <w:t>1:28؛</w:t>
+      </w:r>
       <w:r>
         <w:rPr>
           <w:rtl/>
@@ -525,20 +477,14 @@
         </w:rPr>
         <w:t xml:space="preserve"> انظر </w:t>
       </w:r>
-      <w:hyperlink r:id="rId21">
-        <w:r>
-          <w:rPr>
-            <w:rtl/>
-            <w:cs/>
-            <w:lang w:val="ar_AE" w:bidi="ar_AE"/>
-          </w:rPr>
-          <w:rPr>
-            <w:color w:val="0000EE"/>
-            <w:u w:val="single"/>
-          </w:rPr>
-          <w:t>مزامير 104؛</w:t>
-        </w:r>
-      </w:hyperlink>
+      <w:r>
+        <w:rPr>
+          <w:rtl/>
+          <w:cs/>
+          <w:lang w:val="ar_AE" w:bidi="ar_AE"/>
+        </w:rPr>
+        <w:t>مزامير 104؛</w:t>
+      </w:r>
       <w:r>
         <w:rPr>
           <w:rtl/>
@@ -547,20 +493,14 @@
         </w:rPr>
         <w:t xml:space="preserve"> </w:t>
       </w:r>
-      <w:hyperlink r:id="rId22">
-        <w:r>
-          <w:rPr>
-            <w:rtl/>
-            <w:cs/>
-            <w:lang w:val="ar_AE" w:bidi="ar_AE"/>
-          </w:rPr>
-          <w:rPr>
-            <w:color w:val="0000EE"/>
-            <w:u w:val="single"/>
-          </w:rPr>
-          <w:t>128:3–4</w:t>
-        </w:r>
-      </w:hyperlink>
+      <w:r>
+        <w:rPr>
+          <w:rtl/>
+          <w:cs/>
+          <w:lang w:val="ar_AE" w:bidi="ar_AE"/>
+        </w:rPr>
+        <w:t>128:3–4</w:t>
+      </w:r>
       <w:r>
         <w:rPr>
           <w:rtl/>
@@ -569,20 +509,14 @@
         </w:rPr>
         <w:t>). ويستخدم الله البشر أيضًا كيما ينقل بركاته الإلهية. فاختار الله إبراهيم ليكون بركة للأمم (</w:t>
       </w:r>
-      <w:hyperlink r:id="rId23">
-        <w:r>
-          <w:rPr>
-            <w:rtl/>
-            <w:cs/>
-            <w:lang w:val="ar_AE" w:bidi="ar_AE"/>
-          </w:rPr>
-          <w:rPr>
-            <w:color w:val="0000EE"/>
-            <w:u w:val="single"/>
-          </w:rPr>
-          <w:t>تكوين 12:2–3</w:t>
-        </w:r>
-      </w:hyperlink>
+      <w:r>
+        <w:rPr>
+          <w:rtl/>
+          <w:cs/>
+          <w:lang w:val="ar_AE" w:bidi="ar_AE"/>
+        </w:rPr>
+        <w:t>تكوين 12:2–3</w:t>
+      </w:r>
       <w:r>
         <w:rPr>
           <w:rtl/>
@@ -591,20 +525,14 @@
         </w:rPr>
         <w:t>). إن الله ببركاته التي يقدمها يساند وينقي الأسرة والحكومات، حتى الأمور الدينية (</w:t>
       </w:r>
-      <w:hyperlink r:id="rId15">
-        <w:r>
-          <w:rPr>
-            <w:rtl/>
-            <w:cs/>
-            <w:lang w:val="ar_AE" w:bidi="ar_AE"/>
-          </w:rPr>
-          <w:rPr>
-            <w:color w:val="0000EE"/>
-            <w:u w:val="single"/>
-          </w:rPr>
-          <w:t>27:27–29؛</w:t>
-        </w:r>
-      </w:hyperlink>
+      <w:r>
+        <w:rPr>
+          <w:rtl/>
+          <w:cs/>
+          <w:lang w:val="ar_AE" w:bidi="ar_AE"/>
+        </w:rPr>
+        <w:t>27:27–29؛</w:t>
+      </w:r>
       <w:r>
         <w:rPr>
           <w:rtl/>
@@ -613,20 +541,14 @@
         </w:rPr>
         <w:t xml:space="preserve"> </w:t>
       </w:r>
-      <w:hyperlink r:id="rId24">
-        <w:r>
-          <w:rPr>
-            <w:rtl/>
-            <w:cs/>
-            <w:lang w:val="ar_AE" w:bidi="ar_AE"/>
-          </w:rPr>
-          <w:rPr>
-            <w:color w:val="0000EE"/>
-            <w:u w:val="single"/>
-          </w:rPr>
-          <w:t>14:19؛</w:t>
-        </w:r>
-      </w:hyperlink>
+      <w:r>
+        <w:rPr>
+          <w:rtl/>
+          <w:cs/>
+          <w:lang w:val="ar_AE" w:bidi="ar_AE"/>
+        </w:rPr>
+        <w:t>14:19؛</w:t>
+      </w:r>
       <w:r>
         <w:rPr>
           <w:rtl/>
@@ -635,20 +557,14 @@
         </w:rPr>
         <w:t xml:space="preserve"> </w:t>
       </w:r>
-      <w:hyperlink r:id="rId25">
-        <w:r>
-          <w:rPr>
-            <w:rtl/>
-            <w:cs/>
-            <w:lang w:val="ar_AE" w:bidi="ar_AE"/>
-          </w:rPr>
-          <w:rPr>
-            <w:color w:val="0000EE"/>
-            <w:u w:val="single"/>
-          </w:rPr>
-          <w:t>1ملوك 8:14،</w:t>
-        </w:r>
-      </w:hyperlink>
+      <w:r>
+        <w:rPr>
+          <w:rtl/>
+          <w:cs/>
+          <w:lang w:val="ar_AE" w:bidi="ar_AE"/>
+        </w:rPr>
+        <w:t>1ملوك 8:14،</w:t>
+      </w:r>
       <w:r>
         <w:rPr>
           <w:rtl/>
@@ -657,20 +573,14 @@
         </w:rPr>
         <w:t xml:space="preserve"> </w:t>
       </w:r>
-      <w:hyperlink r:id="rId26">
-        <w:r>
-          <w:rPr>
-            <w:rtl/>
-            <w:cs/>
-            <w:lang w:val="ar_AE" w:bidi="ar_AE"/>
-          </w:rPr>
-          <w:rPr>
-            <w:color w:val="0000EE"/>
-            <w:u w:val="single"/>
-          </w:rPr>
-          <w:t>52،</w:t>
-        </w:r>
-      </w:hyperlink>
+      <w:r>
+        <w:rPr>
+          <w:rtl/>
+          <w:cs/>
+          <w:lang w:val="ar_AE" w:bidi="ar_AE"/>
+        </w:rPr>
+        <w:t>52،</w:t>
+      </w:r>
       <w:r>
         <w:rPr>
           <w:rtl/>
@@ -679,20 +589,14 @@
         </w:rPr>
         <w:t xml:space="preserve"> </w:t>
       </w:r>
-      <w:hyperlink r:id="rId27">
-        <w:r>
-          <w:rPr>
-            <w:rtl/>
-            <w:cs/>
-            <w:lang w:val="ar_AE" w:bidi="ar_AE"/>
-          </w:rPr>
-          <w:rPr>
-            <w:color w:val="0000EE"/>
-            <w:u w:val="single"/>
-          </w:rPr>
-          <w:t>66؛</w:t>
-        </w:r>
-      </w:hyperlink>
+      <w:r>
+        <w:rPr>
+          <w:rtl/>
+          <w:cs/>
+          <w:lang w:val="ar_AE" w:bidi="ar_AE"/>
+        </w:rPr>
+        <w:t>66؛</w:t>
+      </w:r>
       <w:r>
         <w:rPr>
           <w:rtl/>
@@ -701,20 +605,14 @@
         </w:rPr>
         <w:t xml:space="preserve"> </w:t>
       </w:r>
-      <w:hyperlink r:id="rId28">
-        <w:r>
-          <w:rPr>
-            <w:rtl/>
-            <w:cs/>
-            <w:lang w:val="ar_AE" w:bidi="ar_AE"/>
-          </w:rPr>
-          <w:rPr>
-            <w:color w:val="0000EE"/>
-            <w:u w:val="single"/>
-          </w:rPr>
-          <w:t>لاويين 9:22</w:t>
-        </w:r>
-      </w:hyperlink>
+      <w:r>
+        <w:rPr>
+          <w:rtl/>
+          <w:cs/>
+          <w:lang w:val="ar_AE" w:bidi="ar_AE"/>
+        </w:rPr>
+        <w:t>لاويين 9:22</w:t>
+      </w:r>
       <w:r>
         <w:rPr>
           <w:rtl/>
@@ -723,20 +621,14 @@
         </w:rPr>
         <w:t>). والكهنة كانوا ينقلون بركة الله إلى شعب إسرائيل (</w:t>
       </w:r>
-      <w:hyperlink r:id="rId29">
-        <w:r>
-          <w:rPr>
-            <w:rtl/>
-            <w:cs/>
-            <w:lang w:val="ar_AE" w:bidi="ar_AE"/>
-          </w:rPr>
-          <w:rPr>
-            <w:color w:val="0000EE"/>
-            <w:u w:val="single"/>
-          </w:rPr>
-          <w:t>عدد 6:24–26؛</w:t>
-        </w:r>
-      </w:hyperlink>
+      <w:r>
+        <w:rPr>
+          <w:rtl/>
+          <w:cs/>
+          <w:lang w:val="ar_AE" w:bidi="ar_AE"/>
+        </w:rPr>
+        <w:t>عدد 6:24–26؛</w:t>
+      </w:r>
       <w:r>
         <w:rPr>
           <w:rtl/>
@@ -745,20 +637,14 @@
         </w:rPr>
         <w:t xml:space="preserve"> </w:t>
       </w:r>
-      <w:hyperlink r:id="rId30">
-        <w:r>
-          <w:rPr>
-            <w:rtl/>
-            <w:cs/>
-            <w:lang w:val="ar_AE" w:bidi="ar_AE"/>
-          </w:rPr>
-          <w:rPr>
-            <w:color w:val="0000EE"/>
-            <w:u w:val="single"/>
-          </w:rPr>
-          <w:t>تثنية 10:8</w:t>
-        </w:r>
-      </w:hyperlink>
+      <w:r>
+        <w:rPr>
+          <w:rtl/>
+          <w:cs/>
+          <w:lang w:val="ar_AE" w:bidi="ar_AE"/>
+        </w:rPr>
+        <w:t>تثنية 10:8</w:t>
+      </w:r>
       <w:r>
         <w:rPr>
           <w:rtl/>
@@ -814,20 +700,14 @@
         </w:rPr>
         <w:t>الفئة الأسمى تمنح البركات للفئة الأدنى (الأكبر يمنح البركة للأصغر) (</w:t>
       </w:r>
-      <w:hyperlink r:id="rId31">
-        <w:r>
-          <w:rPr>
-            <w:rtl/>
-            <w:cs/>
-            <w:lang w:val="ar_AE" w:bidi="ar_AE"/>
-          </w:rPr>
-          <w:rPr>
-            <w:color w:val="0000EE"/>
-            <w:u w:val="single"/>
-          </w:rPr>
-          <w:t>تكوين 32:26</w:t>
-        </w:r>
-      </w:hyperlink>
+      <w:r>
+        <w:rPr>
+          <w:rtl/>
+          <w:cs/>
+          <w:lang w:val="ar_AE" w:bidi="ar_AE"/>
+        </w:rPr>
+        <w:t>تكوين 32:26</w:t>
+      </w:r>
       <w:r>
         <w:rPr>
           <w:rtl/>
@@ -836,20 +716,14 @@
         </w:rPr>
         <w:t xml:space="preserve">؛ </w:t>
       </w:r>
-      <w:hyperlink r:id="rId32">
-        <w:r>
-          <w:rPr>
-            <w:rtl/>
-            <w:cs/>
-            <w:lang w:val="ar_AE" w:bidi="ar_AE"/>
-          </w:rPr>
-          <w:rPr>
-            <w:color w:val="0000EE"/>
-            <w:u w:val="single"/>
-          </w:rPr>
-          <w:t>عبرانيين 7:6–7</w:t>
-        </w:r>
-      </w:hyperlink>
+      <w:r>
+        <w:rPr>
+          <w:rtl/>
+          <w:cs/>
+          <w:lang w:val="ar_AE" w:bidi="ar_AE"/>
+        </w:rPr>
+        <w:t>عبرانيين 7:6–7</w:t>
+      </w:r>
       <w:r>
         <w:rPr>
           <w:rtl/>
@@ -881,20 +755,14 @@
         </w:rPr>
         <w:t>البركات تظهر النعمة والفضل، فتثمر ازدهارًا ونجاحًا (</w:t>
       </w:r>
-      <w:hyperlink r:id="rId33">
-        <w:r>
-          <w:rPr>
-            <w:rtl/>
-            <w:cs/>
-            <w:lang w:val="ar_AE" w:bidi="ar_AE"/>
-          </w:rPr>
-          <w:rPr>
-            <w:color w:val="0000EE"/>
-            <w:u w:val="single"/>
-          </w:rPr>
-          <w:t>تثنية 28:3–7</w:t>
-        </w:r>
-      </w:hyperlink>
+      <w:r>
+        <w:rPr>
+          <w:rtl/>
+          <w:cs/>
+          <w:lang w:val="ar_AE" w:bidi="ar_AE"/>
+        </w:rPr>
+        <w:t>تثنية 28:3–7</w:t>
+      </w:r>
       <w:r>
         <w:rPr>
           <w:rtl/>
@@ -926,20 +794,14 @@
         </w:rPr>
         <w:t>كل القوة والبركات تأتي من الخالق. ومحبة الله هي مصدر جميع البركات (</w:t>
       </w:r>
-      <w:hyperlink r:id="rId34">
-        <w:r>
-          <w:rPr>
-            <w:rtl/>
-            <w:cs/>
-            <w:lang w:val="ar_AE" w:bidi="ar_AE"/>
-          </w:rPr>
-          <w:rPr>
-            <w:color w:val="0000EE"/>
-            <w:u w:val="single"/>
-          </w:rPr>
-          <w:t>تثنية 7:7–8،</w:t>
-        </w:r>
-      </w:hyperlink>
+      <w:r>
+        <w:rPr>
+          <w:rtl/>
+          <w:cs/>
+          <w:lang w:val="ar_AE" w:bidi="ar_AE"/>
+        </w:rPr>
+        <w:t>تثنية 7:7–8،</w:t>
+      </w:r>
       <w:r>
         <w:rPr>
           <w:rtl/>
@@ -948,20 +810,14 @@
         </w:rPr>
         <w:t xml:space="preserve"> </w:t>
       </w:r>
-      <w:hyperlink r:id="rId35">
-        <w:r>
-          <w:rPr>
-            <w:rtl/>
-            <w:cs/>
-            <w:lang w:val="ar_AE" w:bidi="ar_AE"/>
-          </w:rPr>
-          <w:rPr>
-            <w:color w:val="0000EE"/>
-            <w:u w:val="single"/>
-          </w:rPr>
-          <w:t>12–15</w:t>
-        </w:r>
-      </w:hyperlink>
+      <w:r>
+        <w:rPr>
+          <w:rtl/>
+          <w:cs/>
+          <w:lang w:val="ar_AE" w:bidi="ar_AE"/>
+        </w:rPr>
+        <w:t>12–15</w:t>
+      </w:r>
       <w:r>
         <w:rPr>
           <w:rtl/>
@@ -1010,20 +866,14 @@
         </w:rPr>
         <w:t>في العهد الجديد، يتحول تركيز البركات على الأمور الروحية، أكثر من الأمور المادية. فتنتقل البركة من الأمة الإسرائيلية إلى الكنيسة، ومن المؤقت إلى الأبدي (</w:t>
       </w:r>
-      <w:hyperlink r:id="rId36">
-        <w:r>
-          <w:rPr>
-            <w:rtl/>
-            <w:cs/>
-            <w:lang w:val="ar_AE" w:bidi="ar_AE"/>
-          </w:rPr>
-          <w:rPr>
-            <w:color w:val="0000EE"/>
-            <w:u w:val="single"/>
-          </w:rPr>
-          <w:t>متّى 6:25؛</w:t>
-        </w:r>
-      </w:hyperlink>
+      <w:r>
+        <w:rPr>
+          <w:rtl/>
+          <w:cs/>
+          <w:lang w:val="ar_AE" w:bidi="ar_AE"/>
+        </w:rPr>
+        <w:t>متّى 6:25؛</w:t>
+      </w:r>
       <w:r>
         <w:rPr>
           <w:rtl/>
@@ -1032,20 +882,14 @@
         </w:rPr>
         <w:t xml:space="preserve"> </w:t>
       </w:r>
-      <w:hyperlink r:id="rId37">
-        <w:r>
-          <w:rPr>
-            <w:rtl/>
-            <w:cs/>
-            <w:lang w:val="ar_AE" w:bidi="ar_AE"/>
-          </w:rPr>
-          <w:rPr>
-            <w:color w:val="0000EE"/>
-            <w:u w:val="single"/>
-          </w:rPr>
-          <w:t>أفسس 1:3؛</w:t>
-        </w:r>
-      </w:hyperlink>
+      <w:r>
+        <w:rPr>
+          <w:rtl/>
+          <w:cs/>
+          <w:lang w:val="ar_AE" w:bidi="ar_AE"/>
+        </w:rPr>
+        <w:t>أفسس 1:3؛</w:t>
+      </w:r>
       <w:r>
         <w:rPr>
           <w:rtl/>
@@ -1054,20 +898,14 @@
         </w:rPr>
         <w:t xml:space="preserve"> </w:t>
       </w:r>
-      <w:hyperlink r:id="rId38">
-        <w:r>
-          <w:rPr>
-            <w:rtl/>
-            <w:cs/>
-            <w:lang w:val="ar_AE" w:bidi="ar_AE"/>
-          </w:rPr>
-          <w:rPr>
-            <w:color w:val="0000EE"/>
-            <w:u w:val="single"/>
-          </w:rPr>
-          <w:t>1 بطرس 3:9</w:t>
-        </w:r>
-      </w:hyperlink>
+      <w:r>
+        <w:rPr>
+          <w:rtl/>
+          <w:cs/>
+          <w:lang w:val="ar_AE" w:bidi="ar_AE"/>
+        </w:rPr>
+        <w:t>1 بطرس 3:9</w:t>
+      </w:r>
       <w:r>
         <w:rPr>
           <w:rtl/>
@@ -1076,20 +914,14 @@
         </w:rPr>
         <w:t>). وبموت يسوع على الصليب فقد حمل نتائج لعنة الخطية (</w:t>
       </w:r>
-      <w:hyperlink r:id="rId39">
-        <w:r>
-          <w:rPr>
-            <w:rtl/>
-            <w:cs/>
-            <w:lang w:val="ar_AE" w:bidi="ar_AE"/>
-          </w:rPr>
-          <w:rPr>
-            <w:color w:val="0000EE"/>
-            <w:u w:val="single"/>
-          </w:rPr>
-          <w:t>غلاطية 3:13</w:t>
-        </w:r>
-      </w:hyperlink>
+      <w:r>
+        <w:rPr>
+          <w:rtl/>
+          <w:cs/>
+          <w:lang w:val="ar_AE" w:bidi="ar_AE"/>
+        </w:rPr>
+        <w:t>غلاطية 3:13</w:t>
+      </w:r>
       <w:r>
         <w:rPr>
           <w:rtl/>
@@ -1098,20 +930,14 @@
         </w:rPr>
         <w:t>). وأسس ملكوت الله (</w:t>
       </w:r>
-      <w:hyperlink r:id="rId40">
-        <w:r>
-          <w:rPr>
-            <w:rtl/>
-            <w:cs/>
-            <w:lang w:val="ar_AE" w:bidi="ar_AE"/>
-          </w:rPr>
-          <w:rPr>
-            <w:color w:val="0000EE"/>
-            <w:u w:val="single"/>
-          </w:rPr>
-          <w:t>متّى 3:2؛</w:t>
-        </w:r>
-      </w:hyperlink>
+      <w:r>
+        <w:rPr>
+          <w:rtl/>
+          <w:cs/>
+          <w:lang w:val="ar_AE" w:bidi="ar_AE"/>
+        </w:rPr>
+        <w:t>متّى 3:2؛</w:t>
+      </w:r>
       <w:r>
         <w:rPr>
           <w:rtl/>
@@ -1120,20 +946,14 @@
         </w:rPr>
         <w:t xml:space="preserve"> </w:t>
       </w:r>
-      <w:hyperlink r:id="rId41">
-        <w:r>
-          <w:rPr>
-            <w:rtl/>
-            <w:cs/>
-            <w:lang w:val="ar_AE" w:bidi="ar_AE"/>
-          </w:rPr>
-          <w:rPr>
-            <w:color w:val="0000EE"/>
-            <w:u w:val="single"/>
-          </w:rPr>
-          <w:t>5:3–20؛</w:t>
-        </w:r>
-      </w:hyperlink>
+      <w:r>
+        <w:rPr>
+          <w:rtl/>
+          <w:cs/>
+          <w:lang w:val="ar_AE" w:bidi="ar_AE"/>
+        </w:rPr>
+        <w:t>5:3–20؛</w:t>
+      </w:r>
       <w:r>
         <w:rPr>
           <w:rtl/>
@@ -1142,20 +962,14 @@
         </w:rPr>
         <w:t xml:space="preserve"> </w:t>
       </w:r>
-      <w:hyperlink r:id="rId42">
-        <w:r>
-          <w:rPr>
-            <w:rtl/>
-            <w:cs/>
-            <w:lang w:val="ar_AE" w:bidi="ar_AE"/>
-          </w:rPr>
-          <w:rPr>
-            <w:color w:val="0000EE"/>
-            <w:u w:val="single"/>
-          </w:rPr>
-          <w:t>يوحنّا 3:3–5</w:t>
-        </w:r>
-      </w:hyperlink>
+      <w:r>
+        <w:rPr>
+          <w:rtl/>
+          <w:cs/>
+          <w:lang w:val="ar_AE" w:bidi="ar_AE"/>
+        </w:rPr>
+        <w:t>يوحنّا 3:3–5</w:t>
+      </w:r>
       <w:r>
         <w:rPr>
           <w:rtl/>
@@ -1164,20 +978,14 @@
         </w:rPr>
         <w:t>). ومنح غفران الخطايا لأبناء الملكوت (</w:t>
       </w:r>
-      <w:hyperlink r:id="rId43">
-        <w:r>
-          <w:rPr>
-            <w:rtl/>
-            <w:cs/>
-            <w:lang w:val="ar_AE" w:bidi="ar_AE"/>
-          </w:rPr>
-          <w:rPr>
-            <w:color w:val="0000EE"/>
-            <w:u w:val="single"/>
-          </w:rPr>
-          <w:t>رومية 4:6–25</w:t>
-        </w:r>
-      </w:hyperlink>
+      <w:r>
+        <w:rPr>
+          <w:rtl/>
+          <w:cs/>
+          <w:lang w:val="ar_AE" w:bidi="ar_AE"/>
+        </w:rPr>
+        <w:t>رومية 4:6–25</w:t>
+      </w:r>
       <w:r>
         <w:rPr>
           <w:rtl/>
@@ -1186,20 +994,14 @@
         </w:rPr>
         <w:t>). الآن، يدعو الله جميع المؤمنين المسيحيين ليباركوا العالم (</w:t>
       </w:r>
-      <w:hyperlink r:id="rId44">
-        <w:r>
-          <w:rPr>
-            <w:rtl/>
-            <w:cs/>
-            <w:lang w:val="ar_AE" w:bidi="ar_AE"/>
-          </w:rPr>
-          <w:rPr>
-            <w:color w:val="0000EE"/>
-            <w:u w:val="single"/>
-          </w:rPr>
-          <w:t>لوقا 6:27–28؛</w:t>
-        </w:r>
-      </w:hyperlink>
+      <w:r>
+        <w:rPr>
+          <w:rtl/>
+          <w:cs/>
+          <w:lang w:val="ar_AE" w:bidi="ar_AE"/>
+        </w:rPr>
+        <w:t>لوقا 6:27–28؛</w:t>
+      </w:r>
       <w:r>
         <w:rPr>
           <w:rtl/>
@@ -1208,20 +1010,14 @@
         </w:rPr>
         <w:t xml:space="preserve"> </w:t>
       </w:r>
-      <w:hyperlink r:id="rId45">
-        <w:r>
-          <w:rPr>
-            <w:rtl/>
-            <w:cs/>
-            <w:lang w:val="ar_AE" w:bidi="ar_AE"/>
-          </w:rPr>
-          <w:rPr>
-            <w:color w:val="0000EE"/>
-            <w:u w:val="single"/>
-          </w:rPr>
-          <w:t>رومية 12:14؛</w:t>
-        </w:r>
-      </w:hyperlink>
+      <w:r>
+        <w:rPr>
+          <w:rtl/>
+          <w:cs/>
+          <w:lang w:val="ar_AE" w:bidi="ar_AE"/>
+        </w:rPr>
+        <w:t>رومية 12:14؛</w:t>
+      </w:r>
       <w:r>
         <w:rPr>
           <w:rtl/>
@@ -1230,20 +1026,14 @@
         </w:rPr>
         <w:t xml:space="preserve"> انظر أيضًا </w:t>
       </w:r>
-      <w:hyperlink r:id="rId46">
-        <w:r>
-          <w:rPr>
-            <w:rtl/>
-            <w:cs/>
-            <w:lang w:val="ar_AE" w:bidi="ar_AE"/>
-          </w:rPr>
-          <w:rPr>
-            <w:color w:val="0000EE"/>
-            <w:u w:val="single"/>
-          </w:rPr>
-          <w:t>إشعياء 19:24؛</w:t>
-        </w:r>
-      </w:hyperlink>
+      <w:r>
+        <w:rPr>
+          <w:rtl/>
+          <w:cs/>
+          <w:lang w:val="ar_AE" w:bidi="ar_AE"/>
+        </w:rPr>
+        <w:t>إشعياء 19:24؛</w:t>
+      </w:r>
       <w:r>
         <w:rPr>
           <w:rtl/>
@@ -1252,20 +1042,14 @@
         </w:rPr>
         <w:t xml:space="preserve"> </w:t>
       </w:r>
-      <w:hyperlink r:id="rId47">
-        <w:r>
-          <w:rPr>
-            <w:rtl/>
-            <w:cs/>
-            <w:lang w:val="ar_AE" w:bidi="ar_AE"/>
-          </w:rPr>
-          <w:rPr>
-            <w:color w:val="0000EE"/>
-            <w:u w:val="single"/>
-          </w:rPr>
-          <w:t>زكريّا 8:13</w:t>
-        </w:r>
-      </w:hyperlink>
+      <w:r>
+        <w:rPr>
+          <w:rtl/>
+          <w:cs/>
+          <w:lang w:val="ar_AE" w:bidi="ar_AE"/>
+        </w:rPr>
+        <w:t>زكريّا 8:13</w:t>
+      </w:r>
       <w:r>
         <w:rPr>
           <w:rtl/>
@@ -1307,20 +1091,14 @@
           <w:lang w:val="ar_AE" w:bidi="ar_AE"/>
         </w:rPr>
       </w:r>
-      <w:hyperlink r:id="rId19">
-        <w:r>
-          <w:rPr>
-            <w:rtl/>
-            <w:cs/>
-            <w:lang w:val="ar_AE" w:bidi="ar_AE"/>
-          </w:rPr>
-          <w:rPr>
-            <w:color w:val="0000EE"/>
-            <w:u w:val="single"/>
-          </w:rPr>
-          <w:t>تكوين 1:22،</w:t>
-        </w:r>
-      </w:hyperlink>
+      <w:r>
+        <w:rPr>
+          <w:rtl/>
+          <w:cs/>
+          <w:lang w:val="ar_AE" w:bidi="ar_AE"/>
+        </w:rPr>
+        <w:t>تكوين 1:22،</w:t>
+      </w:r>
       <w:r>
         <w:rPr>
           <w:rtl/>
@@ -1329,20 +1107,14 @@
         </w:rPr>
         <w:t xml:space="preserve"> </w:t>
       </w:r>
-      <w:hyperlink r:id="rId20">
-        <w:r>
-          <w:rPr>
-            <w:rtl/>
-            <w:cs/>
-            <w:lang w:val="ar_AE" w:bidi="ar_AE"/>
-          </w:rPr>
-          <w:rPr>
-            <w:color w:val="0000EE"/>
-            <w:u w:val="single"/>
-          </w:rPr>
-          <w:t>28؛</w:t>
-        </w:r>
-      </w:hyperlink>
+      <w:r>
+        <w:rPr>
+          <w:rtl/>
+          <w:cs/>
+          <w:lang w:val="ar_AE" w:bidi="ar_AE"/>
+        </w:rPr>
+        <w:t>28؛</w:t>
+      </w:r>
       <w:r>
         <w:rPr>
           <w:rtl/>
@@ -1351,20 +1123,14 @@
         </w:rPr>
         <w:t xml:space="preserve"> </w:t>
       </w:r>
-      <w:hyperlink r:id="rId48">
-        <w:r>
-          <w:rPr>
-            <w:rtl/>
-            <w:cs/>
-            <w:lang w:val="ar_AE" w:bidi="ar_AE"/>
-          </w:rPr>
-          <w:rPr>
-            <w:color w:val="0000EE"/>
-            <w:u w:val="single"/>
-          </w:rPr>
-          <w:t>9:26–27؛</w:t>
-        </w:r>
-      </w:hyperlink>
+      <w:r>
+        <w:rPr>
+          <w:rtl/>
+          <w:cs/>
+          <w:lang w:val="ar_AE" w:bidi="ar_AE"/>
+        </w:rPr>
+        <w:t>9:26–27؛</w:t>
+      </w:r>
       <w:r>
         <w:rPr>
           <w:rtl/>
@@ -1373,20 +1139,14 @@
         </w:rPr>
         <w:t xml:space="preserve"> </w:t>
       </w:r>
-      <w:hyperlink r:id="rId23">
-        <w:r>
-          <w:rPr>
-            <w:rtl/>
-            <w:cs/>
-            <w:lang w:val="ar_AE" w:bidi="ar_AE"/>
-          </w:rPr>
-          <w:rPr>
-            <w:color w:val="0000EE"/>
-            <w:u w:val="single"/>
-          </w:rPr>
-          <w:t>12:2–3؛</w:t>
-        </w:r>
-      </w:hyperlink>
+      <w:r>
+        <w:rPr>
+          <w:rtl/>
+          <w:cs/>
+          <w:lang w:val="ar_AE" w:bidi="ar_AE"/>
+        </w:rPr>
+        <w:t>12:2–3؛</w:t>
+      </w:r>
       <w:r>
         <w:rPr>
           <w:rtl/>
@@ -1395,20 +1155,14 @@
         </w:rPr>
         <w:t xml:space="preserve"> </w:t>
       </w:r>
-      <w:hyperlink r:id="rId49">
-        <w:r>
-          <w:rPr>
-            <w:rtl/>
-            <w:cs/>
-            <w:lang w:val="ar_AE" w:bidi="ar_AE"/>
-          </w:rPr>
-          <w:rPr>
-            <w:color w:val="0000EE"/>
-            <w:u w:val="single"/>
-          </w:rPr>
-          <w:t>14:19–20؛</w:t>
-        </w:r>
-      </w:hyperlink>
+      <w:r>
+        <w:rPr>
+          <w:rtl/>
+          <w:cs/>
+          <w:lang w:val="ar_AE" w:bidi="ar_AE"/>
+        </w:rPr>
+        <w:t>14:19–20؛</w:t>
+      </w:r>
       <w:r>
         <w:rPr>
           <w:rtl/>
@@ -1417,20 +1171,14 @@
         </w:rPr>
         <w:t xml:space="preserve"> </w:t>
       </w:r>
-      <w:hyperlink r:id="rId50">
-        <w:r>
-          <w:rPr>
-            <w:rtl/>
-            <w:cs/>
-            <w:lang w:val="ar_AE" w:bidi="ar_AE"/>
-          </w:rPr>
-          <w:rPr>
-            <w:color w:val="0000EE"/>
-            <w:u w:val="single"/>
-          </w:rPr>
-          <w:t>24:59–60؛</w:t>
-        </w:r>
-      </w:hyperlink>
+      <w:r>
+        <w:rPr>
+          <w:rtl/>
+          <w:cs/>
+          <w:lang w:val="ar_AE" w:bidi="ar_AE"/>
+        </w:rPr>
+        <w:t>24:59–60؛</w:t>
+      </w:r>
       <w:r>
         <w:rPr>
           <w:rtl/>
@@ -1439,20 +1187,14 @@
         </w:rPr>
         <w:t xml:space="preserve"> </w:t>
       </w:r>
-      <w:hyperlink r:id="rId51">
-        <w:r>
-          <w:rPr>
-            <w:rtl/>
-            <w:cs/>
-            <w:lang w:val="ar_AE" w:bidi="ar_AE"/>
-          </w:rPr>
-          <w:rPr>
-            <w:color w:val="0000EE"/>
-            <w:u w:val="single"/>
-          </w:rPr>
-          <w:t>27:1–41؛</w:t>
-        </w:r>
-      </w:hyperlink>
+      <w:r>
+        <w:rPr>
+          <w:rtl/>
+          <w:cs/>
+          <w:lang w:val="ar_AE" w:bidi="ar_AE"/>
+        </w:rPr>
+        <w:t>27:1–41؛</w:t>
+      </w:r>
       <w:r>
         <w:rPr>
           <w:rtl/>
@@ -1461,20 +1203,14 @@
         </w:rPr>
         <w:t xml:space="preserve"> </w:t>
       </w:r>
-      <w:hyperlink r:id="rId52">
-        <w:r>
-          <w:rPr>
-            <w:rtl/>
-            <w:cs/>
-            <w:lang w:val="ar_AE" w:bidi="ar_AE"/>
-          </w:rPr>
-          <w:rPr>
-            <w:color w:val="0000EE"/>
-            <w:u w:val="single"/>
-          </w:rPr>
-          <w:t>28:1–4؛</w:t>
-        </w:r>
-      </w:hyperlink>
+      <w:r>
+        <w:rPr>
+          <w:rtl/>
+          <w:cs/>
+          <w:lang w:val="ar_AE" w:bidi="ar_AE"/>
+        </w:rPr>
+        <w:t>28:1–4؛</w:t>
+      </w:r>
       <w:r>
         <w:rPr>
           <w:rtl/>
@@ -1483,20 +1219,14 @@
         </w:rPr>
         <w:t xml:space="preserve"> </w:t>
       </w:r>
-      <w:hyperlink r:id="rId53">
-        <w:r>
-          <w:rPr>
-            <w:rtl/>
-            <w:cs/>
-            <w:lang w:val="ar_AE" w:bidi="ar_AE"/>
-          </w:rPr>
-          <w:rPr>
-            <w:color w:val="0000EE"/>
-            <w:u w:val="single"/>
-          </w:rPr>
-          <w:t>32:24–30؛</w:t>
-        </w:r>
-      </w:hyperlink>
+      <w:r>
+        <w:rPr>
+          <w:rtl/>
+          <w:cs/>
+          <w:lang w:val="ar_AE" w:bidi="ar_AE"/>
+        </w:rPr>
+        <w:t>32:24–30؛</w:t>
+      </w:r>
       <w:r>
         <w:rPr>
           <w:rtl/>
@@ -1505,20 +1235,14 @@
         </w:rPr>
         <w:t xml:space="preserve"> </w:t>
       </w:r>
-      <w:hyperlink r:id="rId54">
-        <w:r>
-          <w:rPr>
-            <w:rtl/>
-            <w:cs/>
-            <w:lang w:val="ar_AE" w:bidi="ar_AE"/>
-          </w:rPr>
-          <w:rPr>
-            <w:color w:val="0000EE"/>
-            <w:u w:val="single"/>
-          </w:rPr>
-          <w:t>46:1–50:26؛</w:t>
-        </w:r>
-      </w:hyperlink>
+      <w:r>
+        <w:rPr>
+          <w:rtl/>
+          <w:cs/>
+          <w:lang w:val="ar_AE" w:bidi="ar_AE"/>
+        </w:rPr>
+        <w:t>46:1–50:26؛</w:t>
+      </w:r>
       <w:r>
         <w:rPr>
           <w:rtl/>
@@ -1527,20 +1251,14 @@
         </w:rPr>
         <w:t xml:space="preserve"> </w:t>
       </w:r>
-      <w:hyperlink r:id="rId17">
-        <w:r>
-          <w:rPr>
-            <w:rtl/>
-            <w:cs/>
-            <w:lang w:val="ar_AE" w:bidi="ar_AE"/>
-          </w:rPr>
-          <w:rPr>
-            <w:color w:val="0000EE"/>
-            <w:u w:val="single"/>
-          </w:rPr>
-          <w:t>لاويين 26:3–13؛</w:t>
-        </w:r>
-      </w:hyperlink>
+      <w:r>
+        <w:rPr>
+          <w:rtl/>
+          <w:cs/>
+          <w:lang w:val="ar_AE" w:bidi="ar_AE"/>
+        </w:rPr>
+        <w:t>لاويين 26:3–13؛</w:t>
+      </w:r>
       <w:r>
         <w:rPr>
           <w:rtl/>
@@ -1549,20 +1267,14 @@
         </w:rPr>
         <w:t xml:space="preserve"> </w:t>
       </w:r>
-      <w:hyperlink r:id="rId55">
-        <w:r>
-          <w:rPr>
-            <w:rtl/>
-            <w:cs/>
-            <w:lang w:val="ar_AE" w:bidi="ar_AE"/>
-          </w:rPr>
-          <w:rPr>
-            <w:color w:val="0000EE"/>
-            <w:u w:val="single"/>
-          </w:rPr>
-          <w:t>عدد 6:22–27؛</w:t>
-        </w:r>
-      </w:hyperlink>
+      <w:r>
+        <w:rPr>
+          <w:rtl/>
+          <w:cs/>
+          <w:lang w:val="ar_AE" w:bidi="ar_AE"/>
+        </w:rPr>
+        <w:t>عدد 6:22–27؛</w:t>
+      </w:r>
       <w:r>
         <w:rPr>
           <w:rtl/>
@@ -1571,20 +1283,14 @@
         </w:rPr>
         <w:t xml:space="preserve"> </w:t>
       </w:r>
-      <w:hyperlink r:id="rId35">
-        <w:r>
-          <w:rPr>
-            <w:rtl/>
-            <w:cs/>
-            <w:lang w:val="ar_AE" w:bidi="ar_AE"/>
-          </w:rPr>
-          <w:rPr>
-            <w:color w:val="0000EE"/>
-            <w:u w:val="single"/>
-          </w:rPr>
-          <w:t>تثنية 7:12–15؛</w:t>
-        </w:r>
-      </w:hyperlink>
+      <w:r>
+        <w:rPr>
+          <w:rtl/>
+          <w:cs/>
+          <w:lang w:val="ar_AE" w:bidi="ar_AE"/>
+        </w:rPr>
+        <w:t>تثنية 7:12–15؛</w:t>
+      </w:r>
       <w:r>
         <w:rPr>
           <w:rtl/>
@@ -1593,20 +1299,14 @@
         </w:rPr>
         <w:t xml:space="preserve"> </w:t>
       </w:r>
-      <w:hyperlink r:id="rId30">
-        <w:r>
-          <w:rPr>
-            <w:rtl/>
-            <w:cs/>
-            <w:lang w:val="ar_AE" w:bidi="ar_AE"/>
-          </w:rPr>
-          <w:rPr>
-            <w:color w:val="0000EE"/>
-            <w:u w:val="single"/>
-          </w:rPr>
-          <w:t>10:8؛</w:t>
-        </w:r>
-      </w:hyperlink>
+      <w:r>
+        <w:rPr>
+          <w:rtl/>
+          <w:cs/>
+          <w:lang w:val="ar_AE" w:bidi="ar_AE"/>
+        </w:rPr>
+        <w:t>10:8؛</w:t>
+      </w:r>
       <w:r>
         <w:rPr>
           <w:rtl/>
@@ -1615,20 +1315,14 @@
         </w:rPr>
         <w:t xml:space="preserve"> </w:t>
       </w:r>
-      <w:hyperlink r:id="rId56">
-        <w:r>
-          <w:rPr>
-            <w:rtl/>
-            <w:cs/>
-            <w:lang w:val="ar_AE" w:bidi="ar_AE"/>
-          </w:rPr>
-          <w:rPr>
-            <w:color w:val="0000EE"/>
-            <w:u w:val="single"/>
-          </w:rPr>
-          <w:t>28:1–14؛</w:t>
-        </w:r>
-      </w:hyperlink>
+      <w:r>
+        <w:rPr>
+          <w:rtl/>
+          <w:cs/>
+          <w:lang w:val="ar_AE" w:bidi="ar_AE"/>
+        </w:rPr>
+        <w:t>28:1–14؛</w:t>
+      </w:r>
       <w:r>
         <w:rPr>
           <w:rtl/>
@@ -1637,20 +1331,14 @@
         </w:rPr>
         <w:t xml:space="preserve"> </w:t>
       </w:r>
-      <w:hyperlink r:id="rId57">
-        <w:r>
-          <w:rPr>
-            <w:rtl/>
-            <w:cs/>
-            <w:lang w:val="ar_AE" w:bidi="ar_AE"/>
-          </w:rPr>
-          <w:rPr>
-            <w:color w:val="0000EE"/>
-            <w:u w:val="single"/>
-          </w:rPr>
-          <w:t>33:1–29؛</w:t>
-        </w:r>
-      </w:hyperlink>
+      <w:r>
+        <w:rPr>
+          <w:rtl/>
+          <w:cs/>
+          <w:lang w:val="ar_AE" w:bidi="ar_AE"/>
+        </w:rPr>
+        <w:t>33:1–29؛</w:t>
+      </w:r>
       <w:r>
         <w:rPr>
           <w:rtl/>
@@ -1659,20 +1347,14 @@
         </w:rPr>
         <w:t xml:space="preserve"> </w:t>
       </w:r>
-      <w:hyperlink r:id="rId58">
-        <w:r>
-          <w:rPr>
-            <w:rtl/>
-            <w:cs/>
-            <w:lang w:val="ar_AE" w:bidi="ar_AE"/>
-          </w:rPr>
-          <w:rPr>
-            <w:color w:val="0000EE"/>
-            <w:u w:val="single"/>
-          </w:rPr>
-          <w:t>1 صموئيل 2:20–21؛</w:t>
-        </w:r>
-      </w:hyperlink>
+      <w:r>
+        <w:rPr>
+          <w:rtl/>
+          <w:cs/>
+          <w:lang w:val="ar_AE" w:bidi="ar_AE"/>
+        </w:rPr>
+        <w:t>1 صموئيل 2:20–21؛</w:t>
+      </w:r>
       <w:r>
         <w:rPr>
           <w:rtl/>
@@ -1681,20 +1363,14 @@
         </w:rPr>
         <w:t xml:space="preserve"> </w:t>
       </w:r>
-      <w:hyperlink r:id="rId59">
-        <w:r>
-          <w:rPr>
-            <w:rtl/>
-            <w:cs/>
-            <w:lang w:val="ar_AE" w:bidi="ar_AE"/>
-          </w:rPr>
-          <w:rPr>
-            <w:color w:val="0000EE"/>
-            <w:u w:val="single"/>
-          </w:rPr>
-          <w:t>مزمور 128:1–6؛</w:t>
-        </w:r>
-      </w:hyperlink>
+      <w:r>
+        <w:rPr>
+          <w:rtl/>
+          <w:cs/>
+          <w:lang w:val="ar_AE" w:bidi="ar_AE"/>
+        </w:rPr>
+        <w:t>مزمور 128:1–6؛</w:t>
+      </w:r>
       <w:r>
         <w:rPr>
           <w:rtl/>
@@ -1703,20 +1379,14 @@
         </w:rPr>
         <w:t xml:space="preserve"> </w:t>
       </w:r>
-      <w:hyperlink r:id="rId60">
-        <w:r>
-          <w:rPr>
-            <w:rtl/>
-            <w:cs/>
-            <w:lang w:val="ar_AE" w:bidi="ar_AE"/>
-          </w:rPr>
-          <w:rPr>
-            <w:color w:val="0000EE"/>
-            <w:u w:val="single"/>
-          </w:rPr>
-          <w:t>متّى 5:3–12؛</w:t>
-        </w:r>
-      </w:hyperlink>
+      <w:r>
+        <w:rPr>
+          <w:rtl/>
+          <w:cs/>
+          <w:lang w:val="ar_AE" w:bidi="ar_AE"/>
+        </w:rPr>
+        <w:t>متّى 5:3–12؛</w:t>
+      </w:r>
       <w:r>
         <w:rPr>
           <w:rtl/>
@@ -1725,20 +1395,14 @@
         </w:rPr>
         <w:t xml:space="preserve"> </w:t>
       </w:r>
-      <w:hyperlink r:id="rId44">
-        <w:r>
-          <w:rPr>
-            <w:rtl/>
-            <w:cs/>
-            <w:lang w:val="ar_AE" w:bidi="ar_AE"/>
-          </w:rPr>
-          <w:rPr>
-            <w:color w:val="0000EE"/>
-            <w:u w:val="single"/>
-          </w:rPr>
-          <w:t>لوقا 6:27–28؛</w:t>
-        </w:r>
-      </w:hyperlink>
+      <w:r>
+        <w:rPr>
+          <w:rtl/>
+          <w:cs/>
+          <w:lang w:val="ar_AE" w:bidi="ar_AE"/>
+        </w:rPr>
+        <w:t>لوقا 6:27–28؛</w:t>
+      </w:r>
       <w:r>
         <w:rPr>
           <w:rtl/>
@@ -1747,20 +1411,14 @@
         </w:rPr>
         <w:t xml:space="preserve"> </w:t>
       </w:r>
-      <w:hyperlink r:id="rId45">
-        <w:r>
-          <w:rPr>
-            <w:rtl/>
-            <w:cs/>
-            <w:lang w:val="ar_AE" w:bidi="ar_AE"/>
-          </w:rPr>
-          <w:rPr>
-            <w:color w:val="0000EE"/>
-            <w:u w:val="single"/>
-          </w:rPr>
-          <w:t>رومية 12:14؛</w:t>
-        </w:r>
-      </w:hyperlink>
+      <w:r>
+        <w:rPr>
+          <w:rtl/>
+          <w:cs/>
+          <w:lang w:val="ar_AE" w:bidi="ar_AE"/>
+        </w:rPr>
+        <w:t>رومية 12:14؛</w:t>
+      </w:r>
       <w:r>
         <w:rPr>
           <w:rtl/>
@@ -1769,20 +1427,14 @@
         </w:rPr>
         <w:t xml:space="preserve"> </w:t>
       </w:r>
-      <w:hyperlink r:id="rId61">
-        <w:r>
-          <w:rPr>
-            <w:rtl/>
-            <w:cs/>
-            <w:lang w:val="ar_AE" w:bidi="ar_AE"/>
-          </w:rPr>
-          <w:rPr>
-            <w:color w:val="0000EE"/>
-            <w:u w:val="single"/>
-          </w:rPr>
-          <w:t>غلاطية 3:13–14؛</w:t>
-        </w:r>
-      </w:hyperlink>
+      <w:r>
+        <w:rPr>
+          <w:rtl/>
+          <w:cs/>
+          <w:lang w:val="ar_AE" w:bidi="ar_AE"/>
+        </w:rPr>
+        <w:t>غلاطية 3:13–14؛</w:t>
+      </w:r>
       <w:r>
         <w:rPr>
           <w:rtl/>
@@ -1791,20 +1443,14 @@
         </w:rPr>
         <w:t xml:space="preserve"> </w:t>
       </w:r>
-      <w:hyperlink r:id="rId37">
-        <w:r>
-          <w:rPr>
-            <w:rtl/>
-            <w:cs/>
-            <w:lang w:val="ar_AE" w:bidi="ar_AE"/>
-          </w:rPr>
-          <w:rPr>
-            <w:color w:val="0000EE"/>
-            <w:u w:val="single"/>
-          </w:rPr>
-          <w:t>أفسس 1:3؛</w:t>
-        </w:r>
-      </w:hyperlink>
+      <w:r>
+        <w:rPr>
+          <w:rtl/>
+          <w:cs/>
+          <w:lang w:val="ar_AE" w:bidi="ar_AE"/>
+        </w:rPr>
+        <w:t>أفسس 1:3؛</w:t>
+      </w:r>
       <w:r>
         <w:rPr>
           <w:rtl/>
@@ -1813,20 +1459,14 @@
         </w:rPr>
         <w:t xml:space="preserve"> </w:t>
       </w:r>
-      <w:hyperlink r:id="rId32">
-        <w:r>
-          <w:rPr>
-            <w:rtl/>
-            <w:cs/>
-            <w:lang w:val="ar_AE" w:bidi="ar_AE"/>
-          </w:rPr>
-          <w:rPr>
-            <w:color w:val="0000EE"/>
-            <w:u w:val="single"/>
-          </w:rPr>
-          <w:t>عبرانيين 7:6–7؛</w:t>
-        </w:r>
-      </w:hyperlink>
+      <w:r>
+        <w:rPr>
+          <w:rtl/>
+          <w:cs/>
+          <w:lang w:val="ar_AE" w:bidi="ar_AE"/>
+        </w:rPr>
+        <w:t>عبرانيين 7:6–7؛</w:t>
+      </w:r>
       <w:r>
         <w:rPr>
           <w:rtl/>
@@ -1835,20 +1475,14 @@
         </w:rPr>
         <w:t xml:space="preserve"> </w:t>
       </w:r>
-      <w:hyperlink r:id="rId38">
-        <w:r>
-          <w:rPr>
-            <w:rtl/>
-            <w:cs/>
-            <w:lang w:val="ar_AE" w:bidi="ar_AE"/>
-          </w:rPr>
-          <w:rPr>
-            <w:color w:val="0000EE"/>
-            <w:u w:val="single"/>
-          </w:rPr>
-          <w:t>1 بطرس 3:9.</w:t>
-        </w:r>
-      </w:hyperlink>
+      <w:r>
+        <w:rPr>
+          <w:rtl/>
+          <w:cs/>
+          <w:lang w:val="ar_AE" w:bidi="ar_AE"/>
+        </w:rPr>
+        <w:t>1 بطرس 3:9.</w:t>
+      </w:r>
       <w:r>
         <w:rPr>
           <w:rtl/>
@@ -1916,20 +1550,14 @@
         </w:rPr>
         <w:t>البركة الكهنوتية هي مقطع معروف ومحبوب في الكتاب المقدس العبري (</w:t>
       </w:r>
-      <w:hyperlink r:id="rId55">
-        <w:r>
-          <w:rPr>
-            <w:rtl/>
-            <w:cs/>
-            <w:lang w:val="ar_AE" w:bidi="ar_AE"/>
-          </w:rPr>
-          <w:rPr>
-            <w:color w:val="0000EE"/>
-            <w:u w:val="single"/>
-          </w:rPr>
-          <w:t>العدد 6:22–27</w:t>
-        </w:r>
-      </w:hyperlink>
+      <w:r>
+        <w:rPr>
+          <w:rtl/>
+          <w:cs/>
+          <w:lang w:val="ar_AE" w:bidi="ar_AE"/>
+        </w:rPr>
+        <w:t>العدد 6:22–27</w:t>
+      </w:r>
       <w:r>
         <w:rPr>
           <w:rtl/>
@@ -2011,20 +1639,14 @@
         </w:rPr>
         <w:t xml:space="preserve">تتناول مقاطع كثيرة في العهد القديم البركات التي من الله للشعب، ومن ثم مباركة الشعب لآخرين (على سبيل المثال، </w:t>
       </w:r>
-      <w:hyperlink r:id="rId62">
-        <w:r>
-          <w:rPr>
-            <w:rtl/>
-            <w:cs/>
-            <w:lang w:val="ar_AE" w:bidi="ar_AE"/>
-          </w:rPr>
-          <w:rPr>
-            <w:color w:val="0000EE"/>
-            <w:u w:val="single"/>
-          </w:rPr>
-          <w:t>تكوين 12:1–3</w:t>
-        </w:r>
-      </w:hyperlink>
+      <w:r>
+        <w:rPr>
+          <w:rtl/>
+          <w:cs/>
+          <w:lang w:val="ar_AE" w:bidi="ar_AE"/>
+        </w:rPr>
+        <w:t>تكوين 12:1–3</w:t>
+      </w:r>
       <w:r>
         <w:rPr>
           <w:rtl/>
@@ -2033,20 +1655,14 @@
         </w:rPr>
         <w:t xml:space="preserve">؛ </w:t>
       </w:r>
-      <w:hyperlink r:id="rId63">
-        <w:r>
-          <w:rPr>
-            <w:rtl/>
-            <w:cs/>
-            <w:lang w:val="ar_AE" w:bidi="ar_AE"/>
-          </w:rPr>
-          <w:rPr>
-            <w:color w:val="0000EE"/>
-            <w:u w:val="single"/>
-          </w:rPr>
-          <w:t>27:1–40</w:t>
-        </w:r>
-      </w:hyperlink>
+      <w:r>
+        <w:rPr>
+          <w:rtl/>
+          <w:cs/>
+          <w:lang w:val="ar_AE" w:bidi="ar_AE"/>
+        </w:rPr>
+        <w:t>27:1–40</w:t>
+      </w:r>
       <w:r>
         <w:rPr>
           <w:rtl/>
@@ -2055,20 +1671,14 @@
         </w:rPr>
         <w:t xml:space="preserve">؛ </w:t>
       </w:r>
-      <w:hyperlink r:id="rId35">
-        <w:r>
-          <w:rPr>
-            <w:rtl/>
-            <w:cs/>
-            <w:lang w:val="ar_AE" w:bidi="ar_AE"/>
-          </w:rPr>
-          <w:rPr>
-            <w:color w:val="0000EE"/>
-            <w:u w:val="single"/>
-          </w:rPr>
-          <w:t>تثنية 7:12–15</w:t>
-        </w:r>
-      </w:hyperlink>
+      <w:r>
+        <w:rPr>
+          <w:rtl/>
+          <w:cs/>
+          <w:lang w:val="ar_AE" w:bidi="ar_AE"/>
+        </w:rPr>
+        <w:t>تثنية 7:12–15</w:t>
+      </w:r>
       <w:r>
         <w:rPr>
           <w:rtl/>
@@ -2077,20 +1687,14 @@
         </w:rPr>
         <w:t xml:space="preserve">؛ </w:t>
       </w:r>
-      <w:hyperlink r:id="rId56">
-        <w:r>
-          <w:rPr>
-            <w:rtl/>
-            <w:cs/>
-            <w:lang w:val="ar_AE" w:bidi="ar_AE"/>
-          </w:rPr>
-          <w:rPr>
-            <w:color w:val="0000EE"/>
-            <w:u w:val="single"/>
-          </w:rPr>
-          <w:t>28:1–14</w:t>
-        </w:r>
-      </w:hyperlink>
+      <w:r>
+        <w:rPr>
+          <w:rtl/>
+          <w:cs/>
+          <w:lang w:val="ar_AE" w:bidi="ar_AE"/>
+        </w:rPr>
+        <w:t>28:1–14</w:t>
+      </w:r>
       <w:r>
         <w:rPr>
           <w:rtl/>
@@ -2119,20 +1723,14 @@
         </w:rPr>
         <w:t>بارك الرب إسرائيل باستخدام كلمات الكهنة، هارون وأبنائه، لمباركة الشعب (</w:t>
       </w:r>
-      <w:hyperlink r:id="rId64">
-        <w:r>
-          <w:rPr>
-            <w:rtl/>
-            <w:cs/>
-            <w:lang w:val="ar_AE" w:bidi="ar_AE"/>
-          </w:rPr>
-          <w:rPr>
-            <w:color w:val="0000EE"/>
-            <w:u w:val="single"/>
-          </w:rPr>
-          <w:t>العدد 6:22–23</w:t>
-        </w:r>
-      </w:hyperlink>
+      <w:r>
+        <w:rPr>
+          <w:rtl/>
+          <w:cs/>
+          <w:lang w:val="ar_AE" w:bidi="ar_AE"/>
+        </w:rPr>
+        <w:t>العدد 6:22–23</w:t>
+      </w:r>
       <w:r>
         <w:rPr>
           <w:rtl/>
@@ -2141,20 +1739,14 @@
         </w:rPr>
         <w:t>). وفضلًا عن عمل الكهنة في خيمة الاجتماع (ولاحقًا في الهيكل)، فإنهم أدّوا دورًا أساسيًا في حياة بني إسرائيل. على سبيل المثال، أسهم الكهنة في ضمان تحقيق العدالة في الأرض (</w:t>
       </w:r>
-      <w:hyperlink r:id="rId65">
-        <w:r>
-          <w:rPr>
-            <w:rtl/>
-            <w:cs/>
-            <w:lang w:val="ar_AE" w:bidi="ar_AE"/>
-          </w:rPr>
-          <w:rPr>
-            <w:color w:val="0000EE"/>
-            <w:u w:val="single"/>
-          </w:rPr>
-          <w:t>تثنية 17:8–12</w:t>
-        </w:r>
-      </w:hyperlink>
+      <w:r>
+        <w:rPr>
+          <w:rtl/>
+          <w:cs/>
+          <w:lang w:val="ar_AE" w:bidi="ar_AE"/>
+        </w:rPr>
+        <w:t>تثنية 17:8–12</w:t>
+      </w:r>
       <w:r>
         <w:rPr>
           <w:rtl/>
@@ -2163,20 +1755,14 @@
         </w:rPr>
         <w:t xml:space="preserve">). دعموا الملك في عمل واجباته، متبعين المبدأ الوارد في </w:t>
       </w:r>
-      <w:hyperlink r:id="rId66">
-        <w:r>
-          <w:rPr>
-            <w:rtl/>
-            <w:cs/>
-            <w:lang w:val="ar_AE" w:bidi="ar_AE"/>
-          </w:rPr>
-          <w:rPr>
-            <w:color w:val="0000EE"/>
-            <w:u w:val="single"/>
-          </w:rPr>
-          <w:t>تثنية 17:18–20</w:t>
-        </w:r>
-      </w:hyperlink>
+      <w:r>
+        <w:rPr>
+          <w:rtl/>
+          <w:cs/>
+          <w:lang w:val="ar_AE" w:bidi="ar_AE"/>
+        </w:rPr>
+        <w:t>تثنية 17:18–20</w:t>
+      </w:r>
       <w:r>
         <w:rPr>
           <w:rtl/>
@@ -2185,20 +1771,14 @@
         </w:rPr>
         <w:t>. وقد شجّع عالي الكاهن حنّة في أزمتها، وكذا أرشد الصبي صموئيل لينموا روحيًا (</w:t>
       </w:r>
-      <w:hyperlink r:id="rId67">
-        <w:r>
-          <w:rPr>
-            <w:rtl/>
-            <w:cs/>
-            <w:lang w:val="ar_AE" w:bidi="ar_AE"/>
-          </w:rPr>
-          <w:rPr>
-            <w:color w:val="0000EE"/>
-            <w:u w:val="single"/>
-          </w:rPr>
-          <w:t>1صموئيل 1:1–3:21</w:t>
-        </w:r>
-      </w:hyperlink>
+      <w:r>
+        <w:rPr>
+          <w:rtl/>
+          <w:cs/>
+          <w:lang w:val="ar_AE" w:bidi="ar_AE"/>
+        </w:rPr>
+        <w:t>1صموئيل 1:1–3:21</w:t>
+      </w:r>
       <w:r>
         <w:rPr>
           <w:rtl/>
@@ -2207,20 +1787,14 @@
         </w:rPr>
         <w:t xml:space="preserve">). كان الكهنة واللاويون نشطين في تعليم الدروس الروحية لإسرائيل (انظر، على سبيل المثال، </w:t>
       </w:r>
-      <w:hyperlink r:id="rId68">
-        <w:r>
-          <w:rPr>
-            <w:rtl/>
-            <w:cs/>
-            <w:lang w:val="ar_AE" w:bidi="ar_AE"/>
-          </w:rPr>
-          <w:rPr>
-            <w:color w:val="0000EE"/>
-            <w:u w:val="single"/>
-          </w:rPr>
-          <w:t>تثنية 33:9–10</w:t>
-        </w:r>
-      </w:hyperlink>
+      <w:r>
+        <w:rPr>
+          <w:rtl/>
+          <w:cs/>
+          <w:lang w:val="ar_AE" w:bidi="ar_AE"/>
+        </w:rPr>
+        <w:t>تثنية 33:9–10</w:t>
+      </w:r>
       <w:r>
         <w:rPr>
           <w:rtl/>
@@ -2229,20 +1803,14 @@
         </w:rPr>
         <w:t xml:space="preserve">؛ </w:t>
       </w:r>
-      <w:hyperlink r:id="rId69">
-        <w:r>
-          <w:rPr>
-            <w:rtl/>
-            <w:cs/>
-            <w:lang w:val="ar_AE" w:bidi="ar_AE"/>
-          </w:rPr>
-          <w:rPr>
-            <w:color w:val="0000EE"/>
-            <w:u w:val="single"/>
-          </w:rPr>
-          <w:t>نحميا 8:9–12</w:t>
-        </w:r>
-      </w:hyperlink>
+      <w:r>
+        <w:rPr>
+          <w:rtl/>
+          <w:cs/>
+          <w:lang w:val="ar_AE" w:bidi="ar_AE"/>
+        </w:rPr>
+        <w:t>نحميا 8:9–12</w:t>
+      </w:r>
       <w:r>
         <w:rPr>
           <w:rtl/>
@@ -2251,20 +1819,14 @@
         </w:rPr>
         <w:t xml:space="preserve">؛ </w:t>
       </w:r>
-      <w:hyperlink r:id="rId70">
-        <w:r>
-          <w:rPr>
-            <w:rtl/>
-            <w:cs/>
-            <w:lang w:val="ar_AE" w:bidi="ar_AE"/>
-          </w:rPr>
-          <w:rPr>
-            <w:color w:val="0000EE"/>
-            <w:u w:val="single"/>
-          </w:rPr>
-          <w:t>ملاخي 2:5–9</w:t>
-        </w:r>
-      </w:hyperlink>
+      <w:r>
+        <w:rPr>
+          <w:rtl/>
+          <w:cs/>
+          <w:lang w:val="ar_AE" w:bidi="ar_AE"/>
+        </w:rPr>
+        <w:t>ملاخي 2:5–9</w:t>
+      </w:r>
       <w:r>
         <w:rPr>
           <w:rtl/>
@@ -2310,20 +1872,14 @@
         </w:rPr>
         <w:t xml:space="preserve">، جَنُوب غرب المدينة القديمة لأورشليم. يحدّد العلماء تاريخ هذه القطع (التمائم) أنها تعود إلى أواخر القرن السادس أو أوائل القرن الخامس قبل الميلاد. بعد عملية مطولة ودقيقة، فَرَدَ العلماء اللفافتين الرقيقتين ووجدوا فيهما البركة الواردة في </w:t>
       </w:r>
-      <w:hyperlink r:id="rId29">
-        <w:r>
-          <w:rPr>
-            <w:rtl/>
-            <w:cs/>
-            <w:lang w:val="ar_AE" w:bidi="ar_AE"/>
-          </w:rPr>
-          <w:rPr>
-            <w:color w:val="0000EE"/>
-            <w:u w:val="single"/>
-          </w:rPr>
-          <w:t>العدد 6:24–26</w:t>
-        </w:r>
-      </w:hyperlink>
+      <w:r>
+        <w:rPr>
+          <w:rtl/>
+          <w:cs/>
+          <w:lang w:val="ar_AE" w:bidi="ar_AE"/>
+        </w:rPr>
+        <w:t>العدد 6:24–26</w:t>
+      </w:r>
       <w:r>
         <w:rPr>
           <w:rtl/>
@@ -2369,20 +1925,14 @@
         </w:rPr>
         <w:t xml:space="preserve"> أو "الفلاكتيريات-العصائب" أو "علب الصلاة" (انظر </w:t>
       </w:r>
-      <w:hyperlink r:id="rId71">
-        <w:r>
-          <w:rPr>
-            <w:rtl/>
-            <w:cs/>
-            <w:lang w:val="ar_AE" w:bidi="ar_AE"/>
-          </w:rPr>
-          <w:rPr>
-            <w:color w:val="0000EE"/>
-            <w:u w:val="single"/>
-          </w:rPr>
-          <w:t>تثنية 6:8</w:t>
-        </w:r>
-      </w:hyperlink>
+      <w:r>
+        <w:rPr>
+          <w:rtl/>
+          <w:cs/>
+          <w:lang w:val="ar_AE" w:bidi="ar_AE"/>
+        </w:rPr>
+        <w:t>تثنية 6:8</w:t>
+      </w:r>
       <w:r>
         <w:rPr>
           <w:rtl/>
@@ -2391,20 +1941,14 @@
         </w:rPr>
         <w:t xml:space="preserve">؛ </w:t>
       </w:r>
-      <w:hyperlink r:id="rId72">
-        <w:r>
-          <w:rPr>
-            <w:rtl/>
-            <w:cs/>
-            <w:lang w:val="ar_AE" w:bidi="ar_AE"/>
-          </w:rPr>
-          <w:rPr>
-            <w:color w:val="0000EE"/>
-            <w:u w:val="single"/>
-          </w:rPr>
-          <w:t>متّى 23:5</w:t>
-        </w:r>
-      </w:hyperlink>
+      <w:r>
+        <w:rPr>
+          <w:rtl/>
+          <w:cs/>
+          <w:lang w:val="ar_AE" w:bidi="ar_AE"/>
+        </w:rPr>
+        <w:t>متّى 23:5</w:t>
+      </w:r>
       <w:r>
         <w:rPr>
           <w:rtl/>
@@ -2450,20 +1994,14 @@
         </w:rPr>
         <w:t xml:space="preserve">تُختتم العديد من رسائل العهد الجديد ببركة موجهة للقراء. هذه البركة تتشابه مع البركة الكهنوتية المذكورة في سفر العدد (على سبيل المثال، </w:t>
       </w:r>
-      <w:hyperlink r:id="rId73">
-        <w:r>
-          <w:rPr>
-            <w:rtl/>
-            <w:cs/>
-            <w:lang w:val="ar_AE" w:bidi="ar_AE"/>
-          </w:rPr>
-          <w:rPr>
-            <w:color w:val="0000EE"/>
-            <w:u w:val="single"/>
-          </w:rPr>
-          <w:t>2كورنثوس 13:14</w:t>
-        </w:r>
-      </w:hyperlink>
+      <w:r>
+        <w:rPr>
+          <w:rtl/>
+          <w:cs/>
+          <w:lang w:val="ar_AE" w:bidi="ar_AE"/>
+        </w:rPr>
+        <w:t>2كورنثوس 13:14</w:t>
+      </w:r>
       <w:r>
         <w:rPr>
           <w:rtl/>
@@ -2472,20 +2010,14 @@
         </w:rPr>
         <w:t xml:space="preserve">؛ </w:t>
       </w:r>
-      <w:hyperlink r:id="rId74">
-        <w:r>
-          <w:rPr>
-            <w:rtl/>
-            <w:cs/>
-            <w:lang w:val="ar_AE" w:bidi="ar_AE"/>
-          </w:rPr>
-          <w:rPr>
-            <w:color w:val="0000EE"/>
-            <w:u w:val="single"/>
-          </w:rPr>
-          <w:t>العبرانيين 13:20–21</w:t>
-        </w:r>
-      </w:hyperlink>
+      <w:r>
+        <w:rPr>
+          <w:rtl/>
+          <w:cs/>
+          <w:lang w:val="ar_AE" w:bidi="ar_AE"/>
+        </w:rPr>
+        <w:t>العبرانيين 13:20–21</w:t>
+      </w:r>
       <w:r>
         <w:rPr>
           <w:rtl/>
@@ -2535,20 +2067,14 @@
           <w:lang w:val="ar_AE" w:bidi="ar_AE"/>
         </w:rPr>
       </w:r>
-      <w:hyperlink r:id="rId20">
-        <w:r>
-          <w:rPr>
-            <w:rtl/>
-            <w:cs/>
-            <w:lang w:val="ar_AE" w:bidi="ar_AE"/>
-          </w:rPr>
-          <w:rPr>
-            <w:color w:val="0000EE"/>
-            <w:u w:val="single"/>
-          </w:rPr>
-          <w:t>تكوين 1:28</w:t>
-        </w:r>
-      </w:hyperlink>
+      <w:r>
+        <w:rPr>
+          <w:rtl/>
+          <w:cs/>
+          <w:lang w:val="ar_AE" w:bidi="ar_AE"/>
+        </w:rPr>
+        <w:t>تكوين 1:28</w:t>
+      </w:r>
       <w:r>
         <w:rPr>
           <w:rtl/>
@@ -2557,20 +2083,14 @@
         </w:rPr>
         <w:t xml:space="preserve">؛ </w:t>
       </w:r>
-      <w:hyperlink r:id="rId75">
-        <w:r>
-          <w:rPr>
-            <w:rtl/>
-            <w:cs/>
-            <w:lang w:val="ar_AE" w:bidi="ar_AE"/>
-          </w:rPr>
-          <w:rPr>
-            <w:color w:val="0000EE"/>
-            <w:u w:val="single"/>
-          </w:rPr>
-          <w:t>9:1،</w:t>
-        </w:r>
-      </w:hyperlink>
+      <w:r>
+        <w:rPr>
+          <w:rtl/>
+          <w:cs/>
+          <w:lang w:val="ar_AE" w:bidi="ar_AE"/>
+        </w:rPr>
+        <w:t>9:1،</w:t>
+      </w:r>
       <w:r>
         <w:rPr>
           <w:rtl/>
@@ -2579,20 +2099,14 @@
         </w:rPr>
         <w:t xml:space="preserve"> </w:t>
       </w:r>
-      <w:hyperlink r:id="rId48">
-        <w:r>
-          <w:rPr>
-            <w:rtl/>
-            <w:cs/>
-            <w:lang w:val="ar_AE" w:bidi="ar_AE"/>
-          </w:rPr>
-          <w:rPr>
-            <w:color w:val="0000EE"/>
-            <w:u w:val="single"/>
-          </w:rPr>
-          <w:t>26–27</w:t>
-        </w:r>
-      </w:hyperlink>
+      <w:r>
+        <w:rPr>
+          <w:rtl/>
+          <w:cs/>
+          <w:lang w:val="ar_AE" w:bidi="ar_AE"/>
+        </w:rPr>
+        <w:t>26–27</w:t>
+      </w:r>
       <w:r>
         <w:rPr>
           <w:rtl/>
@@ -2601,20 +2115,14 @@
         </w:rPr>
         <w:t xml:space="preserve">؛ </w:t>
       </w:r>
-      <w:hyperlink r:id="rId62">
-        <w:r>
-          <w:rPr>
-            <w:rtl/>
-            <w:cs/>
-            <w:lang w:val="ar_AE" w:bidi="ar_AE"/>
-          </w:rPr>
-          <w:rPr>
-            <w:color w:val="0000EE"/>
-            <w:u w:val="single"/>
-          </w:rPr>
-          <w:t>12:1–3</w:t>
-        </w:r>
-      </w:hyperlink>
+      <w:r>
+        <w:rPr>
+          <w:rtl/>
+          <w:cs/>
+          <w:lang w:val="ar_AE" w:bidi="ar_AE"/>
+        </w:rPr>
+        <w:t>12:1–3</w:t>
+      </w:r>
       <w:r>
         <w:rPr>
           <w:rtl/>
@@ -2623,20 +2131,14 @@
         </w:rPr>
         <w:t xml:space="preserve">؛ </w:t>
       </w:r>
-      <w:hyperlink r:id="rId49">
-        <w:r>
-          <w:rPr>
-            <w:rtl/>
-            <w:cs/>
-            <w:lang w:val="ar_AE" w:bidi="ar_AE"/>
-          </w:rPr>
-          <w:rPr>
-            <w:color w:val="0000EE"/>
-            <w:u w:val="single"/>
-          </w:rPr>
-          <w:t>14:19–20</w:t>
-        </w:r>
-      </w:hyperlink>
+      <w:r>
+        <w:rPr>
+          <w:rtl/>
+          <w:cs/>
+          <w:lang w:val="ar_AE" w:bidi="ar_AE"/>
+        </w:rPr>
+        <w:t>14:19–20</w:t>
+      </w:r>
       <w:r>
         <w:rPr>
           <w:rtl/>
@@ -2645,20 +2147,14 @@
         </w:rPr>
         <w:t xml:space="preserve">؛ </w:t>
       </w:r>
-      <w:hyperlink r:id="rId52">
-        <w:r>
-          <w:rPr>
-            <w:rtl/>
-            <w:cs/>
-            <w:lang w:val="ar_AE" w:bidi="ar_AE"/>
-          </w:rPr>
-          <w:rPr>
-            <w:color w:val="0000EE"/>
-            <w:u w:val="single"/>
-          </w:rPr>
-          <w:t>28:1–4</w:t>
-        </w:r>
-      </w:hyperlink>
+      <w:r>
+        <w:rPr>
+          <w:rtl/>
+          <w:cs/>
+          <w:lang w:val="ar_AE" w:bidi="ar_AE"/>
+        </w:rPr>
+        <w:t>28:1–4</w:t>
+      </w:r>
       <w:r>
         <w:rPr>
           <w:rtl/>
@@ -2667,20 +2163,14 @@
         </w:rPr>
         <w:t xml:space="preserve">؛ </w:t>
       </w:r>
-      <w:hyperlink r:id="rId76">
-        <w:r>
-          <w:rPr>
-            <w:rtl/>
-            <w:cs/>
-            <w:lang w:val="ar_AE" w:bidi="ar_AE"/>
-          </w:rPr>
-          <w:rPr>
-            <w:color w:val="0000EE"/>
-            <w:u w:val="single"/>
-          </w:rPr>
-          <w:t>48:15–20</w:t>
-        </w:r>
-      </w:hyperlink>
+      <w:r>
+        <w:rPr>
+          <w:rtl/>
+          <w:cs/>
+          <w:lang w:val="ar_AE" w:bidi="ar_AE"/>
+        </w:rPr>
+        <w:t>48:15–20</w:t>
+      </w:r>
       <w:r>
         <w:rPr>
           <w:rtl/>
@@ -2689,20 +2179,14 @@
         </w:rPr>
         <w:t xml:space="preserve">؛ </w:t>
       </w:r>
-      <w:hyperlink r:id="rId77">
-        <w:r>
-          <w:rPr>
-            <w:rtl/>
-            <w:cs/>
-            <w:lang w:val="ar_AE" w:bidi="ar_AE"/>
-          </w:rPr>
-          <w:rPr>
-            <w:color w:val="0000EE"/>
-            <w:u w:val="single"/>
-          </w:rPr>
-          <w:t>49:25–26</w:t>
-        </w:r>
-      </w:hyperlink>
+      <w:r>
+        <w:rPr>
+          <w:rtl/>
+          <w:cs/>
+          <w:lang w:val="ar_AE" w:bidi="ar_AE"/>
+        </w:rPr>
+        <w:t>49:25–26</w:t>
+      </w:r>
       <w:r>
         <w:rPr>
           <w:rtl/>
@@ -2711,20 +2195,14 @@
         </w:rPr>
         <w:t xml:space="preserve">؛ </w:t>
       </w:r>
-      <w:hyperlink r:id="rId28">
-        <w:r>
-          <w:rPr>
-            <w:rtl/>
-            <w:cs/>
-            <w:lang w:val="ar_AE" w:bidi="ar_AE"/>
-          </w:rPr>
-          <w:rPr>
-            <w:color w:val="0000EE"/>
-            <w:u w:val="single"/>
-          </w:rPr>
-          <w:t>لاويين 9:22</w:t>
-        </w:r>
-      </w:hyperlink>
+      <w:r>
+        <w:rPr>
+          <w:rtl/>
+          <w:cs/>
+          <w:lang w:val="ar_AE" w:bidi="ar_AE"/>
+        </w:rPr>
+        <w:t>لاويين 9:22</w:t>
+      </w:r>
       <w:r>
         <w:rPr>
           <w:rtl/>
@@ -2733,20 +2211,14 @@
         </w:rPr>
         <w:t xml:space="preserve">؛ </w:t>
       </w:r>
-      <w:hyperlink r:id="rId55">
-        <w:r>
-          <w:rPr>
-            <w:rtl/>
-            <w:cs/>
-            <w:lang w:val="ar_AE" w:bidi="ar_AE"/>
-          </w:rPr>
-          <w:rPr>
-            <w:color w:val="0000EE"/>
-            <w:u w:val="single"/>
-          </w:rPr>
-          <w:t>عدد 6:22–27</w:t>
-        </w:r>
-      </w:hyperlink>
+      <w:r>
+        <w:rPr>
+          <w:rtl/>
+          <w:cs/>
+          <w:lang w:val="ar_AE" w:bidi="ar_AE"/>
+        </w:rPr>
+        <w:t>عدد 6:22–27</w:t>
+      </w:r>
       <w:r>
         <w:rPr>
           <w:rtl/>
@@ -2755,20 +2227,14 @@
         </w:rPr>
         <w:t xml:space="preserve">؛ </w:t>
       </w:r>
-      <w:hyperlink r:id="rId78">
-        <w:r>
-          <w:rPr>
-            <w:rtl/>
-            <w:cs/>
-            <w:lang w:val="ar_AE" w:bidi="ar_AE"/>
-          </w:rPr>
-          <w:rPr>
-            <w:color w:val="0000EE"/>
-            <w:u w:val="single"/>
-          </w:rPr>
-          <w:t>24:1–9</w:t>
-        </w:r>
-      </w:hyperlink>
+      <w:r>
+        <w:rPr>
+          <w:rtl/>
+          <w:cs/>
+          <w:lang w:val="ar_AE" w:bidi="ar_AE"/>
+        </w:rPr>
+        <w:t>24:1–9</w:t>
+      </w:r>
       <w:r>
         <w:rPr>
           <w:rtl/>
@@ -2777,20 +2243,14 @@
         </w:rPr>
         <w:t xml:space="preserve">؛ </w:t>
       </w:r>
-      <w:hyperlink r:id="rId30">
-        <w:r>
-          <w:rPr>
-            <w:rtl/>
-            <w:cs/>
-            <w:lang w:val="ar_AE" w:bidi="ar_AE"/>
-          </w:rPr>
-          <w:rPr>
-            <w:color w:val="0000EE"/>
-            <w:u w:val="single"/>
-          </w:rPr>
-          <w:t>تثنية 10:8</w:t>
-        </w:r>
-      </w:hyperlink>
+      <w:r>
+        <w:rPr>
+          <w:rtl/>
+          <w:cs/>
+          <w:lang w:val="ar_AE" w:bidi="ar_AE"/>
+        </w:rPr>
+        <w:t>تثنية 10:8</w:t>
+      </w:r>
       <w:r>
         <w:rPr>
           <w:rtl/>
@@ -2799,20 +2259,14 @@
         </w:rPr>
         <w:t xml:space="preserve">؛ </w:t>
       </w:r>
-      <w:hyperlink r:id="rId79">
-        <w:r>
-          <w:rPr>
-            <w:rtl/>
-            <w:cs/>
-            <w:lang w:val="ar_AE" w:bidi="ar_AE"/>
-          </w:rPr>
-          <w:rPr>
-            <w:color w:val="0000EE"/>
-            <w:u w:val="single"/>
-          </w:rPr>
-          <w:t>33:11–29</w:t>
-        </w:r>
-      </w:hyperlink>
+      <w:r>
+        <w:rPr>
+          <w:rtl/>
+          <w:cs/>
+          <w:lang w:val="ar_AE" w:bidi="ar_AE"/>
+        </w:rPr>
+        <w:t>33:11–29</w:t>
+      </w:r>
       <w:r>
         <w:rPr>
           <w:rtl/>
@@ -2821,20 +2275,14 @@
         </w:rPr>
         <w:t xml:space="preserve">؛ </w:t>
       </w:r>
-      <w:hyperlink r:id="rId80">
-        <w:r>
-          <w:rPr>
-            <w:rtl/>
-            <w:cs/>
-            <w:lang w:val="ar_AE" w:bidi="ar_AE"/>
-          </w:rPr>
-          <w:rPr>
-            <w:color w:val="0000EE"/>
-            <w:u w:val="single"/>
-          </w:rPr>
-          <w:t>1صموئيل 2:20</w:t>
-        </w:r>
-      </w:hyperlink>
+      <w:r>
+        <w:rPr>
+          <w:rtl/>
+          <w:cs/>
+          <w:lang w:val="ar_AE" w:bidi="ar_AE"/>
+        </w:rPr>
+        <w:t>1صموئيل 2:20</w:t>
+      </w:r>
       <w:r>
         <w:rPr>
           <w:rtl/>
@@ -2843,20 +2291,14 @@
         </w:rPr>
         <w:t xml:space="preserve">؛ </w:t>
       </w:r>
-      <w:hyperlink r:id="rId81">
-        <w:r>
-          <w:rPr>
-            <w:rtl/>
-            <w:cs/>
-            <w:lang w:val="ar_AE" w:bidi="ar_AE"/>
-          </w:rPr>
-          <w:rPr>
-            <w:color w:val="0000EE"/>
-            <w:u w:val="single"/>
-          </w:rPr>
-          <w:t>1ملوك 8:55–65</w:t>
-        </w:r>
-      </w:hyperlink>
+      <w:r>
+        <w:rPr>
+          <w:rtl/>
+          <w:cs/>
+          <w:lang w:val="ar_AE" w:bidi="ar_AE"/>
+        </w:rPr>
+        <w:t>1ملوك 8:55–65</w:t>
+      </w:r>
       <w:r>
         <w:rPr>
           <w:rtl/>
@@ -2865,20 +2307,14 @@
         </w:rPr>
         <w:t xml:space="preserve">؛ </w:t>
       </w:r>
-      <w:hyperlink r:id="rId82">
-        <w:r>
-          <w:rPr>
-            <w:rtl/>
-            <w:cs/>
-            <w:lang w:val="ar_AE" w:bidi="ar_AE"/>
-          </w:rPr>
-          <w:rPr>
-            <w:color w:val="0000EE"/>
-            <w:u w:val="single"/>
-          </w:rPr>
-          <w:t>2أخبار الأيام 30:27</w:t>
-        </w:r>
-      </w:hyperlink>
+      <w:r>
+        <w:rPr>
+          <w:rtl/>
+          <w:cs/>
+          <w:lang w:val="ar_AE" w:bidi="ar_AE"/>
+        </w:rPr>
+        <w:t>2أخبار الأيام 30:27</w:t>
+      </w:r>
       <w:r>
         <w:rPr>
           <w:rtl/>
@@ -2887,20 +2323,14 @@
         </w:rPr>
         <w:t xml:space="preserve">؛ </w:t>
       </w:r>
-      <w:hyperlink r:id="rId83">
-        <w:r>
-          <w:rPr>
-            <w:rtl/>
-            <w:cs/>
-            <w:lang w:val="ar_AE" w:bidi="ar_AE"/>
-          </w:rPr>
-          <w:rPr>
-            <w:color w:val="0000EE"/>
-            <w:u w:val="single"/>
-          </w:rPr>
-          <w:t>مزامير 115:12–15</w:t>
-        </w:r>
-      </w:hyperlink>
+      <w:r>
+        <w:rPr>
+          <w:rtl/>
+          <w:cs/>
+          <w:lang w:val="ar_AE" w:bidi="ar_AE"/>
+        </w:rPr>
+        <w:t>مزامير 115:12–15</w:t>
+      </w:r>
       <w:r>
         <w:rPr>
           <w:rtl/>
@@ -2909,20 +2339,14 @@
         </w:rPr>
         <w:t xml:space="preserve">؛ </w:t>
       </w:r>
-      <w:hyperlink r:id="rId59">
-        <w:r>
-          <w:rPr>
-            <w:rtl/>
-            <w:cs/>
-            <w:lang w:val="ar_AE" w:bidi="ar_AE"/>
-          </w:rPr>
-          <w:rPr>
-            <w:color w:val="0000EE"/>
-            <w:u w:val="single"/>
-          </w:rPr>
-          <w:t>128:1–6</w:t>
-        </w:r>
-      </w:hyperlink>
+      <w:r>
+        <w:rPr>
+          <w:rtl/>
+          <w:cs/>
+          <w:lang w:val="ar_AE" w:bidi="ar_AE"/>
+        </w:rPr>
+        <w:t>128:1–6</w:t>
+      </w:r>
       <w:r>
         <w:rPr>
           <w:rtl/>
@@ -2931,20 +2355,14 @@
         </w:rPr>
         <w:t xml:space="preserve">؛ </w:t>
       </w:r>
-      <w:hyperlink r:id="rId84">
-        <w:r>
-          <w:rPr>
-            <w:rtl/>
-            <w:cs/>
-            <w:lang w:val="ar_AE" w:bidi="ar_AE"/>
-          </w:rPr>
-          <w:rPr>
-            <w:color w:val="0000EE"/>
-            <w:u w:val="single"/>
-          </w:rPr>
-          <w:t>متى 5:3–11</w:t>
-        </w:r>
-      </w:hyperlink>
+      <w:r>
+        <w:rPr>
+          <w:rtl/>
+          <w:cs/>
+          <w:lang w:val="ar_AE" w:bidi="ar_AE"/>
+        </w:rPr>
+        <w:t>متى 5:3–11</w:t>
+      </w:r>
       <w:r>
         <w:rPr>
           <w:rtl/>
@@ -2953,20 +2371,14 @@
         </w:rPr>
         <w:t xml:space="preserve">؛ </w:t>
       </w:r>
-      <w:hyperlink r:id="rId85">
-        <w:r>
-          <w:rPr>
-            <w:rtl/>
-            <w:cs/>
-            <w:lang w:val="ar_AE" w:bidi="ar_AE"/>
-          </w:rPr>
-          <w:rPr>
-            <w:color w:val="0000EE"/>
-            <w:u w:val="single"/>
-          </w:rPr>
-          <w:t>لوقا 11:27–28</w:t>
-        </w:r>
-      </w:hyperlink>
+      <w:r>
+        <w:rPr>
+          <w:rtl/>
+          <w:cs/>
+          <w:lang w:val="ar_AE" w:bidi="ar_AE"/>
+        </w:rPr>
+        <w:t>لوقا 11:27–28</w:t>
+      </w:r>
       <w:r>
         <w:rPr>
           <w:rtl/>
@@ -2975,20 +2387,14 @@
         </w:rPr>
         <w:t xml:space="preserve">؛ </w:t>
       </w:r>
-      <w:hyperlink r:id="rId73">
-        <w:r>
-          <w:rPr>
-            <w:rtl/>
-            <w:cs/>
-            <w:lang w:val="ar_AE" w:bidi="ar_AE"/>
-          </w:rPr>
-          <w:rPr>
-            <w:color w:val="0000EE"/>
-            <w:u w:val="single"/>
-          </w:rPr>
-          <w:t>2كورنثوس 13:14</w:t>
-        </w:r>
-      </w:hyperlink>
+      <w:r>
+        <w:rPr>
+          <w:rtl/>
+          <w:cs/>
+          <w:lang w:val="ar_AE" w:bidi="ar_AE"/>
+        </w:rPr>
+        <w:t>2كورنثوس 13:14</w:t>
+      </w:r>
       <w:r>
         <w:rPr>
           <w:rtl/>
@@ -2997,20 +2403,14 @@
         </w:rPr>
         <w:t xml:space="preserve">؛ </w:t>
       </w:r>
-      <w:hyperlink r:id="rId86">
-        <w:r>
-          <w:rPr>
-            <w:rtl/>
-            <w:cs/>
-            <w:lang w:val="ar_AE" w:bidi="ar_AE"/>
-          </w:rPr>
-          <w:rPr>
-            <w:color w:val="0000EE"/>
-            <w:u w:val="single"/>
-          </w:rPr>
-          <w:t>أفسس 6:23</w:t>
-        </w:r>
-      </w:hyperlink>
+      <w:r>
+        <w:rPr>
+          <w:rtl/>
+          <w:cs/>
+          <w:lang w:val="ar_AE" w:bidi="ar_AE"/>
+        </w:rPr>
+        <w:t>أفسس 6:23</w:t>
+      </w:r>
       <w:r>
         <w:rPr>
           <w:rtl/>
@@ -3019,20 +2419,14 @@
         </w:rPr>
         <w:t xml:space="preserve">؛ </w:t>
       </w:r>
-      <w:hyperlink r:id="rId87">
-        <w:r>
-          <w:rPr>
-            <w:rtl/>
-            <w:cs/>
-            <w:lang w:val="ar_AE" w:bidi="ar_AE"/>
-          </w:rPr>
-          <w:rPr>
-            <w:color w:val="0000EE"/>
-            <w:u w:val="single"/>
-          </w:rPr>
-          <w:t>1تسالونيكي 5:23–24.</w:t>
-        </w:r>
-      </w:hyperlink>
+      <w:r>
+        <w:rPr>
+          <w:rtl/>
+          <w:cs/>
+          <w:lang w:val="ar_AE" w:bidi="ar_AE"/>
+        </w:rPr>
+        <w:t>1تسالونيكي 5:23–24.</w:t>
+      </w:r>
       <w:r>
         <w:rPr>
           <w:rtl/>
@@ -3100,20 +2494,14 @@
         </w:rPr>
         <w:t xml:space="preserve">البقيّة هي مجموعة صغيرة من الناس الذين ظلوا أمناء لله، وعندما كانت الجيوش الأجنبية تهدد شعب الله بالغزو، وملأ قلوب الناس الخوف من السبي والابتعاد عن الوطن، كانت فكرة البقيّة تمثّل مصدر رجاء لشعب الله (انظر </w:t>
       </w:r>
-      <w:hyperlink r:id="rId88">
-        <w:r>
-          <w:rPr>
-            <w:rtl/>
-            <w:cs/>
-            <w:lang w:val="ar_AE" w:bidi="ar_AE"/>
-          </w:rPr>
-          <w:rPr>
-            <w:color w:val="0000EE"/>
-            <w:u w:val="single"/>
-          </w:rPr>
-          <w:t>ميخا 2:12–13</w:t>
-        </w:r>
-      </w:hyperlink>
+      <w:r>
+        <w:rPr>
+          <w:rtl/>
+          <w:cs/>
+          <w:lang w:val="ar_AE" w:bidi="ar_AE"/>
+        </w:rPr>
+        <w:t>ميخا 2:12–13</w:t>
+      </w:r>
       <w:r>
         <w:rPr>
           <w:rtl/>
@@ -3122,20 +2510,14 @@
         </w:rPr>
         <w:t xml:space="preserve">; </w:t>
       </w:r>
-      <w:hyperlink r:id="rId89">
-        <w:r>
-          <w:rPr>
-            <w:rtl/>
-            <w:cs/>
-            <w:lang w:val="ar_AE" w:bidi="ar_AE"/>
-          </w:rPr>
-          <w:rPr>
-            <w:color w:val="0000EE"/>
-            <w:u w:val="single"/>
-          </w:rPr>
-          <w:t>4:6–8</w:t>
-        </w:r>
-      </w:hyperlink>
+      <w:r>
+        <w:rPr>
+          <w:rtl/>
+          <w:cs/>
+          <w:lang w:val="ar_AE" w:bidi="ar_AE"/>
+        </w:rPr>
+        <w:t>4:6–8</w:t>
+      </w:r>
       <w:r>
         <w:rPr>
           <w:rtl/>
@@ -3144,20 +2526,14 @@
         </w:rPr>
         <w:t xml:space="preserve">). لقد كان سبي بني إسرائيل إلى بابل هو دينونة الله لشعبه، لكن الله أظهر أنه لن يفنيهم تمامًا (انظر </w:t>
       </w:r>
-      <w:hyperlink r:id="rId90">
-        <w:r>
-          <w:rPr>
-            <w:rtl/>
-            <w:cs/>
-            <w:lang w:val="ar_AE" w:bidi="ar_AE"/>
-          </w:rPr>
-          <w:rPr>
-            <w:color w:val="0000EE"/>
-            <w:u w:val="single"/>
-          </w:rPr>
-          <w:t>هوشع 11:8–11</w:t>
-        </w:r>
-      </w:hyperlink>
+      <w:r>
+        <w:rPr>
+          <w:rtl/>
+          <w:cs/>
+          <w:lang w:val="ar_AE" w:bidi="ar_AE"/>
+        </w:rPr>
+        <w:t>هوشع 11:8–11</w:t>
+      </w:r>
       <w:r>
         <w:rPr>
           <w:rtl/>
@@ -3202,20 +2578,14 @@
         </w:rPr>
         <w:t>، ويعني "بقيّة سترجع" (</w:t>
       </w:r>
-      <w:hyperlink r:id="rId91">
-        <w:r>
-          <w:rPr>
-            <w:rtl/>
-            <w:cs/>
-            <w:lang w:val="ar_AE" w:bidi="ar_AE"/>
-          </w:rPr>
-          <w:rPr>
-            <w:color w:val="0000EE"/>
-            <w:u w:val="single"/>
-          </w:rPr>
-          <w:t>إشعياء 7:3</w:t>
-        </w:r>
-      </w:hyperlink>
+      <w:r>
+        <w:rPr>
+          <w:rtl/>
+          <w:cs/>
+          <w:lang w:val="ar_AE" w:bidi="ar_AE"/>
+        </w:rPr>
+        <w:t>إشعياء 7:3</w:t>
+      </w:r>
       <w:r>
         <w:rPr>
           <w:rtl/>
@@ -3224,20 +2594,14 @@
         </w:rPr>
         <w:t xml:space="preserve">; انظر </w:t>
       </w:r>
-      <w:hyperlink r:id="rId92">
-        <w:r>
-          <w:rPr>
-            <w:rtl/>
-            <w:cs/>
-            <w:lang w:val="ar_AE" w:bidi="ar_AE"/>
-          </w:rPr>
-          <w:rPr>
-            <w:color w:val="0000EE"/>
-            <w:u w:val="single"/>
-          </w:rPr>
-          <w:t>10:21</w:t>
-        </w:r>
-      </w:hyperlink>
+      <w:r>
+        <w:rPr>
+          <w:rtl/>
+          <w:cs/>
+          <w:lang w:val="ar_AE" w:bidi="ar_AE"/>
+        </w:rPr>
+        <w:t>10:21</w:t>
+      </w:r>
       <w:r>
         <w:rPr>
           <w:rtl/>
@@ -3305,20 +2669,14 @@
         </w:rPr>
         <w:t>" (</w:t>
       </w:r>
-      <w:hyperlink r:id="rId93">
-        <w:r>
-          <w:rPr>
-            <w:rtl/>
-            <w:cs/>
-            <w:lang w:val="ar_AE" w:bidi="ar_AE"/>
-          </w:rPr>
-          <w:rPr>
-            <w:color w:val="0000EE"/>
-            <w:u w:val="single"/>
-          </w:rPr>
-          <w:t>4:2</w:t>
-        </w:r>
-      </w:hyperlink>
+      <w:r>
+        <w:rPr>
+          <w:rtl/>
+          <w:cs/>
+          <w:lang w:val="ar_AE" w:bidi="ar_AE"/>
+        </w:rPr>
+        <w:t>4:2</w:t>
+      </w:r>
       <w:r>
         <w:rPr>
           <w:rtl/>
@@ -3366,20 +2724,14 @@
         </w:rPr>
         <w:t>" (</w:t>
       </w:r>
-      <w:hyperlink r:id="rId94">
-        <w:r>
-          <w:rPr>
-            <w:rtl/>
-            <w:cs/>
-            <w:lang w:val="ar_AE" w:bidi="ar_AE"/>
-          </w:rPr>
-          <w:rPr>
-            <w:color w:val="0000EE"/>
-            <w:u w:val="single"/>
-          </w:rPr>
-          <w:t>6:13</w:t>
-        </w:r>
-      </w:hyperlink>
+      <w:r>
+        <w:rPr>
+          <w:rtl/>
+          <w:cs/>
+          <w:lang w:val="ar_AE" w:bidi="ar_AE"/>
+        </w:rPr>
+        <w:t>6:13</w:t>
+      </w:r>
       <w:r>
         <w:rPr>
           <w:rtl/>
@@ -3411,20 +2763,14 @@
         </w:rPr>
         <w:t>مجتمع من "المساكين" و"البائسين" (</w:t>
       </w:r>
-      <w:hyperlink r:id="rId95">
-        <w:r>
-          <w:rPr>
-            <w:rtl/>
-            <w:cs/>
-            <w:lang w:val="ar_AE" w:bidi="ar_AE"/>
-          </w:rPr>
-          <w:rPr>
-            <w:color w:val="0000EE"/>
-            <w:u w:val="single"/>
-          </w:rPr>
-          <w:t>25:4</w:t>
-        </w:r>
-      </w:hyperlink>
+      <w:r>
+        <w:rPr>
+          <w:rtl/>
+          <w:cs/>
+          <w:lang w:val="ar_AE" w:bidi="ar_AE"/>
+        </w:rPr>
+        <w:t>25:4</w:t>
+      </w:r>
       <w:r>
         <w:rPr>
           <w:rtl/>
@@ -3472,20 +2818,14 @@
         </w:rPr>
         <w:t>" (</w:t>
       </w:r>
-      <w:hyperlink r:id="rId96">
-        <w:r>
-          <w:rPr>
-            <w:rtl/>
-            <w:cs/>
-            <w:lang w:val="ar_AE" w:bidi="ar_AE"/>
-          </w:rPr>
-          <w:rPr>
-            <w:color w:val="0000EE"/>
-            <w:u w:val="single"/>
-          </w:rPr>
-          <w:t>27:12–13</w:t>
-        </w:r>
-      </w:hyperlink>
+      <w:r>
+        <w:rPr>
+          <w:rtl/>
+          <w:cs/>
+          <w:lang w:val="ar_AE" w:bidi="ar_AE"/>
+        </w:rPr>
+        <w:t>27:12–13</w:t>
+      </w:r>
       <w:r>
         <w:rPr>
           <w:rtl/>
@@ -3514,20 +2854,14 @@
         </w:rPr>
         <w:t xml:space="preserve">كان على هذه البقيّة أن تثق بالله أثناء انتظارهم له ليقيم حكمه ويجازيهم (انظر </w:t>
       </w:r>
-      <w:hyperlink r:id="rId97">
-        <w:r>
-          <w:rPr>
-            <w:rtl/>
-            <w:cs/>
-            <w:lang w:val="ar_AE" w:bidi="ar_AE"/>
-          </w:rPr>
-          <w:rPr>
-            <w:color w:val="0000EE"/>
-            <w:u w:val="single"/>
-          </w:rPr>
-          <w:t>3:10</w:t>
-        </w:r>
-      </w:hyperlink>
+      <w:r>
+        <w:rPr>
+          <w:rtl/>
+          <w:cs/>
+          <w:lang w:val="ar_AE" w:bidi="ar_AE"/>
+        </w:rPr>
+        <w:t>3:10</w:t>
+      </w:r>
       <w:r>
         <w:rPr>
           <w:rtl/>
@@ -3536,20 +2870,14 @@
         </w:rPr>
         <w:t xml:space="preserve">; </w:t>
       </w:r>
-      <w:hyperlink r:id="rId98">
-        <w:r>
-          <w:rPr>
-            <w:rtl/>
-            <w:cs/>
-            <w:lang w:val="ar_AE" w:bidi="ar_AE"/>
-          </w:rPr>
-          <w:rPr>
-            <w:color w:val="0000EE"/>
-            <w:u w:val="single"/>
-          </w:rPr>
-          <w:t>40:10</w:t>
-        </w:r>
-      </w:hyperlink>
+      <w:r>
+        <w:rPr>
+          <w:rtl/>
+          <w:cs/>
+          <w:lang w:val="ar_AE" w:bidi="ar_AE"/>
+        </w:rPr>
+        <w:t>40:10</w:t>
+      </w:r>
       <w:r>
         <w:rPr>
           <w:rtl/>
@@ -3558,20 +2886,14 @@
         </w:rPr>
         <w:t>)، وقد وعد الله أن هذه المجموعة الصغيرة ستنمو لتصبح شعبًا كبيرًا من كل من إسرائيل ومن الأمم الأخرى (</w:t>
       </w:r>
-      <w:hyperlink r:id="rId99">
-        <w:r>
-          <w:rPr>
-            <w:rtl/>
-            <w:cs/>
-            <w:lang w:val="ar_AE" w:bidi="ar_AE"/>
-          </w:rPr>
-          <w:rPr>
-            <w:color w:val="0000EE"/>
-            <w:u w:val="single"/>
-          </w:rPr>
-          <w:t>27:6</w:t>
-        </w:r>
-      </w:hyperlink>
+      <w:r>
+        <w:rPr>
+          <w:rtl/>
+          <w:cs/>
+          <w:lang w:val="ar_AE" w:bidi="ar_AE"/>
+        </w:rPr>
+        <w:t>27:6</w:t>
+      </w:r>
       <w:r>
         <w:rPr>
           <w:rtl/>
@@ -3580,20 +2902,14 @@
         </w:rPr>
         <w:t xml:space="preserve">; </w:t>
       </w:r>
-      <w:hyperlink r:id="rId100">
-        <w:r>
-          <w:rPr>
-            <w:rtl/>
-            <w:cs/>
-            <w:lang w:val="ar_AE" w:bidi="ar_AE"/>
-          </w:rPr>
-          <w:rPr>
-            <w:color w:val="0000EE"/>
-            <w:u w:val="single"/>
-          </w:rPr>
-          <w:t>60:3</w:t>
-        </w:r>
-      </w:hyperlink>
+      <w:r>
+        <w:rPr>
+          <w:rtl/>
+          <w:cs/>
+          <w:lang w:val="ar_AE" w:bidi="ar_AE"/>
+        </w:rPr>
+        <w:t>60:3</w:t>
+      </w:r>
       <w:r>
         <w:rPr>
           <w:rtl/>
@@ -3622,20 +2938,14 @@
         </w:rPr>
         <w:t>وفي تحقيق للنبوات، سُمِح لبقيّة من شعب الله بالعودة إلى أورشليم وإعادة بناء الهيكل خلال حكم الملك كورش الفارسي (</w:t>
       </w:r>
-      <w:hyperlink r:id="rId101">
-        <w:r>
-          <w:rPr>
-            <w:rtl/>
-            <w:cs/>
-            <w:lang w:val="ar_AE" w:bidi="ar_AE"/>
-          </w:rPr>
-          <w:rPr>
-            <w:color w:val="0000EE"/>
-            <w:u w:val="single"/>
-          </w:rPr>
-          <w:t>عزرا 1:2–4</w:t>
-        </w:r>
-      </w:hyperlink>
+      <w:r>
+        <w:rPr>
+          <w:rtl/>
+          <w:cs/>
+          <w:lang w:val="ar_AE" w:bidi="ar_AE"/>
+        </w:rPr>
+        <w:t>عزرا 1:2–4</w:t>
+      </w:r>
       <w:r>
         <w:rPr>
           <w:rtl/>
@@ -3644,20 +2954,14 @@
         </w:rPr>
         <w:t>). وقد رأى عزرا الكاهن أن حفظ هذه البقيّة كان عملًا لنعمة الله، وقد كان عزرا مدركًا أيضًا أن هذه النعمة يمكن أن تكون في خطر إذا سار الشعب على خُطى عصيان آبائهم (</w:t>
       </w:r>
-      <w:hyperlink r:id="rId102">
-        <w:r>
-          <w:rPr>
-            <w:rtl/>
-            <w:cs/>
-            <w:lang w:val="ar_AE" w:bidi="ar_AE"/>
-          </w:rPr>
-          <w:rPr>
-            <w:color w:val="0000EE"/>
-            <w:u w:val="single"/>
-          </w:rPr>
-          <w:t>عزرا 9:5–15</w:t>
-        </w:r>
-      </w:hyperlink>
+      <w:r>
+        <w:rPr>
+          <w:rtl/>
+          <w:cs/>
+          <w:lang w:val="ar_AE" w:bidi="ar_AE"/>
+        </w:rPr>
+        <w:t>عزرا 9:5–15</w:t>
+      </w:r>
       <w:r>
         <w:rPr>
           <w:rtl/>
@@ -3719,20 +3023,14 @@
           <w:lang w:val="ar_AE" w:bidi="ar_AE"/>
         </w:rPr>
       </w:r>
-      <w:hyperlink r:id="rId103">
-        <w:r>
-          <w:rPr>
-            <w:rtl/>
-            <w:cs/>
-            <w:lang w:val="ar_AE" w:bidi="ar_AE"/>
-          </w:rPr>
-          <w:rPr>
-            <w:color w:val="0000EE"/>
-            <w:u w:val="single"/>
-          </w:rPr>
-          <w:t>الملوك الثاني 19:31</w:t>
-        </w:r>
-      </w:hyperlink>
+      <w:r>
+        <w:rPr>
+          <w:rtl/>
+          <w:cs/>
+          <w:lang w:val="ar_AE" w:bidi="ar_AE"/>
+        </w:rPr>
+        <w:t>الملوك الثاني 19:31</w:t>
+      </w:r>
       <w:r>
         <w:rPr>
           <w:rtl/>
@@ -3741,20 +3039,14 @@
         </w:rPr>
         <w:t xml:space="preserve">; </w:t>
       </w:r>
-      <w:hyperlink r:id="rId104">
-        <w:r>
-          <w:rPr>
-            <w:rtl/>
-            <w:cs/>
-            <w:lang w:val="ar_AE" w:bidi="ar_AE"/>
-          </w:rPr>
-          <w:rPr>
-            <w:color w:val="0000EE"/>
-            <w:u w:val="single"/>
-          </w:rPr>
-          <w:t>أخبار الأيام الثاني 36:20</w:t>
-        </w:r>
-      </w:hyperlink>
+      <w:r>
+        <w:rPr>
+          <w:rtl/>
+          <w:cs/>
+          <w:lang w:val="ar_AE" w:bidi="ar_AE"/>
+        </w:rPr>
+        <w:t>أخبار الأيام الثاني 36:20</w:t>
+      </w:r>
       <w:r>
         <w:rPr>
           <w:rtl/>
@@ -3763,20 +3055,14 @@
         </w:rPr>
         <w:t xml:space="preserve">; </w:t>
       </w:r>
-      <w:hyperlink r:id="rId105">
-        <w:r>
-          <w:rPr>
-            <w:rtl/>
-            <w:cs/>
-            <w:lang w:val="ar_AE" w:bidi="ar_AE"/>
-          </w:rPr>
-          <w:rPr>
-            <w:color w:val="0000EE"/>
-            <w:u w:val="single"/>
-          </w:rPr>
-          <w:t>عزرا 9:14</w:t>
-        </w:r>
-      </w:hyperlink>
+      <w:r>
+        <w:rPr>
+          <w:rtl/>
+          <w:cs/>
+          <w:lang w:val="ar_AE" w:bidi="ar_AE"/>
+        </w:rPr>
+        <w:t>عزرا 9:14</w:t>
+      </w:r>
       <w:r>
         <w:rPr>
           <w:rtl/>
@@ -3785,20 +3071,14 @@
         </w:rPr>
         <w:t xml:space="preserve">; </w:t>
       </w:r>
-      <w:hyperlink r:id="rId106">
-        <w:r>
-          <w:rPr>
-            <w:rtl/>
-            <w:cs/>
-            <w:lang w:val="ar_AE" w:bidi="ar_AE"/>
-          </w:rPr>
-          <w:rPr>
-            <w:color w:val="0000EE"/>
-            <w:u w:val="single"/>
-          </w:rPr>
-          <w:t>إشعياء 1:8–9</w:t>
-        </w:r>
-      </w:hyperlink>
+      <w:r>
+        <w:rPr>
+          <w:rtl/>
+          <w:cs/>
+          <w:lang w:val="ar_AE" w:bidi="ar_AE"/>
+        </w:rPr>
+        <w:t>إشعياء 1:8–9</w:t>
+      </w:r>
       <w:r>
         <w:rPr>
           <w:rtl/>
@@ -3807,20 +3087,14 @@
         </w:rPr>
         <w:t xml:space="preserve">; </w:t>
       </w:r>
-      <w:hyperlink r:id="rId107">
-        <w:r>
-          <w:rPr>
-            <w:rtl/>
-            <w:cs/>
-            <w:lang w:val="ar_AE" w:bidi="ar_AE"/>
-          </w:rPr>
-          <w:rPr>
-            <w:color w:val="0000EE"/>
-            <w:u w:val="single"/>
-          </w:rPr>
-          <w:t>4:1–3</w:t>
-        </w:r>
-      </w:hyperlink>
+      <w:r>
+        <w:rPr>
+          <w:rtl/>
+          <w:cs/>
+          <w:lang w:val="ar_AE" w:bidi="ar_AE"/>
+        </w:rPr>
+        <w:t>4:1–3</w:t>
+      </w:r>
       <w:r>
         <w:rPr>
           <w:rtl/>
@@ -3829,20 +3103,14 @@
         </w:rPr>
         <w:t xml:space="preserve">; </w:t>
       </w:r>
-      <w:hyperlink r:id="rId94">
-        <w:r>
-          <w:rPr>
-            <w:rtl/>
-            <w:cs/>
-            <w:lang w:val="ar_AE" w:bidi="ar_AE"/>
-          </w:rPr>
-          <w:rPr>
-            <w:color w:val="0000EE"/>
-            <w:u w:val="single"/>
-          </w:rPr>
-          <w:t>6:13</w:t>
-        </w:r>
-      </w:hyperlink>
+      <w:r>
+        <w:rPr>
+          <w:rtl/>
+          <w:cs/>
+          <w:lang w:val="ar_AE" w:bidi="ar_AE"/>
+        </w:rPr>
+        <w:t>6:13</w:t>
+      </w:r>
       <w:r>
         <w:rPr>
           <w:rtl/>
@@ -3851,20 +3119,14 @@
         </w:rPr>
         <w:t xml:space="preserve">; </w:t>
       </w:r>
-      <w:hyperlink r:id="rId108">
-        <w:r>
-          <w:rPr>
-            <w:rtl/>
-            <w:cs/>
-            <w:lang w:val="ar_AE" w:bidi="ar_AE"/>
-          </w:rPr>
-          <w:rPr>
-            <w:color w:val="0000EE"/>
-            <w:u w:val="single"/>
-          </w:rPr>
-          <w:t>10:19–22</w:t>
-        </w:r>
-      </w:hyperlink>
+      <w:r>
+        <w:rPr>
+          <w:rtl/>
+          <w:cs/>
+          <w:lang w:val="ar_AE" w:bidi="ar_AE"/>
+        </w:rPr>
+        <w:t>10:19–22</w:t>
+      </w:r>
       <w:r>
         <w:rPr>
           <w:rtl/>
@@ -3873,20 +3135,14 @@
         </w:rPr>
         <w:t xml:space="preserve">; </w:t>
       </w:r>
-      <w:hyperlink r:id="rId109">
-        <w:r>
-          <w:rPr>
-            <w:rtl/>
-            <w:cs/>
-            <w:lang w:val="ar_AE" w:bidi="ar_AE"/>
-          </w:rPr>
-          <w:rPr>
-            <w:color w:val="0000EE"/>
-            <w:u w:val="single"/>
-          </w:rPr>
-          <w:t>11:10–16</w:t>
-        </w:r>
-      </w:hyperlink>
+      <w:r>
+        <w:rPr>
+          <w:rtl/>
+          <w:cs/>
+          <w:lang w:val="ar_AE" w:bidi="ar_AE"/>
+        </w:rPr>
+        <w:t>11:10–16</w:t>
+      </w:r>
       <w:r>
         <w:rPr>
           <w:rtl/>
@@ -3895,20 +3151,14 @@
         </w:rPr>
         <w:t xml:space="preserve">; </w:t>
       </w:r>
-      <w:hyperlink r:id="rId96">
-        <w:r>
-          <w:rPr>
-            <w:rtl/>
-            <w:cs/>
-            <w:lang w:val="ar_AE" w:bidi="ar_AE"/>
-          </w:rPr>
-          <w:rPr>
-            <w:color w:val="0000EE"/>
-            <w:u w:val="single"/>
-          </w:rPr>
-          <w:t>27:12–13</w:t>
-        </w:r>
-      </w:hyperlink>
+      <w:r>
+        <w:rPr>
+          <w:rtl/>
+          <w:cs/>
+          <w:lang w:val="ar_AE" w:bidi="ar_AE"/>
+        </w:rPr>
+        <w:t>27:12–13</w:t>
+      </w:r>
       <w:r>
         <w:rPr>
           <w:rtl/>
@@ -3917,20 +3167,14 @@
         </w:rPr>
         <w:t xml:space="preserve">; </w:t>
       </w:r>
-      <w:hyperlink r:id="rId110">
-        <w:r>
-          <w:rPr>
-            <w:rtl/>
-            <w:cs/>
-            <w:lang w:val="ar_AE" w:bidi="ar_AE"/>
-          </w:rPr>
-          <w:rPr>
-            <w:color w:val="0000EE"/>
-            <w:u w:val="single"/>
-          </w:rPr>
-          <w:t>28:5</w:t>
-        </w:r>
-      </w:hyperlink>
+      <w:r>
+        <w:rPr>
+          <w:rtl/>
+          <w:cs/>
+          <w:lang w:val="ar_AE" w:bidi="ar_AE"/>
+        </w:rPr>
+        <w:t>28:5</w:t>
+      </w:r>
       <w:r>
         <w:rPr>
           <w:rtl/>
@@ -3939,20 +3183,14 @@
         </w:rPr>
         <w:t xml:space="preserve">; </w:t>
       </w:r>
-      <w:hyperlink r:id="rId111">
-        <w:r>
-          <w:rPr>
-            <w:rtl/>
-            <w:cs/>
-            <w:lang w:val="ar_AE" w:bidi="ar_AE"/>
-          </w:rPr>
-          <w:rPr>
-            <w:color w:val="0000EE"/>
-            <w:u w:val="single"/>
-          </w:rPr>
-          <w:t>37:31–32</w:t>
-        </w:r>
-      </w:hyperlink>
+      <w:r>
+        <w:rPr>
+          <w:rtl/>
+          <w:cs/>
+          <w:lang w:val="ar_AE" w:bidi="ar_AE"/>
+        </w:rPr>
+        <w:t>37:31–32</w:t>
+      </w:r>
       <w:r>
         <w:rPr>
           <w:rtl/>
@@ -3961,20 +3199,14 @@
         </w:rPr>
         <w:t xml:space="preserve">; </w:t>
       </w:r>
-      <w:hyperlink r:id="rId112">
-        <w:r>
-          <w:rPr>
-            <w:rtl/>
-            <w:cs/>
-            <w:lang w:val="ar_AE" w:bidi="ar_AE"/>
-          </w:rPr>
-          <w:rPr>
-            <w:color w:val="0000EE"/>
-            <w:u w:val="single"/>
-          </w:rPr>
-          <w:t>46:3–4</w:t>
-        </w:r>
-      </w:hyperlink>
+      <w:r>
+        <w:rPr>
+          <w:rtl/>
+          <w:cs/>
+          <w:lang w:val="ar_AE" w:bidi="ar_AE"/>
+        </w:rPr>
+        <w:t>46:3–4</w:t>
+      </w:r>
       <w:r>
         <w:rPr>
           <w:rtl/>
@@ -3983,20 +3215,14 @@
         </w:rPr>
         <w:t xml:space="preserve">; </w:t>
       </w:r>
-      <w:hyperlink r:id="rId113">
-        <w:r>
-          <w:rPr>
-            <w:rtl/>
-            <w:cs/>
-            <w:lang w:val="ar_AE" w:bidi="ar_AE"/>
-          </w:rPr>
-          <w:rPr>
-            <w:color w:val="0000EE"/>
-            <w:u w:val="single"/>
-          </w:rPr>
-          <w:t>إرميا 6:9</w:t>
-        </w:r>
-      </w:hyperlink>
+      <w:r>
+        <w:rPr>
+          <w:rtl/>
+          <w:cs/>
+          <w:lang w:val="ar_AE" w:bidi="ar_AE"/>
+        </w:rPr>
+        <w:t>إرميا 6:9</w:t>
+      </w:r>
       <w:r>
         <w:rPr>
           <w:rtl/>
@@ -4005,20 +3231,14 @@
         </w:rPr>
         <w:t xml:space="preserve">; </w:t>
       </w:r>
-      <w:hyperlink r:id="rId114">
-        <w:r>
-          <w:rPr>
-            <w:rtl/>
-            <w:cs/>
-            <w:lang w:val="ar_AE" w:bidi="ar_AE"/>
-          </w:rPr>
-          <w:rPr>
-            <w:color w:val="0000EE"/>
-            <w:u w:val="single"/>
-          </w:rPr>
-          <w:t>23:3–4</w:t>
-        </w:r>
-      </w:hyperlink>
+      <w:r>
+        <w:rPr>
+          <w:rtl/>
+          <w:cs/>
+          <w:lang w:val="ar_AE" w:bidi="ar_AE"/>
+        </w:rPr>
+        <w:t>23:3–4</w:t>
+      </w:r>
       <w:r>
         <w:rPr>
           <w:rtl/>
@@ -4027,20 +3247,14 @@
         </w:rPr>
         <w:t xml:space="preserve">; </w:t>
       </w:r>
-      <w:hyperlink r:id="rId115">
-        <w:r>
-          <w:rPr>
-            <w:rtl/>
-            <w:cs/>
-            <w:lang w:val="ar_AE" w:bidi="ar_AE"/>
-          </w:rPr>
-          <w:rPr>
-            <w:color w:val="0000EE"/>
-            <w:u w:val="single"/>
-          </w:rPr>
-          <w:t>31:7–8</w:t>
-        </w:r>
-      </w:hyperlink>
+      <w:r>
+        <w:rPr>
+          <w:rtl/>
+          <w:cs/>
+          <w:lang w:val="ar_AE" w:bidi="ar_AE"/>
+        </w:rPr>
+        <w:t>31:7–8</w:t>
+      </w:r>
       <w:r>
         <w:rPr>
           <w:rtl/>
@@ -4049,20 +3263,14 @@
         </w:rPr>
         <w:t xml:space="preserve">; </w:t>
       </w:r>
-      <w:hyperlink r:id="rId116">
-        <w:r>
-          <w:rPr>
-            <w:rtl/>
-            <w:cs/>
-            <w:lang w:val="ar_AE" w:bidi="ar_AE"/>
-          </w:rPr>
-          <w:rPr>
-            <w:color w:val="0000EE"/>
-            <w:u w:val="single"/>
-          </w:rPr>
-          <w:t>عاموس 5:15</w:t>
-        </w:r>
-      </w:hyperlink>
+      <w:r>
+        <w:rPr>
+          <w:rtl/>
+          <w:cs/>
+          <w:lang w:val="ar_AE" w:bidi="ar_AE"/>
+        </w:rPr>
+        <w:t>عاموس 5:15</w:t>
+      </w:r>
       <w:r>
         <w:rPr>
           <w:rtl/>
@@ -4071,20 +3279,14 @@
         </w:rPr>
         <w:t xml:space="preserve">; </w:t>
       </w:r>
-      <w:hyperlink r:id="rId117">
-        <w:r>
-          <w:rPr>
-            <w:rtl/>
-            <w:cs/>
-            <w:lang w:val="ar_AE" w:bidi="ar_AE"/>
-          </w:rPr>
-          <w:rPr>
-            <w:color w:val="0000EE"/>
-            <w:u w:val="single"/>
-          </w:rPr>
-          <w:t>ميخا 2:12</w:t>
-        </w:r>
-      </w:hyperlink>
+      <w:r>
+        <w:rPr>
+          <w:rtl/>
+          <w:cs/>
+          <w:lang w:val="ar_AE" w:bidi="ar_AE"/>
+        </w:rPr>
+        <w:t>ميخا 2:12</w:t>
+      </w:r>
       <w:r>
         <w:rPr>
           <w:rtl/>
@@ -4093,20 +3295,14 @@
         </w:rPr>
         <w:t xml:space="preserve">; </w:t>
       </w:r>
-      <w:hyperlink r:id="rId118">
-        <w:r>
-          <w:rPr>
-            <w:rtl/>
-            <w:cs/>
-            <w:lang w:val="ar_AE" w:bidi="ar_AE"/>
-          </w:rPr>
-          <w:rPr>
-            <w:color w:val="0000EE"/>
-            <w:u w:val="single"/>
-          </w:rPr>
-          <w:t>4:6–7</w:t>
-        </w:r>
-      </w:hyperlink>
+      <w:r>
+        <w:rPr>
+          <w:rtl/>
+          <w:cs/>
+          <w:lang w:val="ar_AE" w:bidi="ar_AE"/>
+        </w:rPr>
+        <w:t>4:6–7</w:t>
+      </w:r>
       <w:r>
         <w:rPr>
           <w:rtl/>
@@ -4115,20 +3311,14 @@
         </w:rPr>
         <w:t xml:space="preserve">; </w:t>
       </w:r>
-      <w:hyperlink r:id="rId119">
-        <w:r>
-          <w:rPr>
-            <w:rtl/>
-            <w:cs/>
-            <w:lang w:val="ar_AE" w:bidi="ar_AE"/>
-          </w:rPr>
-          <w:rPr>
-            <w:color w:val="0000EE"/>
-            <w:u w:val="single"/>
-          </w:rPr>
-          <w:t>5:7–8</w:t>
-        </w:r>
-      </w:hyperlink>
+      <w:r>
+        <w:rPr>
+          <w:rtl/>
+          <w:cs/>
+          <w:lang w:val="ar_AE" w:bidi="ar_AE"/>
+        </w:rPr>
+        <w:t>5:7–8</w:t>
+      </w:r>
       <w:r>
         <w:rPr>
           <w:rtl/>
@@ -4137,20 +3327,14 @@
         </w:rPr>
         <w:t xml:space="preserve">; </w:t>
       </w:r>
-      <w:hyperlink r:id="rId120">
-        <w:r>
-          <w:rPr>
-            <w:rtl/>
-            <w:cs/>
-            <w:lang w:val="ar_AE" w:bidi="ar_AE"/>
-          </w:rPr>
-          <w:rPr>
-            <w:color w:val="0000EE"/>
-            <w:u w:val="single"/>
-          </w:rPr>
-          <w:t>7:18</w:t>
-        </w:r>
-      </w:hyperlink>
+      <w:r>
+        <w:rPr>
+          <w:rtl/>
+          <w:cs/>
+          <w:lang w:val="ar_AE" w:bidi="ar_AE"/>
+        </w:rPr>
+        <w:t>7:18</w:t>
+      </w:r>
       <w:r>
         <w:rPr>
           <w:rtl/>
@@ -4159,20 +3343,14 @@
         </w:rPr>
         <w:t xml:space="preserve">; </w:t>
       </w:r>
-      <w:hyperlink r:id="rId121">
-        <w:r>
-          <w:rPr>
-            <w:rtl/>
-            <w:cs/>
-            <w:lang w:val="ar_AE" w:bidi="ar_AE"/>
-          </w:rPr>
-          <w:rPr>
-            <w:color w:val="0000EE"/>
-            <w:u w:val="single"/>
-          </w:rPr>
-          <w:t>صفنيا 3:11–13</w:t>
-        </w:r>
-      </w:hyperlink>
+      <w:r>
+        <w:rPr>
+          <w:rtl/>
+          <w:cs/>
+          <w:lang w:val="ar_AE" w:bidi="ar_AE"/>
+        </w:rPr>
+        <w:t>صفنيا 3:11–13</w:t>
+      </w:r>
       <w:r>
         <w:rPr>
           <w:rtl/>
@@ -4256,20 +3434,14 @@
         </w:rPr>
         <w:t>" (</w:t>
       </w:r>
-      <w:hyperlink r:id="rId122">
-        <w:r>
-          <w:rPr>
-            <w:rtl/>
-            <w:cs/>
-            <w:lang w:val="ar_AE" w:bidi="ar_AE"/>
-          </w:rPr>
-          <w:rPr>
-            <w:color w:val="0000EE"/>
-            <w:u w:val="single"/>
-          </w:rPr>
-          <w:t>تكوين 11:4</w:t>
-        </w:r>
-      </w:hyperlink>
+      <w:r>
+        <w:rPr>
+          <w:rtl/>
+          <w:cs/>
+          <w:lang w:val="ar_AE" w:bidi="ar_AE"/>
+        </w:rPr>
+        <w:t>تكوين 11:4</w:t>
+      </w:r>
       <w:r>
         <w:rPr>
           <w:rtl/>
@@ -4310,20 +3482,14 @@
         </w:rPr>
         <w:t>" (</w:t>
       </w:r>
-      <w:hyperlink r:id="rId123">
-        <w:r>
-          <w:rPr>
-            <w:rtl/>
-            <w:cs/>
-            <w:lang w:val="ar_AE" w:bidi="ar_AE"/>
-          </w:rPr>
-          <w:rPr>
-            <w:color w:val="0000EE"/>
-            <w:u w:val="single"/>
-          </w:rPr>
-          <w:t>11:7</w:t>
-        </w:r>
-      </w:hyperlink>
+      <w:r>
+        <w:rPr>
+          <w:rtl/>
+          <w:cs/>
+          <w:lang w:val="ar_AE" w:bidi="ar_AE"/>
+        </w:rPr>
+        <w:t>11:7</w:t>
+      </w:r>
       <w:r>
         <w:rPr>
           <w:rtl/>
@@ -4332,20 +3498,14 @@
         </w:rPr>
         <w:t xml:space="preserve">, </w:t>
       </w:r>
-      <w:hyperlink r:id="rId124">
-        <w:r>
-          <w:rPr>
-            <w:rtl/>
-            <w:cs/>
-            <w:lang w:val="ar_AE" w:bidi="ar_AE"/>
-          </w:rPr>
-          <w:rPr>
-            <w:color w:val="0000EE"/>
-            <w:u w:val="single"/>
-          </w:rPr>
-          <w:t>9</w:t>
-        </w:r>
-      </w:hyperlink>
+      <w:r>
+        <w:rPr>
+          <w:rtl/>
+          <w:cs/>
+          <w:lang w:val="ar_AE" w:bidi="ar_AE"/>
+        </w:rPr>
+        <w:t>9</w:t>
+      </w:r>
       <w:r>
         <w:rPr>
           <w:rtl/>
@@ -4374,20 +3534,14 @@
         </w:rPr>
         <w:t xml:space="preserve">بابل تمثل بداية الاختلافات وسوء الفهم بين الشعوب والأمم بسبب عدم قدرتهم علي فهم لغات وثقافات بعضهم البعض. هذا الانفصال بدأ يتغير فقط عند مجيء ٱلرّوح القدوس (انظر </w:t>
       </w:r>
-      <w:hyperlink r:id="rId125">
-        <w:r>
-          <w:rPr>
-            <w:rtl/>
-            <w:cs/>
-            <w:lang w:val="ar_AE" w:bidi="ar_AE"/>
-          </w:rPr>
-          <w:rPr>
-            <w:color w:val="0000EE"/>
-            <w:u w:val="single"/>
-          </w:rPr>
-          <w:t>أعمال الرسل 2</w:t>
-        </w:r>
-      </w:hyperlink>
+      <w:r>
+        <w:rPr>
+          <w:rtl/>
+          <w:cs/>
+          <w:lang w:val="ar_AE" w:bidi="ar_AE"/>
+        </w:rPr>
+        <w:t>أعمال الرسل 2</w:t>
+      </w:r>
       <w:r>
         <w:rPr>
           <w:rtl/>
@@ -4416,20 +3570,14 @@
         </w:rPr>
         <w:t>بعد أن تفرقت الأمم في بابل، جدد الله علاقته مع البشر من خلال إبراهيم ونسله (</w:t>
       </w:r>
-      <w:hyperlink r:id="rId126">
-        <w:r>
-          <w:rPr>
-            <w:rtl/>
-            <w:cs/>
-            <w:lang w:val="ar_AE" w:bidi="ar_AE"/>
-          </w:rPr>
-          <w:rPr>
-            <w:color w:val="0000EE"/>
-            <w:u w:val="single"/>
-          </w:rPr>
-          <w:t>تكوين 12:1–9</w:t>
-        </w:r>
-      </w:hyperlink>
+      <w:r>
+        <w:rPr>
+          <w:rtl/>
+          <w:cs/>
+          <w:lang w:val="ar_AE" w:bidi="ar_AE"/>
+        </w:rPr>
+        <w:t>تكوين 12:1–9</w:t>
+      </w:r>
       <w:r>
         <w:rPr>
           <w:rtl/>
@@ -4454,20 +3602,14 @@
         </w:rPr>
         <w:t>." لقد عاش بالإيمان بالله، وليس بالفخر بإنجازاته (</w:t>
       </w:r>
-      <w:hyperlink r:id="rId127">
-        <w:r>
-          <w:rPr>
-            <w:rtl/>
-            <w:cs/>
-            <w:lang w:val="ar_AE" w:bidi="ar_AE"/>
-          </w:rPr>
-          <w:rPr>
-            <w:color w:val="0000EE"/>
-            <w:u w:val="single"/>
-          </w:rPr>
-          <w:t>15:6</w:t>
-        </w:r>
-      </w:hyperlink>
+      <w:r>
+        <w:rPr>
+          <w:rtl/>
+          <w:cs/>
+          <w:lang w:val="ar_AE" w:bidi="ar_AE"/>
+        </w:rPr>
+        <w:t>15:6</w:t>
+      </w:r>
       <w:r>
         <w:rPr>
           <w:rtl/>
@@ -4476,20 +3618,14 @@
         </w:rPr>
         <w:t xml:space="preserve">; </w:t>
       </w:r>
-      <w:hyperlink r:id="rId128">
-        <w:r>
-          <w:rPr>
-            <w:rtl/>
-            <w:cs/>
-            <w:lang w:val="ar_AE" w:bidi="ar_AE"/>
-          </w:rPr>
-          <w:rPr>
-            <w:color w:val="0000EE"/>
-            <w:u w:val="single"/>
-          </w:rPr>
-          <w:t>17:1</w:t>
-        </w:r>
-      </w:hyperlink>
+      <w:r>
+        <w:rPr>
+          <w:rtl/>
+          <w:cs/>
+          <w:lang w:val="ar_AE" w:bidi="ar_AE"/>
+        </w:rPr>
+        <w:t>17:1</w:t>
+      </w:r>
       <w:r>
         <w:rPr>
           <w:rtl/>
@@ -4498,20 +3634,14 @@
         </w:rPr>
         <w:t xml:space="preserve">; </w:t>
       </w:r>
-      <w:hyperlink r:id="rId129">
-        <w:r>
-          <w:rPr>
-            <w:rtl/>
-            <w:cs/>
-            <w:lang w:val="ar_AE" w:bidi="ar_AE"/>
-          </w:rPr>
-          <w:rPr>
-            <w:color w:val="0000EE"/>
-            <w:u w:val="single"/>
-          </w:rPr>
-          <w:t>18:19</w:t>
-        </w:r>
-      </w:hyperlink>
+      <w:r>
+        <w:rPr>
+          <w:rtl/>
+          <w:cs/>
+          <w:lang w:val="ar_AE" w:bidi="ar_AE"/>
+        </w:rPr>
+        <w:t>18:19</w:t>
+      </w:r>
       <w:r>
         <w:rPr>
           <w:rtl/>
@@ -4520,20 +3650,14 @@
         </w:rPr>
         <w:t xml:space="preserve">; </w:t>
       </w:r>
-      <w:hyperlink r:id="rId130">
-        <w:r>
-          <w:rPr>
-            <w:rtl/>
-            <w:cs/>
-            <w:lang w:val="ar_AE" w:bidi="ar_AE"/>
-          </w:rPr>
-          <w:rPr>
-            <w:color w:val="0000EE"/>
-            <w:u w:val="single"/>
-          </w:rPr>
-          <w:t>26:5</w:t>
-        </w:r>
-      </w:hyperlink>
+      <w:r>
+        <w:rPr>
+          <w:rtl/>
+          <w:cs/>
+          <w:lang w:val="ar_AE" w:bidi="ar_AE"/>
+        </w:rPr>
+        <w:t>26:5</w:t>
+      </w:r>
       <w:r>
         <w:rPr>
           <w:rtl/>
@@ -4575,20 +3699,14 @@
           <w:lang w:val="ar_AE" w:bidi="ar_AE"/>
         </w:rPr>
       </w:r>
-      <w:hyperlink r:id="rId131">
-        <w:r>
-          <w:rPr>
-            <w:rtl/>
-            <w:cs/>
-            <w:lang w:val="ar_AE" w:bidi="ar_AE"/>
-          </w:rPr>
-          <w:rPr>
-            <w:color w:val="0000EE"/>
-            <w:u w:val="single"/>
-          </w:rPr>
-          <w:t>تكوين 11:1–9</w:t>
-        </w:r>
-      </w:hyperlink>
+      <w:r>
+        <w:rPr>
+          <w:rtl/>
+          <w:cs/>
+          <w:lang w:val="ar_AE" w:bidi="ar_AE"/>
+        </w:rPr>
+        <w:t>تكوين 11:1–9</w:t>
+      </w:r>
       <w:r>
         <w:rPr>
           <w:rtl/>
@@ -4656,20 +3774,14 @@
         </w:rPr>
         <w:t>لم يستطع معزّو أيوب قبول فكرة أن الإنسان في العموم يمكن أن يكون بريئًا حقًا (</w:t>
       </w:r>
-      <w:hyperlink r:id="rId132">
-        <w:r>
-          <w:rPr>
-            <w:rtl/>
-            <w:cs/>
-            <w:lang w:val="ar_AE" w:bidi="ar_AE"/>
-          </w:rPr>
-          <w:rPr>
-            <w:color w:val="0000EE"/>
-            <w:u w:val="single"/>
-          </w:rPr>
-          <w:t>أيوب 4:17–19</w:t>
-        </w:r>
-      </w:hyperlink>
+      <w:r>
+        <w:rPr>
+          <w:rtl/>
+          <w:cs/>
+          <w:lang w:val="ar_AE" w:bidi="ar_AE"/>
+        </w:rPr>
+        <w:t>أيوب 4:17–19</w:t>
+      </w:r>
       <w:r>
         <w:rPr>
           <w:rtl/>
@@ -4678,20 +3790,14 @@
         </w:rPr>
         <w:t xml:space="preserve">; </w:t>
       </w:r>
-      <w:hyperlink r:id="rId133">
-        <w:r>
-          <w:rPr>
-            <w:rtl/>
-            <w:cs/>
-            <w:lang w:val="ar_AE" w:bidi="ar_AE"/>
-          </w:rPr>
-          <w:rPr>
-            <w:color w:val="0000EE"/>
-            <w:u w:val="single"/>
-          </w:rPr>
-          <w:t>15:14–16</w:t>
-        </w:r>
-      </w:hyperlink>
+      <w:r>
+        <w:rPr>
+          <w:rtl/>
+          <w:cs/>
+          <w:lang w:val="ar_AE" w:bidi="ar_AE"/>
+        </w:rPr>
+        <w:t>15:14–16</w:t>
+      </w:r>
       <w:r>
         <w:rPr>
           <w:rtl/>
@@ -4700,20 +3806,14 @@
         </w:rPr>
         <w:t xml:space="preserve">; </w:t>
       </w:r>
-      <w:hyperlink r:id="rId134">
-        <w:r>
-          <w:rPr>
-            <w:rtl/>
-            <w:cs/>
-            <w:lang w:val="ar_AE" w:bidi="ar_AE"/>
-          </w:rPr>
-          <w:rPr>
-            <w:color w:val="0000EE"/>
-            <w:u w:val="single"/>
-          </w:rPr>
-          <w:t>25:4–6</w:t>
-        </w:r>
-      </w:hyperlink>
+      <w:r>
+        <w:rPr>
+          <w:rtl/>
+          <w:cs/>
+          <w:lang w:val="ar_AE" w:bidi="ar_AE"/>
+        </w:rPr>
+        <w:t>25:4–6</w:t>
+      </w:r>
       <w:r>
         <w:rPr>
           <w:rtl/>
@@ -4754,20 +3854,14 @@
         </w:rPr>
         <w:t>" (</w:t>
       </w:r>
-      <w:hyperlink r:id="rId135">
-        <w:r>
-          <w:rPr>
-            <w:rtl/>
-            <w:cs/>
-            <w:lang w:val="ar_AE" w:bidi="ar_AE"/>
-          </w:rPr>
-          <w:rPr>
-            <w:color w:val="0000EE"/>
-            <w:u w:val="single"/>
-          </w:rPr>
-          <w:t>رومية 3:10</w:t>
-        </w:r>
-      </w:hyperlink>
+      <w:r>
+        <w:rPr>
+          <w:rtl/>
+          <w:cs/>
+          <w:lang w:val="ar_AE" w:bidi="ar_AE"/>
+        </w:rPr>
+        <w:t>رومية 3:10</w:t>
+      </w:r>
       <w:r>
         <w:rPr>
           <w:rtl/>
@@ -4776,20 +3870,14 @@
         </w:rPr>
         <w:t xml:space="preserve">, </w:t>
       </w:r>
-      <w:hyperlink r:id="rId136">
-        <w:r>
-          <w:rPr>
-            <w:rtl/>
-            <w:cs/>
-            <w:lang w:val="ar_AE" w:bidi="ar_AE"/>
-          </w:rPr>
-          <w:rPr>
-            <w:color w:val="0000EE"/>
-            <w:u w:val="single"/>
-          </w:rPr>
-          <w:t>23</w:t>
-        </w:r>
-      </w:hyperlink>
+      <w:r>
+        <w:rPr>
+          <w:rtl/>
+          <w:cs/>
+          <w:lang w:val="ar_AE" w:bidi="ar_AE"/>
+        </w:rPr>
+        <w:t>23</w:t>
+      </w:r>
       <w:r>
         <w:rPr>
           <w:rtl/>
@@ -4818,20 +3906,14 @@
         </w:rPr>
         <w:t>لقد أساء إليفاز وأصدقائه الآخرون فهم موقف أيوب. فعندما أنكروا إمكانية أن يكون أيوب بارًّا أو طاهرًا، كانوا يشيرون إلى الفارق المُطلق بين الخالق (الله) والمخلوق (الإنسان). أما أيوب فلم يكن يدّعي الكمال أو الطهارة التامة، بل اعترف بخطاياه عندما كان صغيرًا (</w:t>
       </w:r>
-      <w:hyperlink r:id="rId137">
-        <w:r>
-          <w:rPr>
-            <w:rtl/>
-            <w:cs/>
-            <w:lang w:val="ar_AE" w:bidi="ar_AE"/>
-          </w:rPr>
-          <w:rPr>
-            <w:color w:val="0000EE"/>
-            <w:u w:val="single"/>
-          </w:rPr>
-          <w:t>أيّوب 13:26</w:t>
-        </w:r>
-      </w:hyperlink>
+      <w:r>
+        <w:rPr>
+          <w:rtl/>
+          <w:cs/>
+          <w:lang w:val="ar_AE" w:bidi="ar_AE"/>
+        </w:rPr>
+        <w:t>أيّوب 13:26</w:t>
+      </w:r>
       <w:r>
         <w:rPr>
           <w:rtl/>
@@ -4840,20 +3922,14 @@
         </w:rPr>
         <w:t>). وكان يدرك حاجته إلى أن يغفر الله له خطاياه وأن يزيل عنه إثمه (</w:t>
       </w:r>
-      <w:hyperlink r:id="rId138">
-        <w:r>
-          <w:rPr>
-            <w:rtl/>
-            <w:cs/>
-            <w:lang w:val="ar_AE" w:bidi="ar_AE"/>
-          </w:rPr>
-          <w:rPr>
-            <w:color w:val="0000EE"/>
-            <w:u w:val="single"/>
-          </w:rPr>
-          <w:t>14:16–17</w:t>
-        </w:r>
-      </w:hyperlink>
+      <w:r>
+        <w:rPr>
+          <w:rtl/>
+          <w:cs/>
+          <w:lang w:val="ar_AE" w:bidi="ar_AE"/>
+        </w:rPr>
+        <w:t>14:16–17</w:t>
+      </w:r>
       <w:r>
         <w:rPr>
           <w:rtl/>
@@ -4882,20 +3958,14 @@
         </w:rPr>
         <w:t>في الوقت نفسه، كان أيّوب غالبًا ما يعلن عن أمانته وبره من جهة علاقته مع الله (</w:t>
       </w:r>
-      <w:hyperlink r:id="rId139">
-        <w:r>
-          <w:rPr>
-            <w:rtl/>
-            <w:cs/>
-            <w:lang w:val="ar_AE" w:bidi="ar_AE"/>
-          </w:rPr>
-          <w:rPr>
-            <w:color w:val="0000EE"/>
-            <w:u w:val="single"/>
-          </w:rPr>
-          <w:t>أيّوب 13:14–18</w:t>
-        </w:r>
-      </w:hyperlink>
+      <w:r>
+        <w:rPr>
+          <w:rtl/>
+          <w:cs/>
+          <w:lang w:val="ar_AE" w:bidi="ar_AE"/>
+        </w:rPr>
+        <w:t>أيّوب 13:14–18</w:t>
+      </w:r>
       <w:r>
         <w:rPr>
           <w:rtl/>
@@ -4904,20 +3974,14 @@
         </w:rPr>
         <w:t xml:space="preserve">; </w:t>
       </w:r>
-      <w:hyperlink r:id="rId140">
-        <w:r>
-          <w:rPr>
-            <w:rtl/>
-            <w:cs/>
-            <w:lang w:val="ar_AE" w:bidi="ar_AE"/>
-          </w:rPr>
-          <w:rPr>
-            <w:color w:val="0000EE"/>
-            <w:u w:val="single"/>
-          </w:rPr>
-          <w:t>23:10–12</w:t>
-        </w:r>
-      </w:hyperlink>
+      <w:r>
+        <w:rPr>
+          <w:rtl/>
+          <w:cs/>
+          <w:lang w:val="ar_AE" w:bidi="ar_AE"/>
+        </w:rPr>
+        <w:t>23:10–12</w:t>
+      </w:r>
       <w:r>
         <w:rPr>
           <w:rtl/>
@@ -4926,20 +3990,14 @@
         </w:rPr>
         <w:t xml:space="preserve">; </w:t>
       </w:r>
-      <w:hyperlink r:id="rId141">
-        <w:r>
-          <w:rPr>
-            <w:rtl/>
-            <w:cs/>
-            <w:lang w:val="ar_AE" w:bidi="ar_AE"/>
-          </w:rPr>
-          <w:rPr>
-            <w:color w:val="0000EE"/>
-            <w:u w:val="single"/>
-          </w:rPr>
-          <w:t>27:3–6</w:t>
-        </w:r>
-      </w:hyperlink>
+      <w:r>
+        <w:rPr>
+          <w:rtl/>
+          <w:cs/>
+          <w:lang w:val="ar_AE" w:bidi="ar_AE"/>
+        </w:rPr>
+        <w:t>27:3–6</w:t>
+      </w:r>
       <w:r>
         <w:rPr>
           <w:rtl/>
@@ -4948,20 +4006,14 @@
         </w:rPr>
         <w:t xml:space="preserve">; </w:t>
       </w:r>
-      <w:hyperlink r:id="rId142">
-        <w:r>
-          <w:rPr>
-            <w:rtl/>
-            <w:cs/>
-            <w:lang w:val="ar_AE" w:bidi="ar_AE"/>
-          </w:rPr>
-          <w:rPr>
-            <w:color w:val="0000EE"/>
-            <w:u w:val="single"/>
-          </w:rPr>
-          <w:t>31:1–40</w:t>
-        </w:r>
-      </w:hyperlink>
+      <w:r>
+        <w:rPr>
+          <w:rtl/>
+          <w:cs/>
+          <w:lang w:val="ar_AE" w:bidi="ar_AE"/>
+        </w:rPr>
+        <w:t>31:1–40</w:t>
+      </w:r>
       <w:r>
         <w:rPr>
           <w:rtl/>
@@ -4970,20 +4022,14 @@
         </w:rPr>
         <w:t>). حتى أليفاز اعترف بأن أيّوب عاش حياة مستقيمة (</w:t>
       </w:r>
-      <w:hyperlink r:id="rId143">
-        <w:r>
-          <w:rPr>
-            <w:rtl/>
-            <w:cs/>
-            <w:lang w:val="ar_AE" w:bidi="ar_AE"/>
-          </w:rPr>
-          <w:rPr>
-            <w:color w:val="0000EE"/>
-            <w:u w:val="single"/>
-          </w:rPr>
-          <w:t>4:6</w:t>
-        </w:r>
-      </w:hyperlink>
+      <w:r>
+        <w:rPr>
+          <w:rtl/>
+          <w:cs/>
+          <w:lang w:val="ar_AE" w:bidi="ar_AE"/>
+        </w:rPr>
+        <w:t>4:6</w:t>
+      </w:r>
       <w:r>
         <w:rPr>
           <w:rtl/>
@@ -4992,20 +4038,14 @@
         </w:rPr>
         <w:t>). لقد قاده إيمانه إلى السعي للمثول أمام الله، مؤمنًا بعدالة الله رغم الآمه. وظل يتمسك بالرجاء في وجود فادٍ (</w:t>
       </w:r>
-      <w:hyperlink r:id="rId144">
-        <w:r>
-          <w:rPr>
-            <w:rtl/>
-            <w:cs/>
-            <w:lang w:val="ar_AE" w:bidi="ar_AE"/>
-          </w:rPr>
-          <w:rPr>
-            <w:color w:val="0000EE"/>
-            <w:u w:val="single"/>
-          </w:rPr>
-          <w:t>19:25</w:t>
-        </w:r>
-      </w:hyperlink>
+      <w:r>
+        <w:rPr>
+          <w:rtl/>
+          <w:cs/>
+          <w:lang w:val="ar_AE" w:bidi="ar_AE"/>
+        </w:rPr>
+        <w:t>19:25</w:t>
+      </w:r>
       <w:r>
         <w:rPr>
           <w:rtl/>
@@ -5034,20 +4074,14 @@
         </w:rPr>
         <w:t>قد تتطلب عدالة الله وسيطًا، وقد لا تظهر بالكامل قبل الموت (</w:t>
       </w:r>
-      <w:hyperlink r:id="rId145">
-        <w:r>
-          <w:rPr>
-            <w:rtl/>
-            <w:cs/>
-            <w:lang w:val="ar_AE" w:bidi="ar_AE"/>
-          </w:rPr>
-          <w:rPr>
-            <w:color w:val="0000EE"/>
-            <w:u w:val="single"/>
-          </w:rPr>
-          <w:t>أيوب 9:33–35</w:t>
-        </w:r>
-      </w:hyperlink>
+      <w:r>
+        <w:rPr>
+          <w:rtl/>
+          <w:cs/>
+          <w:lang w:val="ar_AE" w:bidi="ar_AE"/>
+        </w:rPr>
+        <w:t>أيوب 9:33–35</w:t>
+      </w:r>
       <w:r>
         <w:rPr>
           <w:rtl/>
@@ -5056,20 +4090,14 @@
         </w:rPr>
         <w:t xml:space="preserve">; </w:t>
       </w:r>
-      <w:hyperlink r:id="rId146">
-        <w:r>
-          <w:rPr>
-            <w:rtl/>
-            <w:cs/>
-            <w:lang w:val="ar_AE" w:bidi="ar_AE"/>
-          </w:rPr>
-          <w:rPr>
-            <w:color w:val="0000EE"/>
-            <w:u w:val="single"/>
-          </w:rPr>
-          <w:t>19:26</w:t>
-        </w:r>
-      </w:hyperlink>
+      <w:r>
+        <w:rPr>
+          <w:rtl/>
+          <w:cs/>
+          <w:lang w:val="ar_AE" w:bidi="ar_AE"/>
+        </w:rPr>
+        <w:t>19:26</w:t>
+      </w:r>
       <w:r>
         <w:rPr>
           <w:rtl/>
@@ -5078,20 +4106,14 @@
         </w:rPr>
         <w:t>). لكن أيوب كان واثقًا من أن براءته ستُثبَت. لقد عاش "بالإيمان، لا بالعيان" (</w:t>
       </w:r>
-      <w:hyperlink r:id="rId147">
-        <w:r>
-          <w:rPr>
-            <w:rtl/>
-            <w:cs/>
-            <w:lang w:val="ar_AE" w:bidi="ar_AE"/>
-          </w:rPr>
-          <w:rPr>
-            <w:color w:val="0000EE"/>
-            <w:u w:val="single"/>
-          </w:rPr>
-          <w:t>2 كورنثوس 5:7</w:t>
-        </w:r>
-      </w:hyperlink>
+      <w:r>
+        <w:rPr>
+          <w:rtl/>
+          <w:cs/>
+          <w:lang w:val="ar_AE" w:bidi="ar_AE"/>
+        </w:rPr>
+        <w:t>2 كورنثوس 5:7</w:t>
+      </w:r>
       <w:r>
         <w:rPr>
           <w:rtl/>
@@ -5100,20 +4122,14 @@
         </w:rPr>
         <w:t xml:space="preserve">; انظر أيضًا </w:t>
       </w:r>
-      <w:hyperlink r:id="rId148">
-        <w:r>
-          <w:rPr>
-            <w:rtl/>
-            <w:cs/>
-            <w:lang w:val="ar_AE" w:bidi="ar_AE"/>
-          </w:rPr>
-          <w:rPr>
-            <w:color w:val="0000EE"/>
-            <w:u w:val="single"/>
-          </w:rPr>
-          <w:t>رومية 8:24</w:t>
-        </w:r>
-      </w:hyperlink>
+      <w:r>
+        <w:rPr>
+          <w:rtl/>
+          <w:cs/>
+          <w:lang w:val="ar_AE" w:bidi="ar_AE"/>
+        </w:rPr>
+        <w:t>رومية 8:24</w:t>
+      </w:r>
       <w:r>
         <w:rPr>
           <w:rtl/>
@@ -5122,20 +4138,14 @@
         </w:rPr>
         <w:t xml:space="preserve">; </w:t>
       </w:r>
-      <w:hyperlink r:id="rId149">
-        <w:r>
-          <w:rPr>
-            <w:rtl/>
-            <w:cs/>
-            <w:lang w:val="ar_AE" w:bidi="ar_AE"/>
-          </w:rPr>
-          <w:rPr>
-            <w:color w:val="0000EE"/>
-            <w:u w:val="single"/>
-          </w:rPr>
-          <w:t>1 كورنثوس 13:12</w:t>
-        </w:r>
-      </w:hyperlink>
+      <w:r>
+        <w:rPr>
+          <w:rtl/>
+          <w:cs/>
+          <w:lang w:val="ar_AE" w:bidi="ar_AE"/>
+        </w:rPr>
+        <w:t>1 كورنثوس 13:12</w:t>
+      </w:r>
       <w:r>
         <w:rPr>
           <w:rtl/>
@@ -5144,20 +4154,14 @@
         </w:rPr>
         <w:t xml:space="preserve">; </w:t>
       </w:r>
-      <w:hyperlink r:id="rId150">
-        <w:r>
-          <w:rPr>
-            <w:rtl/>
-            <w:cs/>
-            <w:lang w:val="ar_AE" w:bidi="ar_AE"/>
-          </w:rPr>
-          <w:rPr>
-            <w:color w:val="0000EE"/>
-            <w:u w:val="single"/>
-          </w:rPr>
-          <w:t>2 كورنثوس 4:18</w:t>
-        </w:r>
-      </w:hyperlink>
+      <w:r>
+        <w:rPr>
+          <w:rtl/>
+          <w:cs/>
+          <w:lang w:val="ar_AE" w:bidi="ar_AE"/>
+        </w:rPr>
+        <w:t>2 كورنثوس 4:18</w:t>
+      </w:r>
       <w:r>
         <w:rPr>
           <w:rtl/>
@@ -5166,20 +4170,14 @@
         </w:rPr>
         <w:t xml:space="preserve">; </w:t>
       </w:r>
-      <w:hyperlink r:id="rId151">
-        <w:r>
-          <w:rPr>
-            <w:rtl/>
-            <w:cs/>
-            <w:lang w:val="ar_AE" w:bidi="ar_AE"/>
-          </w:rPr>
-          <w:rPr>
-            <w:color w:val="0000EE"/>
-            <w:u w:val="single"/>
-          </w:rPr>
-          <w:t>عبرانيين 11:1–2</w:t>
-        </w:r>
-      </w:hyperlink>
+      <w:r>
+        <w:rPr>
+          <w:rtl/>
+          <w:cs/>
+          <w:lang w:val="ar_AE" w:bidi="ar_AE"/>
+        </w:rPr>
+        <w:t>عبرانيين 11:1–2</w:t>
+      </w:r>
       <w:r>
         <w:rPr>
           <w:rtl/>
@@ -5188,20 +4186,14 @@
         </w:rPr>
         <w:t xml:space="preserve">; </w:t>
       </w:r>
-      <w:hyperlink r:id="rId152">
-        <w:r>
-          <w:rPr>
-            <w:rtl/>
-            <w:cs/>
-            <w:lang w:val="ar_AE" w:bidi="ar_AE"/>
-          </w:rPr>
-          <w:rPr>
-            <w:color w:val="0000EE"/>
-            <w:u w:val="single"/>
-          </w:rPr>
-          <w:t>1 بطرس 1:6–8</w:t>
-        </w:r>
-      </w:hyperlink>
+      <w:r>
+        <w:rPr>
+          <w:rtl/>
+          <w:cs/>
+          <w:lang w:val="ar_AE" w:bidi="ar_AE"/>
+        </w:rPr>
+        <w:t>1 بطرس 1:6–8</w:t>
+      </w:r>
       <w:r>
         <w:rPr>
           <w:rtl/>
@@ -5246,20 +4238,14 @@
         </w:rPr>
         <w:t>" (</w:t>
       </w:r>
-      <w:hyperlink r:id="rId153">
-        <w:r>
-          <w:rPr>
-            <w:rtl/>
-            <w:cs/>
-            <w:lang w:val="ar_AE" w:bidi="ar_AE"/>
-          </w:rPr>
-          <w:rPr>
-            <w:color w:val="0000EE"/>
-            <w:u w:val="single"/>
-          </w:rPr>
-          <w:t>أيوب 1:1</w:t>
-        </w:r>
-      </w:hyperlink>
+      <w:r>
+        <w:rPr>
+          <w:rtl/>
+          <w:cs/>
+          <w:lang w:val="ar_AE" w:bidi="ar_AE"/>
+        </w:rPr>
+        <w:t>أيوب 1:1</w:t>
+      </w:r>
       <w:r>
         <w:rPr>
           <w:rtl/>
@@ -5268,20 +4254,14 @@
         </w:rPr>
         <w:t xml:space="preserve">, </w:t>
       </w:r>
-      <w:hyperlink r:id="rId154">
-        <w:r>
-          <w:rPr>
-            <w:rtl/>
-            <w:cs/>
-            <w:lang w:val="ar_AE" w:bidi="ar_AE"/>
-          </w:rPr>
-          <w:rPr>
-            <w:color w:val="0000EE"/>
-            <w:u w:val="single"/>
-          </w:rPr>
-          <w:t>8</w:t>
-        </w:r>
-      </w:hyperlink>
+      <w:r>
+        <w:rPr>
+          <w:rtl/>
+          <w:cs/>
+          <w:lang w:val="ar_AE" w:bidi="ar_AE"/>
+        </w:rPr>
+        <w:t>8</w:t>
+      </w:r>
       <w:r>
         <w:rPr>
           <w:rtl/>
@@ -5290,20 +4270,14 @@
         </w:rPr>
         <w:t xml:space="preserve">; </w:t>
       </w:r>
-      <w:hyperlink r:id="rId155">
-        <w:r>
-          <w:rPr>
-            <w:rtl/>
-            <w:cs/>
-            <w:lang w:val="ar_AE" w:bidi="ar_AE"/>
-          </w:rPr>
-          <w:rPr>
-            <w:color w:val="0000EE"/>
-            <w:u w:val="single"/>
-          </w:rPr>
-          <w:t>2:3</w:t>
-        </w:r>
-      </w:hyperlink>
+      <w:r>
+        <w:rPr>
+          <w:rtl/>
+          <w:cs/>
+          <w:lang w:val="ar_AE" w:bidi="ar_AE"/>
+        </w:rPr>
+        <w:t>2:3</w:t>
+      </w:r>
       <w:r>
         <w:rPr>
           <w:rtl/>
@@ -5312,20 +4286,14 @@
         </w:rPr>
         <w:t xml:space="preserve">; </w:t>
       </w:r>
-      <w:hyperlink r:id="rId156">
-        <w:r>
-          <w:rPr>
-            <w:rtl/>
-            <w:cs/>
-            <w:lang w:val="ar_AE" w:bidi="ar_AE"/>
-          </w:rPr>
-          <w:rPr>
-            <w:color w:val="0000EE"/>
-            <w:u w:val="single"/>
-          </w:rPr>
-          <w:t>42:7–8</w:t>
-        </w:r>
-      </w:hyperlink>
+      <w:r>
+        <w:rPr>
+          <w:rtl/>
+          <w:cs/>
+          <w:lang w:val="ar_AE" w:bidi="ar_AE"/>
+        </w:rPr>
+        <w:t>42:7–8</w:t>
+      </w:r>
       <w:r>
         <w:rPr>
           <w:rtl/>
@@ -5334,20 +4302,14 @@
         </w:rPr>
         <w:t xml:space="preserve">). ويفعل الله الأمر نفسه معنا عندما نضع، مثل أيوب، ثقتنا الكاملة فيه (انظر </w:t>
       </w:r>
-      <w:hyperlink r:id="rId157">
-        <w:r>
-          <w:rPr>
-            <w:rtl/>
-            <w:cs/>
-            <w:lang w:val="ar_AE" w:bidi="ar_AE"/>
-          </w:rPr>
-          <w:rPr>
-            <w:color w:val="0000EE"/>
-            <w:u w:val="single"/>
-          </w:rPr>
-          <w:t>رومية 4:4–5</w:t>
-        </w:r>
-      </w:hyperlink>
+      <w:r>
+        <w:rPr>
+          <w:rtl/>
+          <w:cs/>
+          <w:lang w:val="ar_AE" w:bidi="ar_AE"/>
+        </w:rPr>
+        <w:t>رومية 4:4–5</w:t>
+      </w:r>
       <w:r>
         <w:rPr>
           <w:rtl/>
@@ -5356,20 +4318,14 @@
         </w:rPr>
         <w:t xml:space="preserve">; </w:t>
       </w:r>
-      <w:hyperlink r:id="rId158">
-        <w:r>
-          <w:rPr>
-            <w:rtl/>
-            <w:cs/>
-            <w:lang w:val="ar_AE" w:bidi="ar_AE"/>
-          </w:rPr>
-          <w:rPr>
-            <w:color w:val="0000EE"/>
-            <w:u w:val="single"/>
-          </w:rPr>
-          <w:t>يعقوب 2:23</w:t>
-        </w:r>
-      </w:hyperlink>
+      <w:r>
+        <w:rPr>
+          <w:rtl/>
+          <w:cs/>
+          <w:lang w:val="ar_AE" w:bidi="ar_AE"/>
+        </w:rPr>
+        <w:t>يعقوب 2:23</w:t>
+      </w:r>
       <w:r>
         <w:rPr>
           <w:rtl/>
@@ -5411,20 +4367,14 @@
           <w:lang w:val="ar_AE" w:bidi="ar_AE"/>
         </w:rPr>
       </w:r>
-      <w:hyperlink r:id="rId159">
-        <w:r>
-          <w:rPr>
-            <w:rtl/>
-            <w:cs/>
-            <w:lang w:val="ar_AE" w:bidi="ar_AE"/>
-          </w:rPr>
-          <w:rPr>
-            <w:color w:val="0000EE"/>
-            <w:u w:val="single"/>
-          </w:rPr>
-          <w:t>1 ملوك 8:46</w:t>
-        </w:r>
-      </w:hyperlink>
+      <w:r>
+        <w:rPr>
+          <w:rtl/>
+          <w:cs/>
+          <w:lang w:val="ar_AE" w:bidi="ar_AE"/>
+        </w:rPr>
+        <w:t>1 ملوك 8:46</w:t>
+      </w:r>
       <w:r>
         <w:rPr>
           <w:rtl/>
@@ -5433,20 +4383,14 @@
         </w:rPr>
         <w:t xml:space="preserve">; </w:t>
       </w:r>
-      <w:hyperlink r:id="rId153">
-        <w:r>
-          <w:rPr>
-            <w:rtl/>
-            <w:cs/>
-            <w:lang w:val="ar_AE" w:bidi="ar_AE"/>
-          </w:rPr>
-          <w:rPr>
-            <w:color w:val="0000EE"/>
-            <w:u w:val="single"/>
-          </w:rPr>
-          <w:t>أيوب 1:1</w:t>
-        </w:r>
-      </w:hyperlink>
+      <w:r>
+        <w:rPr>
+          <w:rtl/>
+          <w:cs/>
+          <w:lang w:val="ar_AE" w:bidi="ar_AE"/>
+        </w:rPr>
+        <w:t>أيوب 1:1</w:t>
+      </w:r>
       <w:r>
         <w:rPr>
           <w:rtl/>
@@ -5455,20 +4399,14 @@
         </w:rPr>
         <w:t xml:space="preserve">, </w:t>
       </w:r>
-      <w:hyperlink r:id="rId160">
-        <w:r>
-          <w:rPr>
-            <w:rtl/>
-            <w:cs/>
-            <w:lang w:val="ar_AE" w:bidi="ar_AE"/>
-          </w:rPr>
-          <w:rPr>
-            <w:color w:val="0000EE"/>
-            <w:u w:val="single"/>
-          </w:rPr>
-          <w:t>8–11</w:t>
-        </w:r>
-      </w:hyperlink>
+      <w:r>
+        <w:rPr>
+          <w:rtl/>
+          <w:cs/>
+          <w:lang w:val="ar_AE" w:bidi="ar_AE"/>
+        </w:rPr>
+        <w:t>8–11</w:t>
+      </w:r>
       <w:r>
         <w:rPr>
           <w:rtl/>
@@ -5477,20 +4415,14 @@
         </w:rPr>
         <w:t xml:space="preserve">; </w:t>
       </w:r>
-      <w:hyperlink r:id="rId161">
-        <w:r>
-          <w:rPr>
-            <w:rtl/>
-            <w:cs/>
-            <w:lang w:val="ar_AE" w:bidi="ar_AE"/>
-          </w:rPr>
-          <w:rPr>
-            <w:color w:val="0000EE"/>
-            <w:u w:val="single"/>
-          </w:rPr>
-          <w:t>2:3–5</w:t>
-        </w:r>
-      </w:hyperlink>
+      <w:r>
+        <w:rPr>
+          <w:rtl/>
+          <w:cs/>
+          <w:lang w:val="ar_AE" w:bidi="ar_AE"/>
+        </w:rPr>
+        <w:t>2:3–5</w:t>
+      </w:r>
       <w:r>
         <w:rPr>
           <w:rtl/>
@@ -5499,20 +4431,14 @@
         </w:rPr>
         <w:t xml:space="preserve">; </w:t>
       </w:r>
-      <w:hyperlink r:id="rId143">
-        <w:r>
-          <w:rPr>
-            <w:rtl/>
-            <w:cs/>
-            <w:lang w:val="ar_AE" w:bidi="ar_AE"/>
-          </w:rPr>
-          <w:rPr>
-            <w:color w:val="0000EE"/>
-            <w:u w:val="single"/>
-          </w:rPr>
-          <w:t>4:6</w:t>
-        </w:r>
-      </w:hyperlink>
+      <w:r>
+        <w:rPr>
+          <w:rtl/>
+          <w:cs/>
+          <w:lang w:val="ar_AE" w:bidi="ar_AE"/>
+        </w:rPr>
+        <w:t>4:6</w:t>
+      </w:r>
       <w:r>
         <w:rPr>
           <w:rtl/>
@@ -5521,20 +4447,14 @@
         </w:rPr>
         <w:t xml:space="preserve">; </w:t>
       </w:r>
-      <w:hyperlink r:id="rId162">
-        <w:r>
-          <w:rPr>
-            <w:rtl/>
-            <w:cs/>
-            <w:lang w:val="ar_AE" w:bidi="ar_AE"/>
-          </w:rPr>
-          <w:rPr>
-            <w:color w:val="0000EE"/>
-            <w:u w:val="single"/>
-          </w:rPr>
-          <w:t>9:33–34</w:t>
-        </w:r>
-      </w:hyperlink>
+      <w:r>
+        <w:rPr>
+          <w:rtl/>
+          <w:cs/>
+          <w:lang w:val="ar_AE" w:bidi="ar_AE"/>
+        </w:rPr>
+        <w:t>9:33–34</w:t>
+      </w:r>
       <w:r>
         <w:rPr>
           <w:rtl/>
@@ -5543,20 +4463,14 @@
         </w:rPr>
         <w:t xml:space="preserve">; </w:t>
       </w:r>
-      <w:hyperlink r:id="rId163">
-        <w:r>
-          <w:rPr>
-            <w:rtl/>
-            <w:cs/>
-            <w:lang w:val="ar_AE" w:bidi="ar_AE"/>
-          </w:rPr>
-          <w:rPr>
-            <w:color w:val="0000EE"/>
-            <w:u w:val="single"/>
-          </w:rPr>
-          <w:t>13:18</w:t>
-        </w:r>
-      </w:hyperlink>
+      <w:r>
+        <w:rPr>
+          <w:rtl/>
+          <w:cs/>
+          <w:lang w:val="ar_AE" w:bidi="ar_AE"/>
+        </w:rPr>
+        <w:t>13:18</w:t>
+      </w:r>
       <w:r>
         <w:rPr>
           <w:rtl/>
@@ -5565,20 +4479,14 @@
         </w:rPr>
         <w:t xml:space="preserve">; </w:t>
       </w:r>
-      <w:hyperlink r:id="rId138">
-        <w:r>
-          <w:rPr>
-            <w:rtl/>
-            <w:cs/>
-            <w:lang w:val="ar_AE" w:bidi="ar_AE"/>
-          </w:rPr>
-          <w:rPr>
-            <w:color w:val="0000EE"/>
-            <w:u w:val="single"/>
-          </w:rPr>
-          <w:t>14:16–17</w:t>
-        </w:r>
-      </w:hyperlink>
+      <w:r>
+        <w:rPr>
+          <w:rtl/>
+          <w:cs/>
+          <w:lang w:val="ar_AE" w:bidi="ar_AE"/>
+        </w:rPr>
+        <w:t>14:16–17</w:t>
+      </w:r>
       <w:r>
         <w:rPr>
           <w:rtl/>
@@ -5587,20 +4495,14 @@
         </w:rPr>
         <w:t xml:space="preserve">; </w:t>
       </w:r>
-      <w:hyperlink r:id="rId164">
-        <w:r>
-          <w:rPr>
-            <w:rtl/>
-            <w:cs/>
-            <w:lang w:val="ar_AE" w:bidi="ar_AE"/>
-          </w:rPr>
-          <w:rPr>
-            <w:color w:val="0000EE"/>
-            <w:u w:val="single"/>
-          </w:rPr>
-          <w:t>15:14</w:t>
-        </w:r>
-      </w:hyperlink>
+      <w:r>
+        <w:rPr>
+          <w:rtl/>
+          <w:cs/>
+          <w:lang w:val="ar_AE" w:bidi="ar_AE"/>
+        </w:rPr>
+        <w:t>15:14</w:t>
+      </w:r>
       <w:r>
         <w:rPr>
           <w:rtl/>
@@ -5609,20 +4511,14 @@
         </w:rPr>
         <w:t xml:space="preserve">; </w:t>
       </w:r>
-      <w:hyperlink r:id="rId165">
-        <w:r>
-          <w:rPr>
-            <w:rtl/>
-            <w:cs/>
-            <w:lang w:val="ar_AE" w:bidi="ar_AE"/>
-          </w:rPr>
-          <w:rPr>
-            <w:color w:val="0000EE"/>
-            <w:u w:val="single"/>
-          </w:rPr>
-          <w:t>19:25–26</w:t>
-        </w:r>
-      </w:hyperlink>
+      <w:r>
+        <w:rPr>
+          <w:rtl/>
+          <w:cs/>
+          <w:lang w:val="ar_AE" w:bidi="ar_AE"/>
+        </w:rPr>
+        <w:t>19:25–26</w:t>
+      </w:r>
       <w:r>
         <w:rPr>
           <w:rtl/>
@@ -5631,20 +4527,14 @@
         </w:rPr>
         <w:t xml:space="preserve">; </w:t>
       </w:r>
-      <w:hyperlink r:id="rId166">
-        <w:r>
-          <w:rPr>
-            <w:rtl/>
-            <w:cs/>
-            <w:lang w:val="ar_AE" w:bidi="ar_AE"/>
-          </w:rPr>
-          <w:rPr>
-            <w:color w:val="0000EE"/>
-            <w:u w:val="single"/>
-          </w:rPr>
-          <w:t>23:10</w:t>
-        </w:r>
-      </w:hyperlink>
+      <w:r>
+        <w:rPr>
+          <w:rtl/>
+          <w:cs/>
+          <w:lang w:val="ar_AE" w:bidi="ar_AE"/>
+        </w:rPr>
+        <w:t>23:10</w:t>
+      </w:r>
       <w:r>
         <w:rPr>
           <w:rtl/>
@@ -5653,20 +4543,14 @@
         </w:rPr>
         <w:t xml:space="preserve">; </w:t>
       </w:r>
-      <w:hyperlink r:id="rId167">
-        <w:r>
-          <w:rPr>
-            <w:rtl/>
-            <w:cs/>
-            <w:lang w:val="ar_AE" w:bidi="ar_AE"/>
-          </w:rPr>
-          <w:rPr>
-            <w:color w:val="0000EE"/>
-            <w:u w:val="single"/>
-          </w:rPr>
-          <w:t>25:4</w:t>
-        </w:r>
-      </w:hyperlink>
+      <w:r>
+        <w:rPr>
+          <w:rtl/>
+          <w:cs/>
+          <w:lang w:val="ar_AE" w:bidi="ar_AE"/>
+        </w:rPr>
+        <w:t>25:4</w:t>
+      </w:r>
       <w:r>
         <w:rPr>
           <w:rtl/>
@@ -5675,20 +4559,14 @@
         </w:rPr>
         <w:t xml:space="preserve">; </w:t>
       </w:r>
-      <w:hyperlink r:id="rId168">
-        <w:r>
-          <w:rPr>
-            <w:rtl/>
-            <w:cs/>
-            <w:lang w:val="ar_AE" w:bidi="ar_AE"/>
-          </w:rPr>
-          <w:rPr>
-            <w:color w:val="0000EE"/>
-            <w:u w:val="single"/>
-          </w:rPr>
-          <w:t>27:5–6</w:t>
-        </w:r>
-      </w:hyperlink>
+      <w:r>
+        <w:rPr>
+          <w:rtl/>
+          <w:cs/>
+          <w:lang w:val="ar_AE" w:bidi="ar_AE"/>
+        </w:rPr>
+        <w:t>27:5–6</w:t>
+      </w:r>
       <w:r>
         <w:rPr>
           <w:rtl/>
@@ -5697,20 +4575,14 @@
         </w:rPr>
         <w:t xml:space="preserve">; </w:t>
       </w:r>
-      <w:hyperlink r:id="rId156">
-        <w:r>
-          <w:rPr>
-            <w:rtl/>
-            <w:cs/>
-            <w:lang w:val="ar_AE" w:bidi="ar_AE"/>
-          </w:rPr>
-          <w:rPr>
-            <w:color w:val="0000EE"/>
-            <w:u w:val="single"/>
-          </w:rPr>
-          <w:t>42:7–8</w:t>
-        </w:r>
-      </w:hyperlink>
+      <w:r>
+        <w:rPr>
+          <w:rtl/>
+          <w:cs/>
+          <w:lang w:val="ar_AE" w:bidi="ar_AE"/>
+        </w:rPr>
+        <w:t>42:7–8</w:t>
+      </w:r>
       <w:r>
         <w:rPr>
           <w:rtl/>
@@ -5719,20 +4591,14 @@
         </w:rPr>
         <w:t xml:space="preserve">; </w:t>
       </w:r>
-      <w:hyperlink r:id="rId169">
-        <w:r>
-          <w:rPr>
-            <w:rtl/>
-            <w:cs/>
-            <w:lang w:val="ar_AE" w:bidi="ar_AE"/>
-          </w:rPr>
-          <w:rPr>
-            <w:color w:val="0000EE"/>
-            <w:u w:val="single"/>
-          </w:rPr>
-          <w:t>مزامير 25:7</w:t>
-        </w:r>
-      </w:hyperlink>
+      <w:r>
+        <w:rPr>
+          <w:rtl/>
+          <w:cs/>
+          <w:lang w:val="ar_AE" w:bidi="ar_AE"/>
+        </w:rPr>
+        <w:t>مزامير 25:7</w:t>
+      </w:r>
       <w:r>
         <w:rPr>
           <w:rtl/>
@@ -5741,20 +4607,14 @@
         </w:rPr>
         <w:t xml:space="preserve">; </w:t>
       </w:r>
-      <w:hyperlink r:id="rId170">
-        <w:r>
-          <w:rPr>
-            <w:rtl/>
-            <w:cs/>
-            <w:lang w:val="ar_AE" w:bidi="ar_AE"/>
-          </w:rPr>
-          <w:rPr>
-            <w:color w:val="0000EE"/>
-            <w:u w:val="single"/>
-          </w:rPr>
-          <w:t>37:37</w:t>
-        </w:r>
-      </w:hyperlink>
+      <w:r>
+        <w:rPr>
+          <w:rtl/>
+          <w:cs/>
+          <w:lang w:val="ar_AE" w:bidi="ar_AE"/>
+        </w:rPr>
+        <w:t>37:37</w:t>
+      </w:r>
       <w:r>
         <w:rPr>
           <w:rtl/>
@@ -5763,20 +4623,14 @@
         </w:rPr>
         <w:t xml:space="preserve">; </w:t>
       </w:r>
-      <w:hyperlink r:id="rId171">
-        <w:r>
-          <w:rPr>
-            <w:rtl/>
-            <w:cs/>
-            <w:lang w:val="ar_AE" w:bidi="ar_AE"/>
-          </w:rPr>
-          <w:rPr>
-            <w:color w:val="0000EE"/>
-            <w:u w:val="single"/>
-          </w:rPr>
-          <w:t>51:17</w:t>
-        </w:r>
-      </w:hyperlink>
+      <w:r>
+        <w:rPr>
+          <w:rtl/>
+          <w:cs/>
+          <w:lang w:val="ar_AE" w:bidi="ar_AE"/>
+        </w:rPr>
+        <w:t>51:17</w:t>
+      </w:r>
       <w:r>
         <w:rPr>
           <w:rtl/>
@@ -5785,20 +4639,14 @@
         </w:rPr>
         <w:t xml:space="preserve">; </w:t>
       </w:r>
-      <w:hyperlink r:id="rId172">
-        <w:r>
-          <w:rPr>
-            <w:rtl/>
-            <w:cs/>
-            <w:lang w:val="ar_AE" w:bidi="ar_AE"/>
-          </w:rPr>
-          <w:rPr>
-            <w:color w:val="0000EE"/>
-            <w:u w:val="single"/>
-          </w:rPr>
-          <w:t>حزقيال 4:14</w:t>
-        </w:r>
-      </w:hyperlink>
+      <w:r>
+        <w:rPr>
+          <w:rtl/>
+          <w:cs/>
+          <w:lang w:val="ar_AE" w:bidi="ar_AE"/>
+        </w:rPr>
+        <w:t>حزقيال 4:14</w:t>
+      </w:r>
       <w:r>
         <w:rPr>
           <w:rtl/>
@@ -5807,20 +4655,14 @@
         </w:rPr>
         <w:t xml:space="preserve">; </w:t>
       </w:r>
-      <w:hyperlink r:id="rId135">
-        <w:r>
-          <w:rPr>
-            <w:rtl/>
-            <w:cs/>
-            <w:lang w:val="ar_AE" w:bidi="ar_AE"/>
-          </w:rPr>
-          <w:rPr>
-            <w:color w:val="0000EE"/>
-            <w:u w:val="single"/>
-          </w:rPr>
-          <w:t>رومية 3:10</w:t>
-        </w:r>
-      </w:hyperlink>
+      <w:r>
+        <w:rPr>
+          <w:rtl/>
+          <w:cs/>
+          <w:lang w:val="ar_AE" w:bidi="ar_AE"/>
+        </w:rPr>
+        <w:t>رومية 3:10</w:t>
+      </w:r>
       <w:r>
         <w:rPr>
           <w:rtl/>
@@ -5829,20 +4671,14 @@
         </w:rPr>
         <w:t xml:space="preserve">, </w:t>
       </w:r>
-      <w:hyperlink r:id="rId136">
-        <w:r>
-          <w:rPr>
-            <w:rtl/>
-            <w:cs/>
-            <w:lang w:val="ar_AE" w:bidi="ar_AE"/>
-          </w:rPr>
-          <w:rPr>
-            <w:color w:val="0000EE"/>
-            <w:u w:val="single"/>
-          </w:rPr>
-          <w:t>23</w:t>
-        </w:r>
-      </w:hyperlink>
+      <w:r>
+        <w:rPr>
+          <w:rtl/>
+          <w:cs/>
+          <w:lang w:val="ar_AE" w:bidi="ar_AE"/>
+        </w:rPr>
+        <w:t>23</w:t>
+      </w:r>
       <w:r>
         <w:rPr>
           <w:rtl/>
@@ -5851,20 +4687,14 @@
         </w:rPr>
         <w:t xml:space="preserve">, </w:t>
       </w:r>
-      <w:hyperlink r:id="rId173">
-        <w:r>
-          <w:rPr>
-            <w:rtl/>
-            <w:cs/>
-            <w:lang w:val="ar_AE" w:bidi="ar_AE"/>
-          </w:rPr>
-          <w:rPr>
-            <w:color w:val="0000EE"/>
-            <w:u w:val="single"/>
-          </w:rPr>
-          <w:t>25</w:t>
-        </w:r>
-      </w:hyperlink>
+      <w:r>
+        <w:rPr>
+          <w:rtl/>
+          <w:cs/>
+          <w:lang w:val="ar_AE" w:bidi="ar_AE"/>
+        </w:rPr>
+        <w:t>25</w:t>
+      </w:r>
       <w:r>
         <w:rPr>
           <w:rtl/>
@@ -5873,20 +4703,14 @@
         </w:rPr>
         <w:t xml:space="preserve">; </w:t>
       </w:r>
-      <w:hyperlink r:id="rId157">
-        <w:r>
-          <w:rPr>
-            <w:rtl/>
-            <w:cs/>
-            <w:lang w:val="ar_AE" w:bidi="ar_AE"/>
-          </w:rPr>
-          <w:rPr>
-            <w:color w:val="0000EE"/>
-            <w:u w:val="single"/>
-          </w:rPr>
-          <w:t>4:4–5</w:t>
-        </w:r>
-      </w:hyperlink>
+      <w:r>
+        <w:rPr>
+          <w:rtl/>
+          <w:cs/>
+          <w:lang w:val="ar_AE" w:bidi="ar_AE"/>
+        </w:rPr>
+        <w:t>4:4–5</w:t>
+      </w:r>
       <w:r>
         <w:rPr>
           <w:rtl/>
@@ -5895,20 +4719,14 @@
         </w:rPr>
         <w:t xml:space="preserve">; </w:t>
       </w:r>
-      <w:hyperlink r:id="rId174">
-        <w:r>
-          <w:rPr>
-            <w:rtl/>
-            <w:cs/>
-            <w:lang w:val="ar_AE" w:bidi="ar_AE"/>
-          </w:rPr>
-          <w:rPr>
-            <w:color w:val="0000EE"/>
-            <w:u w:val="single"/>
-          </w:rPr>
-          <w:t>6:23</w:t>
-        </w:r>
-      </w:hyperlink>
+      <w:r>
+        <w:rPr>
+          <w:rtl/>
+          <w:cs/>
+          <w:lang w:val="ar_AE" w:bidi="ar_AE"/>
+        </w:rPr>
+        <w:t>6:23</w:t>
+      </w:r>
       <w:r>
         <w:rPr>
           <w:rtl/>
@@ -5917,20 +4735,14 @@
         </w:rPr>
         <w:t xml:space="preserve">; </w:t>
       </w:r>
-      <w:hyperlink r:id="rId149">
-        <w:r>
-          <w:rPr>
-            <w:rtl/>
-            <w:cs/>
-            <w:lang w:val="ar_AE" w:bidi="ar_AE"/>
-          </w:rPr>
-          <w:rPr>
-            <w:color w:val="0000EE"/>
-            <w:u w:val="single"/>
-          </w:rPr>
-          <w:t>1 كورنثوس 13:12</w:t>
-        </w:r>
-      </w:hyperlink>
+      <w:r>
+        <w:rPr>
+          <w:rtl/>
+          <w:cs/>
+          <w:lang w:val="ar_AE" w:bidi="ar_AE"/>
+        </w:rPr>
+        <w:t>1 كورنثوس 13:12</w:t>
+      </w:r>
       <w:r>
         <w:rPr>
           <w:rtl/>
@@ -5939,20 +4751,14 @@
         </w:rPr>
         <w:t xml:space="preserve">; </w:t>
       </w:r>
-      <w:hyperlink r:id="rId150">
-        <w:r>
-          <w:rPr>
-            <w:rtl/>
-            <w:cs/>
-            <w:lang w:val="ar_AE" w:bidi="ar_AE"/>
-          </w:rPr>
-          <w:rPr>
-            <w:color w:val="0000EE"/>
-            <w:u w:val="single"/>
-          </w:rPr>
-          <w:t>2 كورنثوس 4:18</w:t>
-        </w:r>
-      </w:hyperlink>
+      <w:r>
+        <w:rPr>
+          <w:rtl/>
+          <w:cs/>
+          <w:lang w:val="ar_AE" w:bidi="ar_AE"/>
+        </w:rPr>
+        <w:t>2 كورنثوس 4:18</w:t>
+      </w:r>
       <w:r>
         <w:rPr>
           <w:rtl/>
